--- a/downloads/workbook/ai-7-week-20.docx
+++ b/downloads/workbook/ai-7-week-20.docx
@@ -961,6 +961,178 @@
         <w:t>Project connection: For the Reproducible AI Research Study, retain an annotated worked trace and the changed-case reasoning. Connect the claim to its records, units and assumptions so another investigator can challenge or reproduce it.</w:t>
       </w:r>
     </w:p>
+    <w:p>
+      <w:pPr>
+        <w:pStyle w:val="Heading1"/>
+      </w:pPr>
+      <w:r>
+        <w:t>13. Project portfolio milestone</w:t>
+      </w:r>
+    </w:p>
+    <w:p>
+      <w:r>
+        <w:t>Project: Reproducible AI Research Study</w:t>
+      </w:r>
+    </w:p>
+    <w:p>
+      <w:r>
+        <w:t>Current milestone: Evaluate and revise. Compare with your starting method, explain errors and record a justified revision.</w:t>
+      </w:r>
+    </w:p>
+    <w:p>
+      <w:r>
+        <w:t>For the Reproducible AI Research Study, retain an annotated worked trace and the changed-case reasoning. Connect the claim to its records, units and assumptions so another investigator can challenge or reproduce it.</w:t>
+      </w:r>
+    </w:p>
+    <w:tbl>
+      <w:tblPr>
+        <w:tblStyle w:val="LightShading-Accent1"/>
+        <w:tblW w:type="auto" w:w="0"/>
+        <w:tblLook w:firstColumn="1" w:firstRow="1" w:lastColumn="0" w:lastRow="0" w:noHBand="0" w:noVBand="1" w:val="04A0"/>
+      </w:tblPr>
+      <w:tblGrid>
+        <w:gridCol w:w="5112"/>
+        <w:gridCol w:w="5112"/>
+      </w:tblGrid>
+      <w:tr>
+        <w:trPr>
+          <w:tblHeader/>
+        </w:trPr>
+        <w:tc>
+          <w:tcPr>
+            <w:tcW w:type="dxa" w:w="5112"/>
+          </w:tcPr>
+          <w:p>
+            <w:r>
+              <w:t>Evidence to keep</w:t>
+            </w:r>
+          </w:p>
+        </w:tc>
+        <w:tc>
+          <w:tcPr>
+            <w:tcW w:type="dxa" w:w="5112"/>
+          </w:tcPr>
+          <w:p>
+            <w:r>
+              <w:t>My record</w:t>
+            </w:r>
+          </w:p>
+        </w:tc>
+      </w:tr>
+      <w:tr>
+        <w:tc>
+          <w:tcPr>
+            <w:tcW w:type="dxa" w:w="5112"/>
+          </w:tcPr>
+          <w:p>
+            <w:r>
+              <w:t>This week’s input and deciding step</w:t>
+            </w:r>
+          </w:p>
+        </w:tc>
+        <w:tc>
+          <w:tcPr>
+            <w:tcW w:type="dxa" w:w="5112"/>
+          </w:tcPr>
+          <w:p>
+            <w:r/>
+          </w:p>
+        </w:tc>
+      </w:tr>
+      <w:tr>
+        <w:tc>
+          <w:tcPr>
+            <w:tcW w:type="dxa" w:w="5112"/>
+          </w:tcPr>
+          <w:p>
+            <w:r>
+              <w:t>Prediction and actual result (or labelled paper trace)</w:t>
+            </w:r>
+          </w:p>
+        </w:tc>
+        <w:tc>
+          <w:tcPr>
+            <w:tcW w:type="dxa" w:w="5112"/>
+          </w:tcPr>
+          <w:p>
+            <w:r/>
+          </w:p>
+        </w:tc>
+      </w:tr>
+      <w:tr>
+        <w:tc>
+          <w:tcPr>
+            <w:tcW w:type="dxa" w:w="5112"/>
+          </w:tcPr>
+          <w:p>
+            <w:r>
+              <w:t>One change since the previous checkpoint and why</w:t>
+            </w:r>
+          </w:p>
+        </w:tc>
+        <w:tc>
+          <w:tcPr>
+            <w:tcW w:type="dxa" w:w="5112"/>
+          </w:tcPr>
+          <w:p>
+            <w:r/>
+          </w:p>
+        </w:tc>
+      </w:tr>
+      <w:tr>
+        <w:tc>
+          <w:tcPr>
+            <w:tcW w:type="dxa" w:w="5112"/>
+          </w:tcPr>
+          <w:p>
+            <w:r>
+              <w:t>One error or limit and the next test</w:t>
+            </w:r>
+          </w:p>
+        </w:tc>
+        <w:tc>
+          <w:tcPr>
+            <w:tcW w:type="dxa" w:w="5112"/>
+          </w:tcPr>
+          <w:p>
+            <w:r/>
+          </w:p>
+        </w:tc>
+      </w:tr>
+    </w:tbl>
+    <w:p>
+      <w:pPr>
+        <w:pStyle w:val="Heading3"/>
+      </w:pPr>
+      <w:r>
+        <w:t>Explain what this week adds to your project. Reuse last week’s record rather than starting again.</w:t>
+      </w:r>
+    </w:p>
+    <w:p>
+      <w:r>
+        <w:t>________________________________________________________________</w:t>
+      </w:r>
+    </w:p>
+    <w:p>
+      <w:r>
+        <w:t>________________________________________________________________</w:t>
+      </w:r>
+    </w:p>
+    <w:p>
+      <w:r>
+        <w:t>________________________________________________________________</w:t>
+      </w:r>
+    </w:p>
+    <w:p>
+      <w:r>
+        <w:t>________________________________________________________________</w:t>
+      </w:r>
+    </w:p>
+    <w:p>
+      <w:r>
+        <w:t>________________________________________________________________</w:t>
+      </w:r>
+    </w:p>
     <w:sectPr>
       <w:pgSz w:w="12240" w:h="15840"/>
       <w:pgMar w:top="936" w:right="1008" w:bottom="936" w:left="1008" w:header="720" w:footer="720" w:gutter="0"/>

--- a/downloads/workbook/ai-7-week-20.docx
+++ b/downloads/workbook/ai-7-week-20.docx
@@ -1133,6 +1133,235 @@
         <w:t>________________________________________________________________</w:t>
       </w:r>
     </w:p>
+    <w:p>
+      <w:pPr>
+        <w:pStyle w:val="Heading1"/>
+      </w:pPr>
+      <w:r>
+        <w:t>14. Supported practice and learning evidence</w:t>
+      </w:r>
+    </w:p>
+    <w:p>
+      <w:r>
+        <w:t>Use this supported practice once, in the browser or on paper. Keep the reserved independent assessment for a separate first attempt before teacher feedback.</w:t>
+      </w:r>
+    </w:p>
+    <w:p>
+      <w:r>
+        <w:t>Govern data by purpose and access. A fictional project needs task scores and random participant codes, but not names.</w:t>
+      </w:r>
+    </w:p>
+    <w:p>
+      <w:pPr>
+        <w:pStyle w:val="Heading3"/>
+      </w:pPr>
+      <w:r>
+        <w:t>Practice 1: explain the deciding evidence</w:t>
+      </w:r>
+    </w:p>
+    <w:p>
+      <w:r>
+        <w:t>Which labelled step matches this detail? Apply the approved deletion schedule to both stores and listed copies.</w:t>
+      </w:r>
+    </w:p>
+    <w:p>
+      <w:r>
+        <w:t>1. Define retention</w:t>
+      </w:r>
+    </w:p>
+    <w:p>
+      <w:r>
+        <w:t>2. Separate tables</w:t>
+      </w:r>
+    </w:p>
+    <w:p>
+      <w:r>
+        <w:t>3. Limit access</w:t>
+      </w:r>
+    </w:p>
+    <w:p>
+      <w:pPr>
+        <w:pStyle w:val="Heading3"/>
+      </w:pPr>
+      <w:r>
+        <w:t>My selected conclusion, deciding fact and explanation</w:t>
+      </w:r>
+    </w:p>
+    <w:p>
+      <w:r>
+        <w:t>________________________________________________________________</w:t>
+      </w:r>
+    </w:p>
+    <w:p>
+      <w:r>
+        <w:t>________________________________________________________________</w:t>
+      </w:r>
+    </w:p>
+    <w:p>
+      <w:r>
+        <w:t>________________________________________________________________</w:t>
+      </w:r>
+    </w:p>
+    <w:p>
+      <w:r>
+        <w:t>________________________________________________________________</w:t>
+      </w:r>
+    </w:p>
+    <w:p>
+      <w:r>
+        <w:t>________________________________________________________________</w:t>
+      </w:r>
+    </w:p>
+    <w:p>
+      <w:r>
+        <w:t>Hint if needed: Read the steps in the pictorial case. Match the supplied detail to the stage that performs or records it.</w:t>
+      </w:r>
+    </w:p>
+    <w:p>
+      <w:r>
+        <w:t>After your attempt, compare with the supported explanation: Define retention Apply the approved deletion schedule to both stores and listed copies. Pseudonymous codes reduce routine exposure but are not the same as irreversible anonymity. Governance specifies purpose, readers, locations and retention.</w:t>
+      </w:r>
+    </w:p>
+    <w:p>
+      <w:pPr>
+        <w:pStyle w:val="Heading3"/>
+      </w:pPr>
+      <w:r>
+        <w:t>Practice 2: explain the deciding evidence</w:t>
+      </w:r>
+    </w:p>
+    <w:p>
+      <w:r>
+        <w:t>Changed-case practice: Publish the identity key with the analysis table. Which conclusion is supported by the supplied facts?</w:t>
+      </w:r>
+    </w:p>
+    <w:p>
+      <w:r>
+        <w:t>1. The records become directly linkable to names and breach this access design.</w:t>
+      </w:r>
+    </w:p>
+    <w:p>
+      <w:r>
+        <w:t>2. We can decide the result without examining the changed input or the procedure.</w:t>
+      </w:r>
+    </w:p>
+    <w:p>
+      <w:r>
+        <w:t>3. This one example guarantees correct results for every future input.</w:t>
+      </w:r>
+    </w:p>
+    <w:p>
+      <w:pPr>
+        <w:pStyle w:val="Heading3"/>
+      </w:pPr>
+      <w:r>
+        <w:t>My selected conclusion, deciding fact and explanation</w:t>
+      </w:r>
+    </w:p>
+    <w:p>
+      <w:r>
+        <w:t>________________________________________________________________</w:t>
+      </w:r>
+    </w:p>
+    <w:p>
+      <w:r>
+        <w:t>________________________________________________________________</w:t>
+      </w:r>
+    </w:p>
+    <w:p>
+      <w:r>
+        <w:t>________________________________________________________________</w:t>
+      </w:r>
+    </w:p>
+    <w:p>
+      <w:r>
+        <w:t>________________________________________________________________</w:t>
+      </w:r>
+    </w:p>
+    <w:p>
+      <w:r>
+        <w:t>________________________________________________________________</w:t>
+      </w:r>
+    </w:p>
+    <w:p>
+      <w:r>
+        <w:t>Hint if needed: Use the changed condition and the deciding step in the pictorial trace. The answer must say what follows from those facts.</w:t>
+      </w:r>
+    </w:p>
+    <w:p>
+      <w:r>
+        <w:t>After your attempt, compare with the supported explanation: The records become directly linkable to names and breach this access design. Separation only helps while the linkage key remains restricted.</w:t>
+      </w:r>
+    </w:p>
+    <w:p>
+      <w:pPr>
+        <w:pStyle w:val="Heading3"/>
+      </w:pPr>
+      <w:r>
+        <w:t>Repair a missing building block</w:t>
+      </w:r>
+    </w:p>
+    <w:p>
+      <w:r>
+        <w:t>Review Research ethics and consent (ai-7/19). Goal: Explain the mechanism and terminology of research ethics and consent. Short practice: Identify which uses the drawing consent permits and excludes. Can the unrelated project reuse the drawings under this agreement, and what new authorisation would be needed?. Return to this week and explain what you changed.</w:t>
+      </w:r>
+    </w:p>
+    <w:p>
+      <w:r>
+        <w:t>Review Sensitivity analysis (ai-7/17). Goal: Explain the mechanism and terminology of sensitivity analysis. Short practice: Classify 0.4, 0.6 and 0.8 at cutoffs 0.5, 0.7 and exactly 0.6. Which equality rule decides the boundary, and can these unlabelled scores identify the best cutoff?. Return to this week and explain what you changed.</w:t>
+      </w:r>
+    </w:p>
+    <w:p>
+      <w:r>
+        <w:t>Review Statistical tests and assumptions (ai-7/14). Goal: Explain the mechanism and terminology of statistical tests and assumptions. Short practice: Calculate each paired difference and the observed sum. Count null arrangements with absolute sum at least four, compute p, and explain the decision at threshold 0.05.. Return to this week and explain what you changed.</w:t>
+      </w:r>
+    </w:p>
+    <w:p>
+      <w:pPr>
+        <w:pStyle w:val="Heading3"/>
+      </w:pPr>
+      <w:r>
+        <w:t>Keep your completed work</w:t>
+      </w:r>
+    </w:p>
+    <w:p>
+      <w:r>
+        <w:t>Use Download completed work in the hosted lesson to export your answers, reflections, practice feedback and code-run evidence. Open the HTML copy to read or print it. Drafts stay in this browser when storage is available; clear drafts on a shared device.</w:t>
+      </w:r>
+    </w:p>
+    <w:p>
+      <w:pPr>
+        <w:pStyle w:val="Heading3"/>
+      </w:pPr>
+      <w:r>
+        <w:t>What I repaired, the evidence I kept and the next test</w:t>
+      </w:r>
+    </w:p>
+    <w:p>
+      <w:r>
+        <w:t>________________________________________________________________</w:t>
+      </w:r>
+    </w:p>
+    <w:p>
+      <w:r>
+        <w:t>________________________________________________________________</w:t>
+      </w:r>
+    </w:p>
+    <w:p>
+      <w:r>
+        <w:t>________________________________________________________________</w:t>
+      </w:r>
+    </w:p>
+    <w:p>
+      <w:r>
+        <w:t>________________________________________________________________</w:t>
+      </w:r>
+    </w:p>
+    <w:p>
+      <w:r>
+        <w:t>________________________________________________________________</w:t>
+      </w:r>
+    </w:p>
     <w:sectPr>
       <w:pgSz w:w="12240" w:h="15840"/>
       <w:pgMar w:top="936" w:right="1008" w:bottom="936" w:left="1008" w:header="720" w:footer="720" w:gutter="0"/>

--- a/downloads/workbook/ai-7-week-20.docx
+++ b/downloads/workbook/ai-7-week-20.docx
@@ -30,33 +30,45 @@
     </w:p>
     <w:p>
       <w:r>
-        <w:t>Try the recall before opening notes. Then use a different colour or a labelled second line to correct your explanation.</w:t>
+        <w:t>Record your starting explanation for Privacy and data governance before opening notes. Show any later correction separately.</w:t>
       </w:r>
     </w:p>
     <w:p>
       <w:pPr>
-        <w:pStyle w:val="Heading3"/>
-      </w:pPr>
-      <w:r>
-        <w:t>Research ethics and consent</w:t>
+        <w:spacing w:line="336" w:lineRule="auto" w:after="180"/>
+      </w:pPr>
+      <w:r>
+        <w:rPr>
+          <w:b w:val="0"/>
+        </w:rPr>
+        <w:t>Try the recall before opening notes. Then use a different colour or a labelled second line to correct your explanation.</w:t>
       </w:r>
     </w:p>
     <w:p>
-      <w:r>
-        <w:t>Without opening the old lesson, explain one key idea from Research ethics and consent. Give an example and a mistake that the idea helps you avoid.</w:t>
+      <w:pPr>
+        <w:pStyle w:val="Heading3"/>
+      </w:pPr>
+      <w:r>
+        <w:t>Research ethics and consent</w:t>
       </w:r>
     </w:p>
     <w:p>
       <w:pPr>
-        <w:pStyle w:val="Heading3"/>
-      </w:pPr>
-      <w:r>
-        <w:t>My remembered idea, example and correction</w:t>
+        <w:spacing w:line="336" w:lineRule="auto" w:after="180"/>
+      </w:pPr>
+      <w:r>
+        <w:rPr>
+          <w:b w:val="0"/>
+        </w:rPr>
+        <w:t>Without opening the old lesson, explain one key idea from Research ethics and consent. Give an example and a mistake that the idea helps you avoid.</w:t>
       </w:r>
     </w:p>
     <w:p>
-      <w:r>
-        <w:t>________________________________________________________________</w:t>
+      <w:pPr>
+        <w:pStyle w:val="Heading3"/>
+      </w:pPr>
+      <w:r>
+        <w:t>My remembered idea, example and correction</w:t>
       </w:r>
     </w:p>
     <w:p>
@@ -70,29 +82,35 @@
       </w:r>
     </w:p>
     <w:p>
-      <w:pPr>
-        <w:pStyle w:val="Heading3"/>
-      </w:pPr>
-      <w:r>
-        <w:t>Sensitivity analysis</w:t>
+      <w:r>
+        <w:t>________________________________________________________________</w:t>
       </w:r>
     </w:p>
     <w:p>
-      <w:r>
-        <w:t>Without opening the old lesson, explain one key idea from Sensitivity analysis. Give an example and a mistake that the idea helps you avoid.</w:t>
+      <w:pPr>
+        <w:pStyle w:val="Heading3"/>
+      </w:pPr>
+      <w:r>
+        <w:t>Sensitivity analysis</w:t>
       </w:r>
     </w:p>
     <w:p>
       <w:pPr>
-        <w:pStyle w:val="Heading3"/>
-      </w:pPr>
-      <w:r>
-        <w:t>My remembered idea, example and correction</w:t>
+        <w:spacing w:line="336" w:lineRule="auto" w:after="180"/>
+      </w:pPr>
+      <w:r>
+        <w:rPr>
+          <w:b w:val="0"/>
+        </w:rPr>
+        <w:t>Without opening the old lesson, explain one key idea from Sensitivity analysis. Give an example and a mistake that the idea helps you avoid.</w:t>
       </w:r>
     </w:p>
     <w:p>
-      <w:r>
-        <w:t>________________________________________________________________</w:t>
+      <w:pPr>
+        <w:pStyle w:val="Heading3"/>
+      </w:pPr>
+      <w:r>
+        <w:t>My remembered idea, example and correction</w:t>
       </w:r>
     </w:p>
     <w:p>
@@ -106,29 +124,35 @@
       </w:r>
     </w:p>
     <w:p>
-      <w:pPr>
-        <w:pStyle w:val="Heading3"/>
-      </w:pPr>
-      <w:r>
-        <w:t>Statistical tests and assumptions</w:t>
+      <w:r>
+        <w:t>________________________________________________________________</w:t>
       </w:r>
     </w:p>
     <w:p>
-      <w:r>
-        <w:t>Without opening the old lesson, explain one key idea from Statistical tests and assumptions. Give an example and a mistake that the idea helps you avoid.</w:t>
+      <w:pPr>
+        <w:pStyle w:val="Heading3"/>
+      </w:pPr>
+      <w:r>
+        <w:t>Statistical tests and assumptions</w:t>
       </w:r>
     </w:p>
     <w:p>
       <w:pPr>
-        <w:pStyle w:val="Heading3"/>
-      </w:pPr>
-      <w:r>
-        <w:t>My remembered idea, example and correction</w:t>
+        <w:spacing w:line="336" w:lineRule="auto" w:after="180"/>
+      </w:pPr>
+      <w:r>
+        <w:rPr>
+          <w:b w:val="0"/>
+        </w:rPr>
+        <w:t>Without opening the old lesson, explain one key idea from Statistical tests and assumptions. Give an example and a mistake that the idea helps you avoid.</w:t>
       </w:r>
     </w:p>
     <w:p>
-      <w:r>
-        <w:t>________________________________________________________________</w:t>
+      <w:pPr>
+        <w:pStyle w:val="Heading3"/>
+      </w:pPr>
+      <w:r>
+        <w:t>My remembered idea, example and correction</w:t>
       </w:r>
     </w:p>
     <w:p>
@@ -142,16 +166,44 @@
       </w:r>
     </w:p>
     <w:p>
-      <w:pPr>
-        <w:pStyle w:val="Heading1"/>
-      </w:pPr>
-      <w:r>
-        <w:t>02. Practise with fading help</w:t>
+      <w:r>
+        <w:t>________________________________________________________________</w:t>
       </w:r>
     </w:p>
     <w:p>
-      <w:r>
-        <w:t>Use W2: Trace the worked case for Privacy and data governance. Record the answer once; the lesson and workbook refer to the same attempt.</w:t>
+      <w:pPr>
+        <w:pStyle w:val="Heading1"/>
+      </w:pPr>
+      <w:r>
+        <w:t>02. Practise with fading help</w:t>
+      </w:r>
+    </w:p>
+    <w:p>
+      <w:r>
+        <w:t>Complete the supported Privacy and data governance trace and record the first step you can explain without help.</w:t>
+      </w:r>
+    </w:p>
+    <w:p>
+      <w:pPr>
+        <w:spacing w:line="336" w:lineRule="auto" w:after="180"/>
+      </w:pPr>
+      <w:r>
+        <w:rPr>
+          <w:b w:val="0"/>
+        </w:rPr>
+        <w:t xml:space="preserve">Use W2: Trace the worked case for Privacy and </w:t>
+      </w:r>
+      <w:r>
+        <w:rPr>
+          <w:b/>
+        </w:rPr>
+        <w:t>data governance</w:t>
+      </w:r>
+      <w:r>
+        <w:rPr>
+          <w:b w:val="0"/>
+        </w:rPr>
+        <w:t>. Record the answer once; the lesson and workbook refer to the same attempt.</w:t>
       </w:r>
     </w:p>
     <w:tbl>
@@ -279,25 +331,49 @@
     </w:p>
     <w:p>
       <w:r>
-        <w:t>Use the worked case for Privacy and data governance. Proposed explanation: “The worked result establishes every future case”. Decide whether this explanation is supported. Point to the step or supplied fact that decides; explain your repair if needed.</w:t>
+        <w:t>Check the proposed Privacy and data governance explanation against the supplied facts before discussing it.</w:t>
       </w:r>
     </w:p>
     <w:p>
       <w:pPr>
-        <w:pStyle w:val="Heading3"/>
-      </w:pPr>
-      <w:r>
-        <w:t>My explanation before partner discussion</w:t>
+        <w:spacing w:line="336" w:lineRule="auto" w:after="180"/>
+      </w:pPr>
+      <w:r>
+        <w:rPr>
+          <w:b w:val="0"/>
+        </w:rPr>
+        <w:t xml:space="preserve">Use the worked case for Privacy and </w:t>
+      </w:r>
+      <w:r>
+        <w:rPr>
+          <w:b/>
+        </w:rPr>
+        <w:t>data governance</w:t>
+      </w:r>
+      <w:r>
+        <w:rPr>
+          <w:b w:val="0"/>
+        </w:rPr>
+        <w:t>. Proposed explanation: “The worked result establishes every future case”. Decide whether this explanation is supported.</w:t>
       </w:r>
     </w:p>
     <w:p>
-      <w:r>
-        <w:t>________________________________________________________________</w:t>
+      <w:pPr>
+        <w:spacing w:line="336" w:lineRule="auto" w:after="180"/>
+      </w:pPr>
+      <w:r>
+        <w:rPr>
+          <w:b w:val="0"/>
+        </w:rPr>
+        <w:t>Point to the step or supplied fact that decides; explain your repair if needed.</w:t>
       </w:r>
     </w:p>
     <w:p>
-      <w:r>
-        <w:t>________________________________________________________________</w:t>
+      <w:pPr>
+        <w:pStyle w:val="Heading3"/>
+      </w:pPr>
+      <w:r>
+        <w:t>My explanation before partner discussion</w:t>
       </w:r>
     </w:p>
     <w:p>
@@ -311,47 +387,53 @@
       </w:r>
     </w:p>
     <w:p>
-      <w:pPr>
-        <w:pStyle w:val="Heading1"/>
-      </w:pPr>
-      <w:r>
-        <w:t>04. Independent transfer case</w:t>
+      <w:r>
+        <w:t>________________________________________________________________</w:t>
       </w:r>
     </w:p>
     <w:p>
-      <w:pPr>
-        <w:pStyle w:val="Heading3"/>
-      </w:pPr>
-      <w:r>
-        <w:t>Independent case: Apply a new case independently</w:t>
+      <w:r>
+        <w:t>________________________________________________________________</w:t>
       </w:r>
     </w:p>
     <w:p>
-      <w:r>
-        <w:t>Aggregate contains one member in a subgroup; policy forbids subgroup reports smaller than5. Decide.</w:t>
+      <w:pPr>
+        <w:pStyle w:val="Heading1"/>
+      </w:pPr>
+      <w:r>
+        <w:t>04. Independent transfer case</w:t>
       </w:r>
     </w:p>
     <w:p>
-      <w:pPr>
-        <w:pStyle w:val="Heading3"/>
-      </w:pPr>
-      <w:r>
-        <w:t>My independent explanation, trace and limits</w:t>
+      <w:r>
+        <w:t>Write one first attempt at the reserved independent case before feedback. Repeated copies of that case refer to the same recorded attempt.</w:t>
       </w:r>
     </w:p>
     <w:p>
-      <w:r>
-        <w:t>________________________________________________________________</w:t>
+      <w:pPr>
+        <w:pStyle w:val="Heading3"/>
+      </w:pPr>
+      <w:r>
+        <w:t>Independent case: Apply a new case independently</w:t>
       </w:r>
     </w:p>
     <w:p>
-      <w:r>
-        <w:t>________________________________________________________________</w:t>
+      <w:pPr>
+        <w:spacing w:line="336" w:lineRule="auto" w:after="180"/>
+      </w:pPr>
+      <w:r>
+        <w:rPr>
+          <w:b w:val="0"/>
+        </w:rPr>
+        <w:t>Aggregate contains one member in a subgroup; policy forbids subgroup reports smaller than5. Decide.</w:t>
       </w:r>
     </w:p>
     <w:p>
-      <w:r>
-        <w:t>________________________________________________________________</w:t>
+      <w:pPr>
+        <w:pStyle w:val="Heading3"/>
+      </w:pPr>
+      <w:r>
+        <w:t>My independent explanation, trace and limits</w:t>
       </w:r>
     </w:p>
     <w:p>
@@ -376,48 +458,96 @@
     </w:p>
     <w:p>
       <w:r>
-        <w:t>Attempt this case before feedback. Record any help. Earlier examples below are further practice; a case already practised with feedback cannot establish fresh transfer.</w:t>
+        <w:t>________________________________________________________________</w:t>
       </w:r>
     </w:p>
     <w:p>
-      <w:pPr>
-        <w:pStyle w:val="Heading1"/>
-      </w:pPr>
-      <w:r>
-        <w:t>05. W1 Explain the mechanism</w:t>
+      <w:r>
+        <w:t>________________________________________________________________</w:t>
       </w:r>
     </w:p>
     <w:p>
       <w:r>
-        <w:t>Explain the weekly mechanism in your own words. Use the worked scenario to name its input, decision rule and output.</w:t>
+        <w:t>________________________________________________________________</w:t>
       </w:r>
     </w:p>
     <w:p>
       <w:pPr>
-        <w:pStyle w:val="Heading3"/>
-      </w:pPr>
-      <w:r>
-        <w:t>My reasoning and evidence</w:t>
+        <w:spacing w:line="336" w:lineRule="auto" w:after="180"/>
+      </w:pPr>
+      <w:r>
+        <w:rPr>
+          <w:b w:val="0"/>
+        </w:rPr>
+        <w:t>Attempt this case before feedback. Record any help. Earlier examples below are further practice; a case already practised with feedback cannot establish fresh transfer.</w:t>
       </w:r>
     </w:p>
     <w:p>
-      <w:r>
-        <w:t>________________________________________________________________</w:t>
+      <w:pPr>
+        <w:pStyle w:val="Heading1"/>
+      </w:pPr>
+      <w:r>
+        <w:t>05. W1 Explain the mechanism</w:t>
       </w:r>
     </w:p>
     <w:p>
       <w:r>
-        <w:t>________________________________________________________________</w:t>
+        <w:t>Explain the mechanism. Apply the supplied Privacy and data governance facts and keep your reasoning.</w:t>
       </w:r>
     </w:p>
     <w:p>
-      <w:r>
-        <w:t>________________________________________________________________</w:t>
+      <w:pPr>
+        <w:spacing w:line="336" w:lineRule="auto" w:after="180"/>
+      </w:pPr>
+      <w:r>
+        <w:rPr>
+          <w:b w:val="0"/>
+        </w:rPr>
+        <w:t xml:space="preserve">Explain the weekly </w:t>
+      </w:r>
+      <w:r>
+        <w:rPr>
+          <w:b/>
+        </w:rPr>
+        <w:t>mechanism</w:t>
+      </w:r>
+      <w:r>
+        <w:rPr>
+          <w:b w:val="0"/>
+        </w:rPr>
+        <w:t xml:space="preserve"> in your own words. Use the worked scenario to name its </w:t>
+      </w:r>
+      <w:r>
+        <w:rPr>
+          <w:b/>
+        </w:rPr>
+        <w:t>input</w:t>
+      </w:r>
+      <w:r>
+        <w:rPr>
+          <w:b w:val="0"/>
+        </w:rPr>
+        <w:t xml:space="preserve">, decision rule and </w:t>
+      </w:r>
+      <w:r>
+        <w:rPr>
+          <w:b/>
+        </w:rPr>
+        <w:t>output</w:t>
+      </w:r>
+      <w:r>
+        <w:rPr>
+          <w:b w:val="0"/>
+        </w:rPr>
+        <w:t>.</w:t>
       </w:r>
     </w:p>
     <w:p>
-      <w:r>
-        <w:t>________________________________________________________________</w:t>
+      <w:pPr>
+        <w:pStyle w:val="Heading3"/>
+      </w:pPr>
+      <w:r>
+        <w:t>My reasoning and evidence</w:t>
       </w:r>
     </w:p>
     <w:p>
@@ -431,24 +561,18 @@
       </w:r>
     </w:p>
     <w:p>
-      <w:pPr>
-        <w:pStyle w:val="Heading1"/>
-      </w:pPr>
-      <w:r>
-        <w:t>06. W2 Trace the worked case</w:t>
+      <w:r>
+        <w:t>________________________________________________________________</w:t>
       </w:r>
     </w:p>
     <w:p>
       <w:r>
-        <w:t>Export has coded ID, exact birth date, classroom and rare condition. Team calls it anonymous because names are removed. Show the intermediate steps and give the conclusion with its scope.</w:t>
+        <w:t>________________________________________________________________</w:t>
       </w:r>
     </w:p>
     <w:p>
-      <w:pPr>
-        <w:pStyle w:val="Heading3"/>
-      </w:pPr>
-      <w:r>
-        <w:t>My reasoning and evidence</w:t>
+      <w:r>
+        <w:t>________________________________________________________________</w:t>
       </w:r>
     </w:p>
     <w:p>
@@ -457,23 +581,35 @@
       </w:r>
     </w:p>
     <w:p>
-      <w:r>
-        <w:t>________________________________________________________________</w:t>
+      <w:pPr>
+        <w:pStyle w:val="Heading1"/>
+      </w:pPr>
+      <w:r>
+        <w:t>06. W2 Trace the worked case</w:t>
       </w:r>
     </w:p>
     <w:p>
       <w:r>
-        <w:t>________________________________________________________________</w:t>
+        <w:t>Trace the worked case. Apply the supplied Privacy and data governance facts and keep your reasoning.</w:t>
       </w:r>
     </w:p>
     <w:p>
-      <w:r>
-        <w:t>________________________________________________________________</w:t>
+      <w:pPr>
+        <w:spacing w:line="336" w:lineRule="auto" w:after="180"/>
+      </w:pPr>
+      <w:r>
+        <w:rPr>
+          <w:b w:val="0"/>
+        </w:rPr>
+        <w:t>Export has coded ID, exact birth date, classroom and rare condition. Team calls it anonymous because names are removed. Show the intermediate steps and give the conclusion with its scope.</w:t>
       </w:r>
     </w:p>
     <w:p>
-      <w:r>
-        <w:t>________________________________________________________________</w:t>
+      <w:pPr>
+        <w:pStyle w:val="Heading3"/>
+      </w:pPr>
+      <w:r>
+        <w:t>My reasoning and evidence</w:t>
       </w:r>
     </w:p>
     <w:p>
@@ -487,24 +623,18 @@
       </w:r>
     </w:p>
     <w:p>
-      <w:pPr>
-        <w:pStyle w:val="Heading1"/>
-      </w:pPr>
-      <w:r>
-        <w:t>07. W3 Audit the limit</w:t>
+      <w:r>
+        <w:t>________________________________________________________________</w:t>
       </w:r>
     </w:p>
     <w:p>
       <w:r>
-        <w:t>A report omits this qualification: A size threshold or coding scheme alone does not guarantee privacy. Explain how omitting it could change a reader's interpretation, and write an accurate replacement.</w:t>
+        <w:t>________________________________________________________________</w:t>
       </w:r>
     </w:p>
     <w:p>
-      <w:pPr>
-        <w:pStyle w:val="Heading3"/>
-      </w:pPr>
-      <w:r>
-        <w:t>My reasoning and evidence</w:t>
+      <w:r>
+        <w:t>________________________________________________________________</w:t>
       </w:r>
     </w:p>
     <w:p>
@@ -518,44 +648,50 @@
       </w:r>
     </w:p>
     <w:p>
-      <w:r>
-        <w:t>________________________________________________________________</w:t>
+      <w:pPr>
+        <w:pStyle w:val="Heading1"/>
+      </w:pPr>
+      <w:r>
+        <w:t>07. W3 Audit the limit</w:t>
       </w:r>
     </w:p>
     <w:p>
       <w:r>
-        <w:t>________________________________________________________________</w:t>
+        <w:t>Audit the limit. Apply the supplied Privacy and data governance facts and keep your reasoning.</w:t>
       </w:r>
     </w:p>
     <w:p>
-      <w:r>
-        <w:t>________________________________________________________________</w:t>
+      <w:pPr>
+        <w:spacing w:line="336" w:lineRule="auto" w:after="180"/>
+      </w:pPr>
+      <w:r>
+        <w:rPr>
+          <w:b w:val="0"/>
+        </w:rPr>
+        <w:t>A report omits this qualification: A size threshold or coding scheme alone does not guarantee privacy. Explain how omitting it could change a reader's interpretation, and write an accurate replacement.</w:t>
       </w:r>
     </w:p>
     <w:p>
-      <w:r>
-        <w:t>________________________________________________________________</w:t>
+      <w:pPr>
+        <w:pStyle w:val="Heading3"/>
+      </w:pPr>
+      <w:r>
+        <w:t>My reasoning and evidence</w:t>
       </w:r>
     </w:p>
     <w:p>
-      <w:pPr>
-        <w:pStyle w:val="Heading1"/>
-      </w:pPr>
-      <w:r>
-        <w:t>08. W4 Apply a new case independently</w:t>
+      <w:r>
+        <w:t>________________________________________________________________</w:t>
       </w:r>
     </w:p>
     <w:p>
       <w:r>
-        <w:t>Aggregate contains one member in a subgroup; policy forbids subgroup reports smaller than5. Decide.</w:t>
+        <w:t>________________________________________________________________</w:t>
       </w:r>
     </w:p>
     <w:p>
-      <w:pPr>
-        <w:pStyle w:val="Heading3"/>
-      </w:pPr>
-      <w:r>
-        <w:t>My reasoning and evidence</w:t>
+      <w:r>
+        <w:t>________________________________________________________________</w:t>
       </w:r>
     </w:p>
     <w:p>
@@ -574,23 +710,35 @@
       </w:r>
     </w:p>
     <w:p>
-      <w:r>
-        <w:t>________________________________________________________________</w:t>
+      <w:pPr>
+        <w:pStyle w:val="Heading1"/>
+      </w:pPr>
+      <w:r>
+        <w:t>08. W4 Apply a new case independently</w:t>
       </w:r>
     </w:p>
     <w:p>
       <w:r>
-        <w:t>________________________________________________________________</w:t>
+        <w:t>Attempt before feedback. If this repeats the selected independent case, reuse that first attempt; otherwise keep a separate record. Apply a new case independently. Apply the supplied Privacy and data governance facts and keep your reasoning.</w:t>
       </w:r>
     </w:p>
     <w:p>
-      <w:r>
-        <w:t>________________________________________________________________</w:t>
+      <w:pPr>
+        <w:spacing w:line="336" w:lineRule="auto" w:after="180"/>
+      </w:pPr>
+      <w:r>
+        <w:rPr>
+          <w:b w:val="0"/>
+        </w:rPr>
+        <w:t>Aggregate contains one member in a subgroup; policy forbids subgroup reports smaller than5. Decide.</w:t>
       </w:r>
     </w:p>
     <w:p>
-      <w:r>
-        <w:t>________________________________________________________________</w:t>
+      <w:pPr>
+        <w:pStyle w:val="Heading3"/>
+      </w:pPr>
+      <w:r>
+        <w:t>My reasoning and evidence</w:t>
       </w:r>
     </w:p>
     <w:p>
@@ -599,24 +747,18 @@
       </w:r>
     </w:p>
     <w:p>
-      <w:pPr>
-        <w:pStyle w:val="Heading1"/>
-      </w:pPr>
-      <w:r>
-        <w:t>09. W5 Design a revealing follow-up</w:t>
+      <w:r>
+        <w:t>________________________________________________________________</w:t>
       </w:r>
     </w:p>
     <w:p>
       <w:r>
-        <w:t>For the worked scenario, propose one additional case that could reveal a failure, describe its expected outcome before running it, and explain what would need to remain fixed for a fair comparison. Do not reuse W4 as a new final test after receiving feedback.</w:t>
+        <w:t>________________________________________________________________</w:t>
       </w:r>
     </w:p>
     <w:p>
-      <w:pPr>
-        <w:pStyle w:val="Heading3"/>
-      </w:pPr>
-      <w:r>
-        <w:t>My reasoning and evidence</w:t>
+      <w:r>
+        <w:t>________________________________________________________________</w:t>
       </w:r>
     </w:p>
     <w:p>
@@ -640,39 +782,51 @@
       </w:r>
     </w:p>
     <w:p>
-      <w:r>
-        <w:t>________________________________________________________________</w:t>
+      <w:pPr>
+        <w:pStyle w:val="Heading1"/>
+      </w:pPr>
+      <w:r>
+        <w:t>09. W5 Design a revealing follow-up</w:t>
       </w:r>
     </w:p>
     <w:p>
       <w:r>
-        <w:t>________________________________________________________________</w:t>
+        <w:t>Design a revealing follow-up. Apply the supplied Privacy and data governance facts and keep your reasoning.</w:t>
       </w:r>
     </w:p>
     <w:p>
-      <w:r>
-        <w:t>________________________________________________________________</w:t>
+      <w:pPr>
+        <w:spacing w:line="336" w:lineRule="auto" w:after="180"/>
+      </w:pPr>
+      <w:r>
+        <w:rPr>
+          <w:b w:val="0"/>
+        </w:rPr>
+        <w:t>For the worked scenario, propose one additional case that could reveal a failure, describe its expected outcome before running it, and explain what would need to remain fixed for a fair comparison.</w:t>
       </w:r>
     </w:p>
     <w:p>
       <w:pPr>
-        <w:pStyle w:val="Heading1"/>
-      </w:pPr>
-      <w:r>
-        <w:t>10. Project checkpoint and reflection</w:t>
+        <w:spacing w:line="336" w:lineRule="auto" w:after="180"/>
+      </w:pPr>
+      <w:r>
+        <w:rPr>
+          <w:b w:val="0"/>
+        </w:rPr>
+        <w:t>Do not reuse W4 as a new final test after receiving feedback.</w:t>
       </w:r>
     </w:p>
     <w:p>
-      <w:r>
-        <w:t>Add a labelled privacy and data governance evidence sheet to Reproducible AI Research Study. Show how you can explain the mechanism and terminology of privacy and data governance. Use the supplied fictional case and keep its inputs, intermediate steps, calculation or prediction, and limitation. Connect this record to last week’s record; a matching answer without a trace is insufficient.</w:t>
+      <w:pPr>
+        <w:pStyle w:val="Heading3"/>
+      </w:pPr>
+      <w:r>
+        <w:t>My reasoning and evidence</w:t>
       </w:r>
     </w:p>
     <w:p>
-      <w:pPr>
-        <w:pStyle w:val="Heading3"/>
-      </w:pPr>
-      <w:r>
-        <w:t>My project change, supporting evidence and remaining limit</w:t>
+      <w:r>
+        <w:t>________________________________________________________________</w:t>
       </w:r>
     </w:p>
     <w:p>
@@ -710,7 +864,157 @@
         <w:pStyle w:val="Heading1"/>
       </w:pPr>
       <w:r>
+        <w:t>10. Project checkpoint and reflection</w:t>
+      </w:r>
+    </w:p>
+    <w:p>
+      <w:r>
+        <w:t>Connect Privacy and data governance to Reproducible AI Research Study, identify a limit and choose the next useful test.</w:t>
+      </w:r>
+    </w:p>
+    <w:p>
+      <w:pPr>
+        <w:spacing w:line="336" w:lineRule="auto" w:after="180"/>
+      </w:pPr>
+      <w:r>
+        <w:rPr>
+          <w:b w:val="0"/>
+        </w:rPr>
+        <w:t xml:space="preserve">Add a labelled privacy and </w:t>
+      </w:r>
+      <w:r>
+        <w:rPr>
+          <w:b/>
+        </w:rPr>
+        <w:t>data governance</w:t>
+      </w:r>
+      <w:r>
+        <w:rPr>
+          <w:b w:val="0"/>
+        </w:rPr>
+        <w:t xml:space="preserve"> </w:t>
+      </w:r>
+      <w:r>
+        <w:rPr>
+          <w:b/>
+        </w:rPr>
+        <w:t>evidence</w:t>
+      </w:r>
+      <w:r>
+        <w:rPr>
+          <w:b w:val="0"/>
+        </w:rPr>
+        <w:t xml:space="preserve"> sheet to Reproducible AI Research Study. Show how you can explain the </w:t>
+      </w:r>
+      <w:r>
+        <w:rPr>
+          <w:b/>
+        </w:rPr>
+        <w:t>mechanism</w:t>
+      </w:r>
+      <w:r>
+        <w:rPr>
+          <w:b w:val="0"/>
+        </w:rPr>
+        <w:t xml:space="preserve"> and terminology of privacy and </w:t>
+      </w:r>
+      <w:r>
+        <w:rPr>
+          <w:b/>
+        </w:rPr>
+        <w:t>data governance</w:t>
+      </w:r>
+      <w:r>
+        <w:rPr>
+          <w:b w:val="0"/>
+        </w:rPr>
+        <w:t>.</w:t>
+      </w:r>
+    </w:p>
+    <w:p>
+      <w:pPr>
+        <w:spacing w:line="336" w:lineRule="auto" w:after="180"/>
+      </w:pPr>
+      <w:r>
+        <w:rPr>
+          <w:b w:val="0"/>
+        </w:rPr>
+        <w:t xml:space="preserve">Use the supplied fictional case and keep its </w:t>
+      </w:r>
+      <w:r>
+        <w:rPr>
+          <w:b/>
+        </w:rPr>
+        <w:t>input</w:t>
+      </w:r>
+      <w:r>
+        <w:rPr>
+          <w:b w:val="0"/>
+        </w:rPr>
+        <w:t xml:space="preserve">s, intermediate steps, calculation or </w:t>
+      </w:r>
+      <w:r>
+        <w:rPr>
+          <w:b/>
+        </w:rPr>
+        <w:t>prediction</w:t>
+      </w:r>
+      <w:r>
+        <w:rPr>
+          <w:b w:val="0"/>
+        </w:rPr>
+        <w:t>, and limitation. Connect this record to last week’s record; a matching answer without a trace is insufficient.</w:t>
+      </w:r>
+    </w:p>
+    <w:p>
+      <w:pPr>
+        <w:pStyle w:val="Heading3"/>
+      </w:pPr>
+      <w:r>
+        <w:t>My project change, supporting evidence and remaining limit</w:t>
+      </w:r>
+    </w:p>
+    <w:p>
+      <w:r>
+        <w:t>________________________________________________________________</w:t>
+      </w:r>
+    </w:p>
+    <w:p>
+      <w:r>
+        <w:t>________________________________________________________________</w:t>
+      </w:r>
+    </w:p>
+    <w:p>
+      <w:r>
+        <w:t>________________________________________________________________</w:t>
+      </w:r>
+    </w:p>
+    <w:p>
+      <w:r>
+        <w:t>________________________________________________________________</w:t>
+      </w:r>
+    </w:p>
+    <w:p>
+      <w:r>
+        <w:t>________________________________________________________________</w:t>
+      </w:r>
+    </w:p>
+    <w:p>
+      <w:r>
+        <w:t>________________________________________________________________</w:t>
+      </w:r>
+    </w:p>
+    <w:p>
+      <w:pPr>
+        <w:pStyle w:val="Heading1"/>
+      </w:pPr>
+      <w:r>
         <w:t>11. Feedback, return check and learning record</w:t>
+      </w:r>
+    </w:p>
+    <w:p>
+      <w:r>
+        <w:t>Record the first repaired step and a different case to revisit after a delay.</w:t>
       </w:r>
     </w:p>
     <w:tbl>
@@ -850,7 +1154,13 @@
       </w:tr>
     </w:tbl>
     <w:p>
-      <w:r>
+      <w:pPr>
+        <w:spacing w:line="336" w:lineRule="auto" w:after="180"/>
+      </w:pPr>
+      <w:r>
+        <w:rPr>
+          <w:b w:val="0"/>
+        </w:rPr>
         <w:t>Revisit this idea with your teacher after a delay. Familiarity is different from explaining and using it on a changed case.</w:t>
       </w:r>
     </w:p>
@@ -864,11 +1174,28 @@
     </w:p>
     <w:p>
       <w:r>
-        <w:t>Govern data by purpose and access. A fictional project needs task scores and random participant codes, but not names.</w:t>
+        <w:t>Govern data by purpose and access. A fictional project needs task scores and random participant codes, but not names. Explain the labelled step before checking the changed condition.</w:t>
       </w:r>
     </w:p>
     <w:p>
-      <w:r>
+      <w:pPr>
+        <w:spacing w:line="336" w:lineRule="auto" w:after="180"/>
+      </w:pPr>
+      <w:r>
+        <w:rPr>
+          <w:b w:val="0"/>
+        </w:rPr>
+        <w:t>Govern data by purpose and access. A fictional project needs task scores and random participant codes, but not names.</w:t>
+      </w:r>
+    </w:p>
+    <w:p>
+      <w:pPr>
+        <w:spacing w:line="336" w:lineRule="auto" w:after="180"/>
+      </w:pPr>
+      <w:r>
+        <w:rPr>
+          <w:b w:val="0"/>
+        </w:rPr>
         <w:t>The analysis table holds codes and scores. A separate restricted key links codes to names only for authorised withdrawal handling.</w:t>
       </w:r>
     </w:p>
@@ -909,8 +1236,27 @@
       </w:r>
     </w:p>
     <w:p>
-      <w:r>
-        <w:t>Point to the analysis table and the restricted identity key. Why are the codes pseudonymous rather than guaranteed anonymous, and what changes if the key is published?</w:t>
+      <w:pPr>
+        <w:spacing w:line="336" w:lineRule="auto" w:after="180"/>
+        <w:shd w:fill="F5F1FB"/>
+      </w:pPr>
+      <w:r>
+        <w:rPr>
+          <w:b w:val="0"/>
+        </w:rPr>
+        <w:t xml:space="preserve">Point to the analysis table and the restricted identity key. Why are the codes </w:t>
+      </w:r>
+      <w:r>
+        <w:rPr>
+          <w:b/>
+        </w:rPr>
+        <w:t>pseudonym</w:t>
+      </w:r>
+      <w:r>
+        <w:rPr>
+          <w:b w:val="0"/>
+        </w:rPr>
+        <w:t>ous rather than guaranteed anonymous, and what changes if the key is published?</w:t>
       </w:r>
     </w:p>
     <w:p>
@@ -952,35 +1298,102 @@
       </w:r>
     </w:p>
     <w:p>
-      <w:r>
-        <w:t>Support used: alone / hint / worked example. This record is practice evidence.</w:t>
+      <w:pPr>
+        <w:pStyle w:val="Heading3"/>
+      </w:pPr>
+      <w:r>
+        <w:t>Record the help used</w:t>
       </w:r>
     </w:p>
     <w:p>
-      <w:r>
-        <w:t>Project connection: For the Reproducible AI Research Study, retain an annotated worked trace and the changed-case reasoning. Connect the claim to its records, units and assumptions so another investigator can challenge or reproduce it.</w:t>
+      <w:pPr>
+        <w:spacing w:line="336" w:lineRule="auto" w:after="180"/>
+        <w:shd w:fill="F1F6F8"/>
+      </w:pPr>
+      <w:r>
+        <w:rPr>
+          <w:b w:val="0"/>
+        </w:rPr>
+        <w:t xml:space="preserve">Support used: alone / hint / worked example. This record is practice </w:t>
+      </w:r>
+      <w:r>
+        <w:rPr>
+          <w:b/>
+        </w:rPr>
+        <w:t>evidence</w:t>
+      </w:r>
+      <w:r>
+        <w:rPr>
+          <w:b w:val="0"/>
+        </w:rPr>
+        <w:t>.</w:t>
       </w:r>
     </w:p>
     <w:p>
       <w:pPr>
-        <w:pStyle w:val="Heading1"/>
-      </w:pPr>
-      <w:r>
-        <w:t>13. Project portfolio milestone</w:t>
+        <w:spacing w:line="336" w:lineRule="auto" w:after="180"/>
+      </w:pPr>
+      <w:r>
+        <w:rPr>
+          <w:b w:val="0"/>
+        </w:rPr>
+        <w:t>Project connection: For the Reproducible AI Research Study, retain an annotated worked trace and the changed-case reasoning.</w:t>
       </w:r>
     </w:p>
     <w:p>
-      <w:r>
-        <w:t>Project: Reproducible AI Research Study</w:t>
+      <w:pPr>
+        <w:spacing w:line="336" w:lineRule="auto" w:after="180"/>
+      </w:pPr>
+      <w:r>
+        <w:rPr>
+          <w:b w:val="0"/>
+        </w:rPr>
+        <w:t>Connect the claim to its records, units and assumptions so another investigator can challenge or reproduce it.</w:t>
       </w:r>
     </w:p>
     <w:p>
-      <w:r>
-        <w:t>Current milestone: Evaluate and revise. Compare with your starting method, explain errors and record a justified revision.</w:t>
+      <w:pPr>
+        <w:pStyle w:val="Heading1"/>
+      </w:pPr>
+      <w:r>
+        <w:t>13. Project portfolio milestone</w:t>
       </w:r>
     </w:p>
     <w:p>
       <w:r>
+        <w:t>Keep this week’s input, deciding step, result and limit together in the Reproducible AI Research Study record.</w:t>
+      </w:r>
+    </w:p>
+    <w:p>
+      <w:pPr>
+        <w:spacing w:line="336" w:lineRule="auto" w:after="180"/>
+      </w:pPr>
+      <w:r>
+        <w:rPr>
+          <w:b w:val="0"/>
+        </w:rPr>
+        <w:t>Project: Reproducible AI Research Study</w:t>
+      </w:r>
+    </w:p>
+    <w:p>
+      <w:pPr>
+        <w:spacing w:line="336" w:lineRule="auto" w:after="180"/>
+      </w:pPr>
+      <w:r>
+        <w:rPr>
+          <w:b w:val="0"/>
+        </w:rPr>
+        <w:t>Current milestone: Evaluate and revise. Compare with your starting method, explain errors and record a justified revision.</w:t>
+      </w:r>
+    </w:p>
+    <w:p>
+      <w:pPr>
+        <w:spacing w:line="336" w:lineRule="auto" w:after="180"/>
+      </w:pPr>
+      <w:r>
+        <w:rPr>
+          <w:b w:val="0"/>
+        </w:rPr>
         <w:t>For the Reproducible AI Research Study, retain an annotated worked trace and the changed-case reasoning. Connect the claim to its records, units and assumptions so another investigator can challenge or reproduce it.</w:t>
       </w:r>
     </w:p>
@@ -1143,53 +1556,92 @@
     </w:p>
     <w:p>
       <w:r>
-        <w:t>Use this supported practice once, in the browser or on paper. Keep the reserved independent assessment for a separate first attempt before teacher feedback.</w:t>
+        <w:t>Try the supported questions before comparing with hints and feedback. Record what you repaired and the evidence you retained.</w:t>
       </w:r>
     </w:p>
     <w:p>
-      <w:r>
-        <w:t>Govern data by purpose and access. A fictional project needs task scores and random participant codes, but not names.</w:t>
+      <w:pPr>
+        <w:spacing w:line="336" w:lineRule="auto" w:after="180"/>
+      </w:pPr>
+      <w:r>
+        <w:rPr>
+          <w:b w:val="0"/>
+        </w:rPr>
+        <w:t>Use this supported practice once, in the browser or on paper. Keep the reserved independent assessment for a separate first attempt before teacher feedback.</w:t>
       </w:r>
     </w:p>
     <w:p>
       <w:pPr>
-        <w:pStyle w:val="Heading3"/>
-      </w:pPr>
-      <w:r>
-        <w:t>Practice 1: explain the deciding evidence</w:t>
+        <w:spacing w:line="336" w:lineRule="auto" w:after="180"/>
+      </w:pPr>
+      <w:r>
+        <w:rPr>
+          <w:b w:val="0"/>
+        </w:rPr>
+        <w:t>Govern data by purpose and access. A fictional project needs task scores and random participant codes, but not names.</w:t>
       </w:r>
     </w:p>
     <w:p>
-      <w:r>
-        <w:t>Which labelled step matches this detail? Apply the approved deletion schedule to both stores and listed copies.</w:t>
+      <w:pPr>
+        <w:pStyle w:val="Heading3"/>
+      </w:pPr>
+      <w:r>
+        <w:t>Practice 1: explain the deciding evidence</w:t>
       </w:r>
     </w:p>
     <w:p>
-      <w:r>
-        <w:t>1. Define retention</w:t>
+      <w:pPr>
+        <w:spacing w:line="336" w:lineRule="auto" w:after="180"/>
+      </w:pPr>
+      <w:r>
+        <w:rPr>
+          <w:b w:val="0"/>
+        </w:rPr>
+        <w:t>Which labelled step matches this detail? Apply the approved deletion schedule to both stores and listed copies.</w:t>
       </w:r>
     </w:p>
     <w:p>
-      <w:r>
-        <w:t>2. Separate tables</w:t>
+      <w:pPr>
+        <w:spacing w:line="336" w:lineRule="auto" w:after="180"/>
+        <w:shd w:fill="F4F9FC"/>
+      </w:pPr>
+      <w:r>
+        <w:rPr>
+          <w:b w:val="0"/>
+        </w:rPr>
+        <w:t>1. Define retention</w:t>
       </w:r>
     </w:p>
     <w:p>
-      <w:r>
-        <w:t>3. Limit access</w:t>
+      <w:pPr>
+        <w:spacing w:line="336" w:lineRule="auto" w:after="180"/>
+        <w:shd w:fill="F4F9FC"/>
+      </w:pPr>
+      <w:r>
+        <w:rPr>
+          <w:b w:val="0"/>
+        </w:rPr>
+        <w:t>2. Separate tables</w:t>
       </w:r>
     </w:p>
     <w:p>
       <w:pPr>
-        <w:pStyle w:val="Heading3"/>
-      </w:pPr>
-      <w:r>
-        <w:t>My selected conclusion, deciding fact and explanation</w:t>
+        <w:spacing w:line="336" w:lineRule="auto" w:after="180"/>
+        <w:shd w:fill="F4F9FC"/>
+      </w:pPr>
+      <w:r>
+        <w:rPr>
+          <w:b w:val="0"/>
+        </w:rPr>
+        <w:t>3. Limit access</w:t>
       </w:r>
     </w:p>
     <w:p>
-      <w:r>
-        <w:t>________________________________________________________________</w:t>
+      <w:pPr>
+        <w:pStyle w:val="Heading3"/>
+      </w:pPr>
+      <w:r>
+        <w:t>My selected conclusion, deciding fact and explanation</w:t>
       </w:r>
     </w:p>
     <w:p>
@@ -1214,40 +1666,73 @@
     </w:p>
     <w:p>
       <w:r>
-        <w:t>Hint if needed: Read the steps in the pictorial case. Match the supplied detail to the stage that performs or records it.</w:t>
+        <w:t>________________________________________________________________</w:t>
       </w:r>
     </w:p>
     <w:p>
-      <w:r>
-        <w:t>After your attempt, compare with the supported explanation: Define retention Apply the approved deletion schedule to both stores and listed copies. Pseudonymous codes reduce routine exposure but are not the same as irreversible anonymity. Governance specifies purpose, readers, locations and retention.</w:t>
+      <w:pPr>
+        <w:pStyle w:val="Heading3"/>
+      </w:pPr>
+      <w:r>
+        <w:t>Hint · try first</w:t>
       </w:r>
     </w:p>
     <w:p>
       <w:pPr>
-        <w:pStyle w:val="Heading3"/>
-      </w:pPr>
-      <w:r>
-        <w:t>Practice 2: explain the deciding evidence</w:t>
+        <w:spacing w:line="336" w:lineRule="auto" w:after="180"/>
+        <w:shd w:fill="F1F6F8"/>
+      </w:pPr>
+      <w:r>
+        <w:rPr>
+          <w:b w:val="0"/>
+        </w:rPr>
+        <w:t>Hint if needed: Read the steps in the pictorial case. Match the supplied detail to the stage that performs or records it.</w:t>
       </w:r>
     </w:p>
     <w:p>
-      <w:r>
-        <w:t>Changed-case practice: Publish the identity key with the analysis table. Which conclusion is supported by the supplied facts?</w:t>
+      <w:pPr>
+        <w:pStyle w:val="Heading3"/>
+      </w:pPr>
+      <w:r>
+        <w:t>Feedback · compare after trying</w:t>
       </w:r>
     </w:p>
     <w:p>
-      <w:r>
-        <w:t>1. The records become directly linkable to names and breach this access design.</w:t>
+      <w:pPr>
+        <w:spacing w:line="336" w:lineRule="auto" w:after="180"/>
+        <w:shd w:fill="F1F6FC"/>
+      </w:pPr>
+      <w:r>
+        <w:rPr>
+          <w:b w:val="0"/>
+        </w:rPr>
+        <w:t>After your attempt, compare with the supported explanation: Define retention Apply the approved deletion schedule to both stores and listed copies.</w:t>
       </w:r>
     </w:p>
     <w:p>
-      <w:r>
-        <w:t>2. We can decide the result without examining the changed input or the procedure.</w:t>
+      <w:pPr>
+        <w:spacing w:line="336" w:lineRule="auto" w:after="180"/>
+        <w:shd w:fill="F1F6FC"/>
+      </w:pPr>
+      <w:r>
+        <w:rPr>
+          <w:b/>
+        </w:rPr>
+        <w:t>Pseudonym</w:t>
+      </w:r>
+      <w:r>
+        <w:rPr>
+          <w:b w:val="0"/>
+        </w:rPr>
+        <w:t>ous codes reduce routine exposure but are not the same as irreversible anonymity. Governance specifies purpose, readers, locations and retention.</w:t>
       </w:r>
     </w:p>
     <w:p>
-      <w:r>
-        <w:t>3. This one example guarantees correct results for every future input.</w:t>
+      <w:pPr>
+        <w:pStyle w:val="Heading3"/>
+      </w:pPr>
+      <w:r>
+        <w:t>Practice 2: explain the deciding evidence</w:t>
       </w:r>
     </w:p>
     <w:p>
@@ -1255,91 +1740,1009 @@
         <w:pStyle w:val="Heading3"/>
       </w:pPr>
       <w:r>
-        <w:t>My selected conclusion, deciding fact and explanation</w:t>
+        <w:t>Changed case · predict first</w:t>
       </w:r>
     </w:p>
     <w:p>
-      <w:r>
-        <w:t>________________________________________________________________</w:t>
+      <w:pPr>
+        <w:spacing w:line="336" w:lineRule="auto" w:after="180"/>
+        <w:shd w:fill="F5F1FB"/>
+      </w:pPr>
+      <w:r>
+        <w:rPr>
+          <w:b w:val="0"/>
+        </w:rPr>
+        <w:t>Changed-case practice: Publish the identity key with the analysis table. Which conclusion is supported by the supplied facts?</w:t>
       </w:r>
     </w:p>
     <w:p>
-      <w:r>
-        <w:t>________________________________________________________________</w:t>
+      <w:pPr>
+        <w:spacing w:line="336" w:lineRule="auto" w:after="180"/>
+        <w:shd w:fill="F4F9FC"/>
+      </w:pPr>
+      <w:r>
+        <w:rPr>
+          <w:b w:val="0"/>
+        </w:rPr>
+        <w:t>1. The records become directly linkable to names and breach this access design.</w:t>
       </w:r>
     </w:p>
     <w:p>
-      <w:r>
-        <w:t>________________________________________________________________</w:t>
+      <w:pPr>
+        <w:spacing w:line="336" w:lineRule="auto" w:after="180"/>
+        <w:shd w:fill="F4F9FC"/>
+      </w:pPr>
+      <w:r>
+        <w:rPr>
+          <w:b w:val="0"/>
+        </w:rPr>
+        <w:t xml:space="preserve">2. We can decide the result without examining the changed </w:t>
+      </w:r>
+      <w:r>
+        <w:rPr>
+          <w:b/>
+        </w:rPr>
+        <w:t>input</w:t>
+      </w:r>
+      <w:r>
+        <w:rPr>
+          <w:b w:val="0"/>
+        </w:rPr>
+        <w:t xml:space="preserve"> or the procedure.</w:t>
       </w:r>
     </w:p>
     <w:p>
-      <w:r>
-        <w:t>________________________________________________________________</w:t>
+      <w:pPr>
+        <w:spacing w:line="336" w:lineRule="auto" w:after="180"/>
+        <w:shd w:fill="F4F9FC"/>
+      </w:pPr>
+      <w:r>
+        <w:rPr>
+          <w:b w:val="0"/>
+        </w:rPr>
+        <w:t xml:space="preserve">3. This one example guarantees correct results for every future </w:t>
+      </w:r>
+      <w:r>
+        <w:rPr>
+          <w:b/>
+        </w:rPr>
+        <w:t>input</w:t>
+      </w:r>
+      <w:r>
+        <w:rPr>
+          <w:b w:val="0"/>
+        </w:rPr>
+        <w:t>.</w:t>
       </w:r>
     </w:p>
     <w:p>
-      <w:r>
-        <w:t>________________________________________________________________</w:t>
+      <w:pPr>
+        <w:pStyle w:val="Heading3"/>
+      </w:pPr>
+      <w:r>
+        <w:t>My selected conclusion, deciding fact and explanation</w:t>
       </w:r>
     </w:p>
     <w:p>
       <w:r>
-        <w:t>Hint if needed: Use the changed condition and the deciding step in the pictorial trace. The answer must say what follows from those facts.</w:t>
+        <w:t>________________________________________________________________</w:t>
       </w:r>
     </w:p>
     <w:p>
       <w:r>
-        <w:t>After your attempt, compare with the supported explanation: The records become directly linkable to names and breach this access design. Separation only helps while the linkage key remains restricted.</w:t>
+        <w:t>________________________________________________________________</w:t>
       </w:r>
     </w:p>
     <w:p>
-      <w:pPr>
-        <w:pStyle w:val="Heading3"/>
-      </w:pPr>
-      <w:r>
-        <w:t>Repair a missing building block</w:t>
+      <w:r>
+        <w:t>________________________________________________________________</w:t>
       </w:r>
     </w:p>
     <w:p>
       <w:r>
-        <w:t>Review Research ethics and consent (ai-7/19). Goal: Explain the mechanism and terminology of research ethics and consent. Short practice: Identify which uses the drawing consent permits and excludes. Can the unrelated project reuse the drawings under this agreement, and what new authorisation would be needed?. Return to this week and explain what you changed.</w:t>
+        <w:t>________________________________________________________________</w:t>
       </w:r>
     </w:p>
     <w:p>
       <w:r>
-        <w:t>Review Sensitivity analysis (ai-7/17). Goal: Explain the mechanism and terminology of sensitivity analysis. Short practice: Classify 0.4, 0.6 and 0.8 at cutoffs 0.5, 0.7 and exactly 0.6. Which equality rule decides the boundary, and can these unlabelled scores identify the best cutoff?. Return to this week and explain what you changed.</w:t>
+        <w:t>________________________________________________________________</w:t>
       </w:r>
     </w:p>
     <w:p>
-      <w:r>
-        <w:t>Review Statistical tests and assumptions (ai-7/14). Goal: Explain the mechanism and terminology of statistical tests and assumptions. Short practice: Calculate each paired difference and the observed sum. Count null arrangements with absolute sum at least four, compute p, and explain the decision at threshold 0.05.. Return to this week and explain what you changed.</w:t>
+      <w:pPr>
+        <w:pStyle w:val="Heading3"/>
+      </w:pPr>
+      <w:r>
+        <w:t>Hint · try first</w:t>
       </w:r>
     </w:p>
     <w:p>
       <w:pPr>
-        <w:pStyle w:val="Heading3"/>
-      </w:pPr>
-      <w:r>
-        <w:t>Keep your completed work</w:t>
+        <w:spacing w:line="336" w:lineRule="auto" w:after="180"/>
+        <w:shd w:fill="F1F6F8"/>
+      </w:pPr>
+      <w:r>
+        <w:rPr>
+          <w:b w:val="0"/>
+        </w:rPr>
+        <w:t>Hint if needed: Use the changed condition and the deciding step in the pictorial trace. The answer must say what follows from those facts.</w:t>
       </w:r>
     </w:p>
     <w:p>
-      <w:r>
-        <w:t>Use Download completed work in the hosted lesson to export your answers, reflections, practice feedback and code-run evidence. Open the HTML copy to read or print it. Drafts stay in this browser when storage is available; clear drafts on a shared device.</w:t>
+      <w:pPr>
+        <w:pStyle w:val="Heading3"/>
+      </w:pPr>
+      <w:r>
+        <w:t>Feedback · compare after trying</w:t>
       </w:r>
     </w:p>
     <w:p>
       <w:pPr>
-        <w:pStyle w:val="Heading3"/>
-      </w:pPr>
-      <w:r>
-        <w:t>What I repaired, the evidence I kept and the next test</w:t>
+        <w:spacing w:line="336" w:lineRule="auto" w:after="180"/>
+        <w:shd w:fill="F1F6FC"/>
+      </w:pPr>
+      <w:r>
+        <w:rPr>
+          <w:b w:val="0"/>
+        </w:rPr>
+        <w:t>After your attempt, compare with the supported explanation: The records become directly linkable to names and breach this access design. Separation only helps while the linkage key remains restricted.</w:t>
       </w:r>
     </w:p>
     <w:p>
+      <w:pPr>
+        <w:pStyle w:val="Heading3"/>
+      </w:pPr>
+      <w:r>
+        <w:t>Repair a missing building block</w:t>
+      </w:r>
+    </w:p>
+    <w:p>
+      <w:pPr>
+        <w:spacing w:line="336" w:lineRule="auto" w:after="180"/>
+      </w:pPr>
+      <w:r>
+        <w:rPr>
+          <w:b w:val="0"/>
+        </w:rPr>
+        <w:t xml:space="preserve">Review Research ethics and consent (ai-7/19). Goal: Explain the </w:t>
+      </w:r>
+      <w:r>
+        <w:rPr>
+          <w:b/>
+        </w:rPr>
+        <w:t>mechanism</w:t>
+      </w:r>
+      <w:r>
+        <w:rPr>
+          <w:b w:val="0"/>
+        </w:rPr>
+        <w:t xml:space="preserve"> and terminology of research ethics and consent. Short practice: Identify which uses the drawing consent permits and excludes.</w:t>
+      </w:r>
+    </w:p>
+    <w:p>
+      <w:pPr>
+        <w:spacing w:line="336" w:lineRule="auto" w:after="180"/>
+      </w:pPr>
+      <w:r>
+        <w:rPr>
+          <w:b w:val="0"/>
+        </w:rPr>
+        <w:t>Can the unrelated project reuse the drawings under this agreement, and what new authorisation would be needed?. Return to this week and explain what you changed.</w:t>
+      </w:r>
+    </w:p>
+    <w:p>
+      <w:pPr>
+        <w:spacing w:line="336" w:lineRule="auto" w:after="180"/>
+      </w:pPr>
+      <w:r>
+        <w:rPr>
+          <w:b w:val="0"/>
+        </w:rPr>
+        <w:t xml:space="preserve">Review Sensitivity analysis (ai-7/17). Goal: Explain the </w:t>
+      </w:r>
+      <w:r>
+        <w:rPr>
+          <w:b/>
+        </w:rPr>
+        <w:t>mechanism</w:t>
+      </w:r>
+      <w:r>
+        <w:rPr>
+          <w:b w:val="0"/>
+        </w:rPr>
+        <w:t xml:space="preserve"> and terminology of sensitivity analysis. Short practice: Classify 0.4, 0.6 and 0.8 at cutoffs 0.5, 0.7 and exactly 0.6.</w:t>
+      </w:r>
+    </w:p>
+    <w:p>
+      <w:pPr>
+        <w:spacing w:line="336" w:lineRule="auto" w:after="180"/>
+      </w:pPr>
+      <w:r>
+        <w:rPr>
+          <w:b w:val="0"/>
+        </w:rPr>
+        <w:t>Which equality rule decides the boundary, and can these unlabelled scores identify the best cutoff?. Return to this week and explain what you changed.</w:t>
+      </w:r>
+    </w:p>
+    <w:p>
+      <w:pPr>
+        <w:spacing w:line="336" w:lineRule="auto" w:after="180"/>
+      </w:pPr>
+      <w:r>
+        <w:rPr>
+          <w:b w:val="0"/>
+        </w:rPr>
+        <w:t xml:space="preserve">Review Statistical tests and assumptions (ai-7/14). Goal: Explain the </w:t>
+      </w:r>
+      <w:r>
+        <w:rPr>
+          <w:b/>
+        </w:rPr>
+        <w:t>mechanism</w:t>
+      </w:r>
+      <w:r>
+        <w:rPr>
+          <w:b w:val="0"/>
+        </w:rPr>
+        <w:t xml:space="preserve"> and terminology of statistical tests and assumptions. Short practice: Calculate each paired difference and the observed sum.</w:t>
+      </w:r>
+    </w:p>
+    <w:p>
+      <w:pPr>
+        <w:spacing w:line="336" w:lineRule="auto" w:after="180"/>
+      </w:pPr>
+      <w:r>
+        <w:rPr>
+          <w:b w:val="0"/>
+        </w:rPr>
+        <w:t>Count null arrangements with absolute sum at least four, compute p, and explain the decision at threshold 0.05.. Return to this week and explain what you changed.</w:t>
+      </w:r>
+    </w:p>
+    <w:p>
+      <w:pPr>
+        <w:pStyle w:val="Heading3"/>
+      </w:pPr>
+      <w:r>
+        <w:t>Keep your completed work</w:t>
+      </w:r>
+    </w:p>
+    <w:p>
+      <w:pPr>
+        <w:spacing w:line="336" w:lineRule="auto" w:after="180"/>
+      </w:pPr>
+      <w:r>
+        <w:rPr>
+          <w:b w:val="0"/>
+        </w:rPr>
+        <w:t xml:space="preserve">Use Download completed work in the hosted lesson to export your answers, reflections, practice feedback and code-run </w:t>
+      </w:r>
+      <w:r>
+        <w:rPr>
+          <w:b/>
+        </w:rPr>
+        <w:t>evidence</w:t>
+      </w:r>
+      <w:r>
+        <w:rPr>
+          <w:b w:val="0"/>
+        </w:rPr>
+        <w:t>. Open the HTML copy to read or print it.</w:t>
+      </w:r>
+    </w:p>
+    <w:p>
+      <w:pPr>
+        <w:spacing w:line="336" w:lineRule="auto" w:after="180"/>
+      </w:pPr>
+      <w:r>
+        <w:rPr>
+          <w:b w:val="0"/>
+        </w:rPr>
+        <w:t>Drafts stay in this browser when storage is available; clear drafts on a shared device.</w:t>
+      </w:r>
+    </w:p>
+    <w:p>
+      <w:pPr>
+        <w:pStyle w:val="Heading3"/>
+      </w:pPr>
+      <w:r>
+        <w:t>What I repaired, the evidence I kept and the next test</w:t>
+      </w:r>
+    </w:p>
+    <w:p>
       <w:r>
         <w:t>________________________________________________________________</w:t>
+      </w:r>
+    </w:p>
+    <w:p>
+      <w:r>
+        <w:t>________________________________________________________________</w:t>
+      </w:r>
+    </w:p>
+    <w:p>
+      <w:r>
+        <w:t>________________________________________________________________</w:t>
+      </w:r>
+    </w:p>
+    <w:p>
+      <w:r>
+        <w:t>________________________________________________________________</w:t>
+      </w:r>
+    </w:p>
+    <w:p>
+      <w:r>
+        <w:t>________________________________________________________________</w:t>
+      </w:r>
+    </w:p>
+    <w:p>
+      <w:pPr>
+        <w:pStyle w:val="Heading1"/>
+      </w:pPr>
+      <w:r>
+        <w:t>15. Visual concept journey</w:t>
+      </w:r>
+    </w:p>
+    <w:p>
+      <w:r>
+        <w:t>Explain each Privacy and data governance picture from its labels, then record a relevant limit.</w:t>
+      </w:r>
+    </w:p>
+    <w:p>
+      <w:pPr>
+        <w:pStyle w:val="Heading3"/>
+      </w:pPr>
+      <w:r>
+        <w:t>01. Privacy and data governance: the case</w:t>
+      </w:r>
+    </w:p>
+    <w:p>
+      <w:r>
+        <w:drawing>
+          <wp:inline xmlns:a="http://schemas.openxmlformats.org/drawingml/2006/main" xmlns:pic="http://schemas.openxmlformats.org/drawingml/2006/picture">
+            <wp:extent cx="5486400" cy="2834640"/>
+            <wp:docPr id="2" name="Picture 2" descr="Govern data by purpose and access. A fictional project needs task scores and random participant codes, but not names. Supplied facts: The analysis table holds codes and scores. A separate restricted key links codes to names only for authorised withdrawal handling."/>
+            <wp:cNvGraphicFramePr>
+              <a:graphicFrameLocks noChangeAspect="1"/>
+            </wp:cNvGraphicFramePr>
+            <a:graphic>
+              <a:graphicData uri="http://schemas.openxmlformats.org/drawingml/2006/picture">
+                <pic:pic>
+                  <pic:nvPicPr>
+                    <pic:cNvPr id="0" name="academy-story-ai-7-20-01.png"/>
+                    <pic:cNvPicPr/>
+                  </pic:nvPicPr>
+                  <pic:blipFill>
+                    <a:blip r:embed="rId10"/>
+                    <a:stretch>
+                      <a:fillRect/>
+                    </a:stretch>
+                  </pic:blipFill>
+                  <pic:spPr>
+                    <a:xfrm>
+                      <a:off x="0" y="0"/>
+                      <a:ext cx="5486400" cy="2834640"/>
+                    </a:xfrm>
+                    <a:prstGeom prst="rect"/>
+                  </pic:spPr>
+                </pic:pic>
+              </a:graphicData>
+            </a:graphic>
+          </wp:inline>
+        </w:drawing>
+      </w:r>
+    </w:p>
+    <w:p>
+      <w:pPr>
+        <w:spacing w:line="336" w:lineRule="auto" w:after="180"/>
+      </w:pPr>
+      <w:r>
+        <w:rPr>
+          <w:b w:val="0"/>
+        </w:rPr>
+        <w:t>Govern data by purpose and access. A fictional project needs task scores and random participant codes, but not names. Supplied facts: The analysis table holds codes and scores.</w:t>
+      </w:r>
+    </w:p>
+    <w:p>
+      <w:pPr>
+        <w:spacing w:line="336" w:lineRule="auto" w:after="180"/>
+      </w:pPr>
+      <w:r>
+        <w:rPr>
+          <w:b w:val="0"/>
+        </w:rPr>
+        <w:t>A separate restricted key links codes to names only for authorised withdrawal handling.</w:t>
+      </w:r>
+    </w:p>
+    <w:p>
+      <w:pPr>
+        <w:spacing w:line="336" w:lineRule="auto" w:after="180"/>
+        <w:shd w:fill="F5F1FB"/>
+      </w:pPr>
+      <w:r>
+        <w:rPr>
+          <w:b w:val="0"/>
+        </w:rPr>
+        <w:t>Point to the given fact that matters most. Explain why it matters.</w:t>
+      </w:r>
+    </w:p>
+    <w:p>
+      <w:pPr>
+        <w:pStyle w:val="Heading3"/>
+      </w:pPr>
+      <w:r>
+        <w:t>My picture explanation, deciding evidence and one limit</w:t>
+      </w:r>
+    </w:p>
+    <w:p>
+      <w:r>
+        <w:t>________________________________________________________________</w:t>
+      </w:r>
+    </w:p>
+    <w:p>
+      <w:r>
+        <w:t>________________________________________________________________</w:t>
+      </w:r>
+    </w:p>
+    <w:p>
+      <w:r>
+        <w:t>________________________________________________________________</w:t>
+      </w:r>
+    </w:p>
+    <w:p>
+      <w:r>
+        <w:t>________________________________________________________________</w:t>
+      </w:r>
+    </w:p>
+    <w:p>
+      <w:pPr>
+        <w:pStyle w:val="Heading3"/>
+      </w:pPr>
+      <w:r>
+        <w:t>02. Follow the deciding steps</w:t>
+      </w:r>
+    </w:p>
+    <w:p>
+      <w:r>
+        <w:drawing>
+          <wp:inline xmlns:a="http://schemas.openxmlformats.org/drawingml/2006/main" xmlns:pic="http://schemas.openxmlformats.org/drawingml/2006/picture">
+            <wp:extent cx="5486400" cy="3182112"/>
+            <wp:docPr id="3" name="Picture 3" descr="Separate tables: Keep analysis records apart from the identity key. → Limit access: Analysts receive scores and codes, not the name linkage. → Define retention: Apply the approved deletion schedule to both stores and listed copies."/>
+            <wp:cNvGraphicFramePr>
+              <a:graphicFrameLocks noChangeAspect="1"/>
+            </wp:cNvGraphicFramePr>
+            <a:graphic>
+              <a:graphicData uri="http://schemas.openxmlformats.org/drawingml/2006/picture">
+                <pic:pic>
+                  <pic:nvPicPr>
+                    <pic:cNvPr id="0" name="academy-story-ai-7-20-02.png"/>
+                    <pic:cNvPicPr/>
+                  </pic:nvPicPr>
+                  <pic:blipFill>
+                    <a:blip r:embed="rId11"/>
+                    <a:stretch>
+                      <a:fillRect/>
+                    </a:stretch>
+                  </pic:blipFill>
+                  <pic:spPr>
+                    <a:xfrm>
+                      <a:off x="0" y="0"/>
+                      <a:ext cx="5486400" cy="3182112"/>
+                    </a:xfrm>
+                    <a:prstGeom prst="rect"/>
+                  </pic:spPr>
+                </pic:pic>
+              </a:graphicData>
+            </a:graphic>
+          </wp:inline>
+        </w:drawing>
+      </w:r>
+    </w:p>
+    <w:p>
+      <w:pPr>
+        <w:spacing w:line="336" w:lineRule="auto" w:after="180"/>
+      </w:pPr>
+      <w:r>
+        <w:rPr>
+          <w:b w:val="0"/>
+        </w:rPr>
+        <w:t>Separate tables: Keep analysis records apart from the identity key. → Limit access: Analysts receive scores and codes, not the name linkage. → Define retention: Apply the approved deletion schedule to both stores and listed copies.</w:t>
+      </w:r>
+    </w:p>
+    <w:p>
+      <w:pPr>
+        <w:spacing w:line="336" w:lineRule="auto" w:after="180"/>
+        <w:shd w:fill="F5F1FB"/>
+      </w:pPr>
+      <w:r>
+        <w:rPr>
+          <w:b w:val="0"/>
+        </w:rPr>
+        <w:t xml:space="preserve">Point to each numbered stage and explain which recorded </w:t>
+      </w:r>
+      <w:r>
+        <w:rPr>
+          <w:b/>
+        </w:rPr>
+        <w:t>input</w:t>
+      </w:r>
+      <w:r>
+        <w:rPr>
+          <w:b w:val="0"/>
+        </w:rPr>
+        <w:t xml:space="preserve"> it uses.</w:t>
+      </w:r>
+    </w:p>
+    <w:p>
+      <w:pPr>
+        <w:pStyle w:val="Heading3"/>
+      </w:pPr>
+      <w:r>
+        <w:t>My picture explanation, deciding evidence and one limit</w:t>
+      </w:r>
+    </w:p>
+    <w:p>
+      <w:r>
+        <w:t>________________________________________________________________</w:t>
+      </w:r>
+    </w:p>
+    <w:p>
+      <w:r>
+        <w:t>________________________________________________________________</w:t>
+      </w:r>
+    </w:p>
+    <w:p>
+      <w:r>
+        <w:t>________________________________________________________________</w:t>
+      </w:r>
+    </w:p>
+    <w:p>
+      <w:r>
+        <w:t>________________________________________________________________</w:t>
+      </w:r>
+    </w:p>
+    <w:p>
+      <w:pPr>
+        <w:pStyle w:val="Heading3"/>
+      </w:pPr>
+      <w:r>
+        <w:t>03. Keep analysis records separate from the identity key</w:t>
+      </w:r>
+    </w:p>
+    <w:p>
+      <w:r>
+        <w:drawing>
+          <wp:inline xmlns:a="http://schemas.openxmlformats.org/drawingml/2006/main" xmlns:pic="http://schemas.openxmlformats.org/drawingml/2006/picture">
+            <wp:extent cx="5486400" cy="3520440"/>
+            <wp:docPr id="4" name="Picture 4" descr="Analysts receive random participant codes and scores. A separate restricted key links codes to names only for authorised withdrawal handling. Keeping the key restricted reduces exposure; it does not guarantee anonymity."/>
+            <wp:cNvGraphicFramePr>
+              <a:graphicFrameLocks noChangeAspect="1"/>
+            </wp:cNvGraphicFramePr>
+            <a:graphic>
+              <a:graphicData uri="http://schemas.openxmlformats.org/drawingml/2006/picture">
+                <pic:pic>
+                  <pic:nvPicPr>
+                    <pic:cNvPr id="0" name="academy-story-ai-7-20-03.png"/>
+                    <pic:cNvPicPr/>
+                  </pic:nvPicPr>
+                  <pic:blipFill>
+                    <a:blip r:embed="rId12"/>
+                    <a:stretch>
+                      <a:fillRect/>
+                    </a:stretch>
+                  </pic:blipFill>
+                  <pic:spPr>
+                    <a:xfrm>
+                      <a:off x="0" y="0"/>
+                      <a:ext cx="5486400" cy="3520440"/>
+                    </a:xfrm>
+                    <a:prstGeom prst="rect"/>
+                  </pic:spPr>
+                </pic:pic>
+              </a:graphicData>
+            </a:graphic>
+          </wp:inline>
+        </w:drawing>
+      </w:r>
+    </w:p>
+    <w:p>
+      <w:pPr>
+        <w:spacing w:line="336" w:lineRule="auto" w:after="180"/>
+      </w:pPr>
+      <w:r>
+        <w:rPr>
+          <w:b w:val="0"/>
+        </w:rPr>
+        <w:t>Analysts receive random participant codes and scores. A separate restricted key links codes to names only for authorised withdrawal handling. Keeping the key restricted reduces exposure; it does not guarantee anonymity.</w:t>
+      </w:r>
+    </w:p>
+    <w:p>
+      <w:pPr>
+        <w:spacing w:line="336" w:lineRule="auto" w:after="180"/>
+        <w:shd w:fill="F5F1FB"/>
+      </w:pPr>
+      <w:r>
+        <w:rPr>
+          <w:b w:val="0"/>
+        </w:rPr>
+        <w:t>Read the labels and values. Explain the relationship the model shows.</w:t>
+      </w:r>
+    </w:p>
+    <w:p>
+      <w:pPr>
+        <w:pStyle w:val="Heading3"/>
+      </w:pPr>
+      <w:r>
+        <w:t>My picture explanation, deciding evidence and one limit</w:t>
+      </w:r>
+    </w:p>
+    <w:p>
+      <w:r>
+        <w:t>________________________________________________________________</w:t>
+      </w:r>
+    </w:p>
+    <w:p>
+      <w:r>
+        <w:t>________________________________________________________________</w:t>
+      </w:r>
+    </w:p>
+    <w:p>
+      <w:r>
+        <w:t>________________________________________________________________</w:t>
+      </w:r>
+    </w:p>
+    <w:p>
+      <w:r>
+        <w:t>________________________________________________________________</w:t>
+      </w:r>
+    </w:p>
+    <w:p>
+      <w:pPr>
+        <w:pStyle w:val="Heading3"/>
+      </w:pPr>
+      <w:r>
+        <w:t>04. Change one thing. Trace what follows.</w:t>
+      </w:r>
+    </w:p>
+    <w:p>
+      <w:r>
+        <w:drawing>
+          <wp:inline xmlns:a="http://schemas.openxmlformats.org/drawingml/2006/main" xmlns:pic="http://schemas.openxmlformats.org/drawingml/2006/picture">
+            <wp:extent cx="5486400" cy="3026664"/>
+            <wp:docPr id="5" name="Picture 5" descr="Original case: Apply the approved deletion schedule to both stores and listed copies. Changed condition: Publish the identity key with the analysis table. Expected result: The records become directly linkable to names and breach this access design. Reason: Separation only helps while the linkage key remains restricted."/>
+            <wp:cNvGraphicFramePr>
+              <a:graphicFrameLocks noChangeAspect="1"/>
+            </wp:cNvGraphicFramePr>
+            <a:graphic>
+              <a:graphicData uri="http://schemas.openxmlformats.org/drawingml/2006/picture">
+                <pic:pic>
+                  <pic:nvPicPr>
+                    <pic:cNvPr id="0" name="academy-story-ai-7-20-04.png"/>
+                    <pic:cNvPicPr/>
+                  </pic:nvPicPr>
+                  <pic:blipFill>
+                    <a:blip r:embed="rId13"/>
+                    <a:stretch>
+                      <a:fillRect/>
+                    </a:stretch>
+                  </pic:blipFill>
+                  <pic:spPr>
+                    <a:xfrm>
+                      <a:off x="0" y="0"/>
+                      <a:ext cx="5486400" cy="3026664"/>
+                    </a:xfrm>
+                    <a:prstGeom prst="rect"/>
+                  </pic:spPr>
+                </pic:pic>
+              </a:graphicData>
+            </a:graphic>
+          </wp:inline>
+        </w:drawing>
+      </w:r>
+    </w:p>
+    <w:p>
+      <w:pPr>
+        <w:spacing w:line="336" w:lineRule="auto" w:after="180"/>
+      </w:pPr>
+      <w:r>
+        <w:rPr>
+          <w:b w:val="0"/>
+        </w:rPr>
+        <w:t>Original case: Apply the approved deletion schedule to both stores and listed copies. Changed condition: Publish the identity key with the analysis table.</w:t>
+      </w:r>
+    </w:p>
+    <w:p>
+      <w:pPr>
+        <w:spacing w:line="336" w:lineRule="auto" w:after="180"/>
+      </w:pPr>
+      <w:r>
+        <w:rPr>
+          <w:b w:val="0"/>
+        </w:rPr>
+        <w:t>Expected result: The records become directly linkable to names and breach this access design. Reason: Separation only helps while the linkage key remains restricted.</w:t>
+      </w:r>
+    </w:p>
+    <w:p>
+      <w:pPr>
+        <w:spacing w:line="336" w:lineRule="auto" w:after="180"/>
+        <w:shd w:fill="F5F1FB"/>
+      </w:pPr>
+      <w:r>
+        <w:rPr>
+          <w:b w:val="0"/>
+        </w:rPr>
+        <w:t>Predict before checking the worked changed-case result. Name what changed and what the supplied facts allow you to conclude.</w:t>
+      </w:r>
+    </w:p>
+    <w:p>
+      <w:pPr>
+        <w:pStyle w:val="Heading3"/>
+      </w:pPr>
+      <w:r>
+        <w:t>My picture explanation, deciding evidence and one limit</w:t>
+      </w:r>
+    </w:p>
+    <w:p>
+      <w:r>
+        <w:t>________________________________________________________________</w:t>
+      </w:r>
+    </w:p>
+    <w:p>
+      <w:r>
+        <w:t>________________________________________________________________</w:t>
+      </w:r>
+    </w:p>
+    <w:p>
+      <w:r>
+        <w:t>________________________________________________________________</w:t>
+      </w:r>
+    </w:p>
+    <w:p>
+      <w:r>
+        <w:t>________________________________________________________________</w:t>
+      </w:r>
+    </w:p>
+    <w:p>
+      <w:pPr>
+        <w:pStyle w:val="Heading3"/>
+      </w:pPr>
+      <w:r>
+        <w:t>05. Connect the explanation to its limit</w:t>
+      </w:r>
+    </w:p>
+    <w:p>
+      <w:r>
+        <w:drawing>
+          <wp:inline xmlns:a="http://schemas.openxmlformats.org/drawingml/2006/main" xmlns:pic="http://schemas.openxmlformats.org/drawingml/2006/picture">
+            <wp:extent cx="5486400" cy="2834640"/>
+            <wp:docPr id="6" name="Picture 6" descr="Pseudonymous codes reduce routine exposure but are not the same as irreversible anonymity. Governance specifies purpose, readers, locations and retention. Limit: Small groups or unusual records may still be identifiable without names; evaluate re-identification risk."/>
+            <wp:cNvGraphicFramePr>
+              <a:graphicFrameLocks noChangeAspect="1"/>
+            </wp:cNvGraphicFramePr>
+            <a:graphic>
+              <a:graphicData uri="http://schemas.openxmlformats.org/drawingml/2006/picture">
+                <pic:pic>
+                  <pic:nvPicPr>
+                    <pic:cNvPr id="0" name="academy-story-ai-7-20-05.png"/>
+                    <pic:cNvPicPr/>
+                  </pic:nvPicPr>
+                  <pic:blipFill>
+                    <a:blip r:embed="rId14"/>
+                    <a:stretch>
+                      <a:fillRect/>
+                    </a:stretch>
+                  </pic:blipFill>
+                  <pic:spPr>
+                    <a:xfrm>
+                      <a:off x="0" y="0"/>
+                      <a:ext cx="5486400" cy="2834640"/>
+                    </a:xfrm>
+                    <a:prstGeom prst="rect"/>
+                  </pic:spPr>
+                </pic:pic>
+              </a:graphicData>
+            </a:graphic>
+          </wp:inline>
+        </w:drawing>
+      </w:r>
+    </w:p>
+    <w:p>
+      <w:pPr>
+        <w:spacing w:line="336" w:lineRule="auto" w:after="180"/>
+      </w:pPr>
+      <w:r>
+        <w:rPr>
+          <w:b/>
+        </w:rPr>
+        <w:t>Pseudonym</w:t>
+      </w:r>
+      <w:r>
+        <w:rPr>
+          <w:b w:val="0"/>
+        </w:rPr>
+        <w:t>ous codes reduce routine exposure but are not the same as irreversible anonymity. Governance specifies purpose, readers, locations and retention.</w:t>
+      </w:r>
+    </w:p>
+    <w:p>
+      <w:pPr>
+        <w:spacing w:line="336" w:lineRule="auto" w:after="180"/>
+      </w:pPr>
+      <w:r>
+        <w:rPr>
+          <w:b w:val="0"/>
+        </w:rPr>
+        <w:t>Limit: Small groups or unusual records may still be identifiable without names; evaluate re-identification risk.</w:t>
+      </w:r>
+    </w:p>
+    <w:p>
+      <w:pPr>
+        <w:spacing w:line="336" w:lineRule="auto" w:after="180"/>
+        <w:shd w:fill="F5F1FB"/>
+      </w:pPr>
+      <w:r>
+        <w:rPr>
+          <w:b w:val="0"/>
+        </w:rPr>
+        <w:t>Explain the case, then point to a limit on the claim.</w:t>
+      </w:r>
+    </w:p>
+    <w:p>
+      <w:pPr>
+        <w:pStyle w:val="Heading3"/>
+      </w:pPr>
+      <w:r>
+        <w:t>My picture explanation, deciding evidence and one limit</w:t>
+      </w:r>
+    </w:p>
+    <w:p>
+      <w:r>
+        <w:t>________________________________________________________________</w:t>
+      </w:r>
+    </w:p>
+    <w:p>
+      <w:r>
+        <w:t>________________________________________________________________</w:t>
+      </w:r>
+    </w:p>
+    <w:p>
+      <w:r>
+        <w:t>________________________________________________________________</w:t>
+      </w:r>
+    </w:p>
+    <w:p>
+      <w:r>
+        <w:t>________________________________________________________________</w:t>
+      </w:r>
+    </w:p>
+    <w:p>
+      <w:pPr>
+        <w:pStyle w:val="Heading3"/>
+      </w:pPr>
+      <w:r>
+        <w:t>06. Make the idea visible in your project</w:t>
+      </w:r>
+    </w:p>
+    <w:p>
+      <w:r>
+        <w:drawing>
+          <wp:inline xmlns:a="http://schemas.openxmlformats.org/drawingml/2006/main" xmlns:pic="http://schemas.openxmlformats.org/drawingml/2006/picture">
+            <wp:extent cx="5486400" cy="3681984"/>
+            <wp:docPr id="7" name="Picture 7" descr="For the Reproducible AI Research Study, retain an annotated worked trace and the changed-case reasoning. Connect the claim to its records, units and assumptions so another investigator can challenge or reproduce it. Draw your input, deciding step, result and limit. Supported question: Point to the analysis table and the restricted identity key. Why are the codes pseudonymous rather than guaranteed anonymous, and what changes if the key is published?"/>
+            <wp:cNvGraphicFramePr>
+              <a:graphicFrameLocks noChangeAspect="1"/>
+            </wp:cNvGraphicFramePr>
+            <a:graphic>
+              <a:graphicData uri="http://schemas.openxmlformats.org/drawingml/2006/picture">
+                <pic:pic>
+                  <pic:nvPicPr>
+                    <pic:cNvPr id="0" name="academy-story-ai-7-20-06.png"/>
+                    <pic:cNvPicPr/>
+                  </pic:nvPicPr>
+                  <pic:blipFill>
+                    <a:blip r:embed="rId15"/>
+                    <a:stretch>
+                      <a:fillRect/>
+                    </a:stretch>
+                  </pic:blipFill>
+                  <pic:spPr>
+                    <a:xfrm>
+                      <a:off x="0" y="0"/>
+                      <a:ext cx="5486400" cy="3681984"/>
+                    </a:xfrm>
+                    <a:prstGeom prst="rect"/>
+                  </pic:spPr>
+                </pic:pic>
+              </a:graphicData>
+            </a:graphic>
+          </wp:inline>
+        </w:drawing>
+      </w:r>
+    </w:p>
+    <w:p>
+      <w:pPr>
+        <w:spacing w:line="336" w:lineRule="auto" w:after="180"/>
+      </w:pPr>
+      <w:r>
+        <w:rPr>
+          <w:b w:val="0"/>
+        </w:rPr>
+        <w:t>For the Reproducible AI Research Study, retain an annotated worked trace and the changed-case reasoning. Connect the claim to its records, units and assumptions so another investigator can challenge or reproduce it.</w:t>
+      </w:r>
+    </w:p>
+    <w:p>
+      <w:pPr>
+        <w:spacing w:line="336" w:lineRule="auto" w:after="180"/>
+      </w:pPr>
+      <w:r>
+        <w:rPr>
+          <w:b w:val="0"/>
+        </w:rPr>
+        <w:t xml:space="preserve">Draw your </w:t>
+      </w:r>
+      <w:r>
+        <w:rPr>
+          <w:b/>
+        </w:rPr>
+        <w:t>input</w:t>
+      </w:r>
+      <w:r>
+        <w:rPr>
+          <w:b w:val="0"/>
+        </w:rPr>
+        <w:t>, deciding step, result and limit. Supported question: Point to the analysis table and the restricted identity key.</w:t>
+      </w:r>
+    </w:p>
+    <w:p>
+      <w:pPr>
+        <w:spacing w:line="336" w:lineRule="auto" w:after="180"/>
+      </w:pPr>
+      <w:r>
+        <w:rPr>
+          <w:b w:val="0"/>
+        </w:rPr>
+        <w:t xml:space="preserve">Why are the codes </w:t>
+      </w:r>
+      <w:r>
+        <w:rPr>
+          <w:b/>
+        </w:rPr>
+        <w:t>pseudonym</w:t>
+      </w:r>
+      <w:r>
+        <w:rPr>
+          <w:b w:val="0"/>
+        </w:rPr>
+        <w:t>ous rather than guaranteed anonymous, and what changes if the key is published?</w:t>
+      </w:r>
+    </w:p>
+    <w:p>
+      <w:pPr>
+        <w:spacing w:line="336" w:lineRule="auto" w:after="180"/>
+        <w:shd w:fill="F5F1FB"/>
+      </w:pPr>
+      <w:r>
+        <w:rPr>
+          <w:b w:val="0"/>
+        </w:rPr>
+        <w:t xml:space="preserve">Draw your project trace and justify the deciding step using </w:t>
+      </w:r>
+      <w:r>
+        <w:rPr>
+          <w:b/>
+        </w:rPr>
+        <w:t>evidence</w:t>
+      </w:r>
+      <w:r>
+        <w:rPr>
+          <w:b w:val="0"/>
+        </w:rPr>
+        <w:t>.</w:t>
+      </w:r>
+    </w:p>
+    <w:p>
+      <w:pPr>
+        <w:pStyle w:val="Heading3"/>
+      </w:pPr>
+      <w:r>
+        <w:t>My picture explanation, deciding evidence and one limit</w:t>
       </w:r>
     </w:p>
     <w:p>

--- a/downloads/workbook/ai-7-week-20.docx
+++ b/downloads/workbook/ai-7-week-20.docx
@@ -25,22 +25,45 @@
         <w:pStyle w:val="Heading1"/>
       </w:pPr>
       <w:r>
-        <w:t>01. Recall and choose your starting point</w:t>
-      </w:r>
-    </w:p>
-    <w:p>
-      <w:r>
-        <w:t>Record your starting explanation for Privacy and data governance before opening notes. Show any later correction separately.</w:t>
-      </w:r>
-    </w:p>
-    <w:p>
-      <w:pPr>
-        <w:spacing w:line="336" w:lineRule="auto" w:after="180"/>
-      </w:pPr>
-      <w:r>
-        <w:rPr>
-          <w:b w:val="0"/>
-        </w:rPr>
+        <w:t>One complete fictional data-flow and governance record.</w:t>
+      </w:r>
+    </w:p>
+    <w:p>
+      <w:r>
+        <w:t>Keep fields, purpose, roles, linking routes, retention and unresolved risks together.</w:t>
+      </w:r>
+    </w:p>
+    <w:p>
+      <w:r>
+        <w:t>Recall → W1–W3/W5 → independent subgroup case → research project → delayed return.</w:t>
+      </w:r>
+    </w:p>
+    <w:p>
+      <w:pPr>
+        <w:pStyle w:val="Heading1"/>
+      </w:pPr>
+      <w:r>
+        <w:t>01. Recall · Retrieve before notes</w:t>
+      </w:r>
+    </w:p>
+    <w:p>
+      <w:r>
+        <w:t>Keep this task’s inputs,rule and response together.</w:t>
+      </w:r>
+    </w:p>
+    <w:p>
+      <w:pPr>
+        <w:pStyle w:val="Heading2"/>
+      </w:pPr>
+      <w:r>
+        <w:t>Complete task and evidence</w:t>
+      </w:r>
+    </w:p>
+    <w:p>
+      <w:pPr>
+        <w:pStyle w:val="ListBullet"/>
+      </w:pPr>
+      <w:r>
         <w:t>Try the recall before opening notes. Then use a different colour or a labelled second line to correct your explanation.</w:t>
       </w:r>
     </w:p>
@@ -54,12 +77,9 @@
     </w:p>
     <w:p>
       <w:pPr>
-        <w:spacing w:line="336" w:lineRule="auto" w:after="180"/>
-      </w:pPr>
-      <w:r>
-        <w:rPr>
-          <w:b w:val="0"/>
-        </w:rPr>
+        <w:pStyle w:val="ListBullet"/>
+      </w:pPr>
+      <w:r>
         <w:t>Without opening the old lesson, explain one key idea from Research ethics and consent. Give an example and a mistake that the idea helps you avoid.</w:t>
       </w:r>
     </w:p>
@@ -96,12 +116,9 @@
     </w:p>
     <w:p>
       <w:pPr>
-        <w:spacing w:line="336" w:lineRule="auto" w:after="180"/>
-      </w:pPr>
-      <w:r>
-        <w:rPr>
-          <w:b w:val="0"/>
-        </w:rPr>
+        <w:pStyle w:val="ListBullet"/>
+      </w:pPr>
+      <w:r>
         <w:t>Without opening the old lesson, explain one key idea from Sensitivity analysis. Give an example and a mistake that the idea helps you avoid.</w:t>
       </w:r>
     </w:p>
@@ -138,12 +155,9 @@
     </w:p>
     <w:p>
       <w:pPr>
-        <w:spacing w:line="336" w:lineRule="auto" w:after="180"/>
-      </w:pPr>
-      <w:r>
-        <w:rPr>
-          <w:b w:val="0"/>
-        </w:rPr>
+        <w:pStyle w:val="ListBullet"/>
+      </w:pPr>
+      <w:r>
         <w:t>Without opening the old lesson, explain one key idea from Statistical tests and assumptions. Give an example and a mistake that the idea helps you avoid.</w:t>
       </w:r>
     </w:p>
@@ -175,35 +189,95 @@
         <w:pStyle w:val="Heading1"/>
       </w:pPr>
       <w:r>
-        <w:t>02. Practise with fading help</w:t>
-      </w:r>
-    </w:p>
-    <w:p>
-      <w:r>
-        <w:t>Complete the supported Privacy and data governance trace and record the first step you can explain without help.</w:t>
-      </w:r>
-    </w:p>
-    <w:p>
-      <w:pPr>
-        <w:spacing w:line="336" w:lineRule="auto" w:after="180"/>
-      </w:pPr>
-      <w:r>
-        <w:rPr>
-          <w:b w:val="0"/>
-        </w:rPr>
-        <w:t xml:space="preserve">Use W2: Trace the worked case for Privacy and </w:t>
-      </w:r>
-      <w:r>
-        <w:rPr>
-          <w:b/>
-        </w:rPr>
-        <w:t>data governance</w:t>
-      </w:r>
-      <w:r>
-        <w:rPr>
-          <w:b w:val="0"/>
-        </w:rPr>
-        <w:t>. Record the answer once; the lesson and workbook refer to the same attempt.</w:t>
+        <w:t>05. W1 · Explain the current example</w:t>
+      </w:r>
+    </w:p>
+    <w:p>
+      <w:r>
+        <w:t>Keep this task’s inputs,rule and response together.</w:t>
+      </w:r>
+    </w:p>
+    <w:p>
+      <w:pPr>
+        <w:pStyle w:val="Heading2"/>
+      </w:pPr>
+      <w:r>
+        <w:t>Complete task and evidence</w:t>
+      </w:r>
+    </w:p>
+    <w:p>
+      <w:pPr>
+        <w:pStyle w:val="ListBullet"/>
+      </w:pPr>
+      <w:r>
+        <w:t>Data governance states purpose, necessary fields, readers, locations and retention. This exercise uses fictional metadata, not personal records. Main export has coded ID, exact birth date, classroom and rare condition. Their combination may identify someone even without a name. For the explicit toy task-score purpose, unnecessary details are removed in a proposed plan. Separate picture analysis has participant code and score; a restricted key maps codes to identities for authorized withdrawal handling. The shared code makes records pseudonymous and linkable if the key is available. Publishing both breaks that separation. Restricted access must actually be implemented; a diagram or metadata flag does not prove it. Rare combinations and small groups can remain identifying through other information. A proposed retention action is not executed deletion. Under the supplied minimum-five rule, groups below five are blocked; a count of five meets only that rule, not a privacy guarantee. Any suppression or aggregation also needs checks for indirect disclosure and permitted purpose. No export, identity lookup, real approval or deletion is performed.</w:t>
+      </w:r>
+    </w:p>
+    <w:p>
+      <w:pPr>
+        <w:pStyle w:val="ListBullet"/>
+      </w:pPr>
+      <w:r>
+        <w:t>Explain the weekly mechanism in your own words. Use the worked scenario to name its input, decision rule and output.</w:t>
+      </w:r>
+    </w:p>
+    <w:p>
+      <w:pPr>
+        <w:pStyle w:val="Heading3"/>
+      </w:pPr>
+      <w:r>
+        <w:t>My reasoning and evidence</w:t>
+      </w:r>
+    </w:p>
+    <w:p>
+      <w:r>
+        <w:t>________________________________________________________________</w:t>
+      </w:r>
+    </w:p>
+    <w:p>
+      <w:r>
+        <w:t>________________________________________________________________</w:t>
+      </w:r>
+    </w:p>
+    <w:p>
+      <w:r>
+        <w:t>________________________________________________________________</w:t>
+      </w:r>
+    </w:p>
+    <w:p>
+      <w:r>
+        <w:t>________________________________________________________________</w:t>
+      </w:r>
+    </w:p>
+    <w:p>
+      <w:r>
+        <w:t>________________________________________________________________</w:t>
+      </w:r>
+    </w:p>
+    <w:p>
+      <w:r>
+        <w:t>________________________________________________________________</w:t>
+      </w:r>
+    </w:p>
+    <w:p>
+      <w:pPr>
+        <w:pStyle w:val="Heading1"/>
+      </w:pPr>
+      <w:r>
+        <w:t>06. W2 · Trace the worked case</w:t>
+      </w:r>
+    </w:p>
+    <w:p>
+      <w:r>
+        <w:t>Keep the supplied inputs, comparison rule and evidence together.</w:t>
+      </w:r>
+    </w:p>
+    <w:p>
+      <w:pPr>
+        <w:pStyle w:val="Heading2"/>
+      </w:pPr>
+      <w:r>
+        <w:t>Complete task and evidence</w:t>
       </w:r>
     </w:p>
     <w:tbl>
@@ -213,10 +287,9 @@
         <w:tblLook w:firstColumn="1" w:firstRow="1" w:lastColumn="0" w:lastRow="0" w:noHBand="0" w:noVBand="1" w:val="04A0"/>
       </w:tblPr>
       <w:tblGrid>
-        <w:gridCol w:w="2556"/>
-        <w:gridCol w:w="2556"/>
-        <w:gridCol w:w="2556"/>
-        <w:gridCol w:w="2556"/>
+        <w:gridCol w:w="3408"/>
+        <w:gridCol w:w="3408"/>
+        <w:gridCol w:w="3408"/>
       </w:tblGrid>
       <w:tr>
         <w:trPr>
@@ -224,41 +297,31 @@
         </w:trPr>
         <w:tc>
           <w:tcPr>
-            <w:tcW w:type="dxa" w:w="2556"/>
+            <w:tcW w:type="dxa" w:w="3408"/>
           </w:tcPr>
           <w:p>
             <w:r>
-              <w:t>Given inputs</w:t>
+              <w:t>Main export field</w:t>
             </w:r>
           </w:p>
         </w:tc>
         <w:tc>
           <w:tcPr>
-            <w:tcW w:type="dxa" w:w="2556"/>
+            <w:tcW w:type="dxa" w:w="3408"/>
           </w:tcPr>
           <w:p>
             <w:r>
-              <w:t>Procedure I chose</w:t>
+              <w:t>Reason for concern</w:t>
             </w:r>
           </w:p>
         </w:tc>
         <w:tc>
           <w:tcPr>
-            <w:tcW w:type="dxa" w:w="2556"/>
+            <w:tcW w:type="dxa" w:w="3408"/>
           </w:tcPr>
           <w:p>
             <w:r>
-              <w:t>Middle steps</w:t>
-            </w:r>
-          </w:p>
-        </w:tc>
-        <w:tc>
-          <w:tcPr>
-            <w:tcW w:type="dxa" w:w="2556"/>
-          </w:tcPr>
-          <w:p>
-            <w:r>
-              <w:t>Result and check</w:t>
+              <w:t>Toy-purpose action</w:t>
             </w:r>
           </w:p>
         </w:tc>
@@ -266,44 +329,218 @@
       <w:tr>
         <w:tc>
           <w:tcPr>
-            <w:tcW w:type="dxa" w:w="2556"/>
+            <w:tcW w:type="dxa" w:w="3408"/>
           </w:tcPr>
           <w:p>
-            <w:r/>
+            <w:r>
+              <w:t>Coded ID</w:t>
+            </w:r>
           </w:p>
         </w:tc>
         <w:tc>
           <w:tcPr>
-            <w:tcW w:type="dxa" w:w="2556"/>
+            <w:tcW w:type="dxa" w:w="3408"/>
           </w:tcPr>
           <w:p>
-            <w:r/>
+            <w:r>
+              <w:t>May link to other records or a key</w:t>
+            </w:r>
           </w:p>
         </w:tc>
         <w:tc>
           <w:tcPr>
-            <w:tcW w:type="dxa" w:w="2556"/>
+            <w:tcW w:type="dxa" w:w="3408"/>
           </w:tcPr>
           <w:p>
-            <w:r/>
+            <w:r>
+              <w:t>Restrict under the declared role plan</w:t>
+            </w:r>
+          </w:p>
+        </w:tc>
+      </w:tr>
+      <w:tr>
+        <w:tc>
+          <w:tcPr>
+            <w:tcW w:type="dxa" w:w="3408"/>
+          </w:tcPr>
+          <w:p>
+            <w:r>
+              <w:t>Exact birth date</w:t>
+            </w:r>
           </w:p>
         </w:tc>
         <w:tc>
           <w:tcPr>
-            <w:tcW w:type="dxa" w:w="2556"/>
+            <w:tcW w:type="dxa" w:w="3408"/>
           </w:tcPr>
           <w:p>
-            <w:r/>
+            <w:r>
+              <w:t>Detailed identifying combination</w:t>
+            </w:r>
+          </w:p>
+        </w:tc>
+        <w:tc>
+          <w:tcPr>
+            <w:tcW w:type="dxa" w:w="3408"/>
+          </w:tcPr>
+          <w:p>
+            <w:r>
+              <w:t>Remove from the task-score analysis proposal</w:t>
+            </w:r>
+          </w:p>
+        </w:tc>
+      </w:tr>
+      <w:tr>
+        <w:tc>
+          <w:tcPr>
+            <w:tcW w:type="dxa" w:w="3408"/>
+          </w:tcPr>
+          <w:p>
+            <w:r>
+              <w:t>Classroom</w:t>
+            </w:r>
+          </w:p>
+        </w:tc>
+        <w:tc>
+          <w:tcPr>
+            <w:tcW w:type="dxa" w:w="3408"/>
+          </w:tcPr>
+          <w:p>
+            <w:r>
+              <w:t>Narrows the possible people</w:t>
+            </w:r>
+          </w:p>
+        </w:tc>
+        <w:tc>
+          <w:tcPr>
+            <w:tcW w:type="dxa" w:w="3408"/>
+          </w:tcPr>
+          <w:p>
+            <w:r>
+              <w:t>Remove unnecessary detail</w:t>
+            </w:r>
+          </w:p>
+        </w:tc>
+      </w:tr>
+      <w:tr>
+        <w:tc>
+          <w:tcPr>
+            <w:tcW w:type="dxa" w:w="3408"/>
+          </w:tcPr>
+          <w:p>
+            <w:r>
+              <w:t>Rare condition</w:t>
+            </w:r>
+          </w:p>
+        </w:tc>
+        <w:tc>
+          <w:tcPr>
+            <w:tcW w:type="dxa" w:w="3408"/>
+          </w:tcPr>
+          <w:p>
+            <w:r>
+              <w:t>Can identify through unusual combinations</w:t>
+            </w:r>
+          </w:p>
+        </w:tc>
+        <w:tc>
+          <w:tcPr>
+            <w:tcW w:type="dxa" w:w="3408"/>
+          </w:tcPr>
+          <w:p>
+            <w:r>
+              <w:t>Remove from this toy-purpose proposal</w:t>
+            </w:r>
+          </w:p>
+        </w:tc>
+      </w:tr>
+      <w:tr>
+        <w:tc>
+          <w:tcPr>
+            <w:tcW w:type="dxa" w:w="3408"/>
+          </w:tcPr>
+          <w:p>
+            <w:r>
+              <w:t>No names in export</w:t>
+            </w:r>
+          </w:p>
+        </w:tc>
+        <w:tc>
+          <w:tcPr>
+            <w:tcW w:type="dxa" w:w="3408"/>
+          </w:tcPr>
+          <w:p>
+            <w:r>
+              <w:t>Does not remove all linkage routes</w:t>
+            </w:r>
+          </w:p>
+        </w:tc>
+        <w:tc>
+          <w:tcPr>
+            <w:tcW w:type="dxa" w:w="3408"/>
+          </w:tcPr>
+          <w:p>
+            <w:r>
+              <w:t>Do not label it guaranteed anonymous</w:t>
+            </w:r>
+          </w:p>
+        </w:tc>
+      </w:tr>
+      <w:tr>
+        <w:tc>
+          <w:tcPr>
+            <w:tcW w:type="dxa" w:w="3408"/>
+          </w:tcPr>
+          <w:p>
+            <w:r>
+              <w:t>Missing readers/retention evidence</w:t>
+            </w:r>
+          </w:p>
+        </w:tc>
+        <w:tc>
+          <w:tcPr>
+            <w:tcW w:type="dxa" w:w="3408"/>
+          </w:tcPr>
+          <w:p>
+            <w:r>
+              <w:t>Plan alone does not prove controls</w:t>
+            </w:r>
+          </w:p>
+        </w:tc>
+        <w:tc>
+          <w:tcPr>
+            <w:tcW w:type="dxa" w:w="3408"/>
+          </w:tcPr>
+          <w:p>
+            <w:r>
+              <w:t>Record unresolved checks; do not claim actual protection</w:t>
+            </w:r>
           </w:p>
         </w:tc>
       </w:tr>
     </w:tbl>
     <w:p>
       <w:pPr>
+        <w:pStyle w:val="ListBullet"/>
+      </w:pPr>
+      <w:r>
+        <w:t>Data governance states purpose, necessary fields, readers, locations and retention. This exercise uses fictional metadata, not personal records. Main export has coded ID, exact birth date, classroom and rare condition. Their combination may identify someone even without a name. For the explicit toy task-score purpose, unnecessary details are removed in a proposed plan. Separate picture analysis has participant code and score; a restricted key maps codes to identities for authorized withdrawal handling. The shared code makes records pseudonymous and linkable if the key is available. Publishing both breaks that separation. Restricted access must actually be implemented; a diagram or metadata flag does not prove it. Rare combinations and small groups can remain identifying through other information. A proposed retention action is not executed deletion. Under the supplied minimum-five rule, groups below five are blocked; a count of five meets only that rule, not a privacy guarantee. Any suppression or aggregation also needs checks for indirect disclosure and permitted purpose. No export, identity lookup, real approval or deletion is performed.</w:t>
+      </w:r>
+    </w:p>
+    <w:p>
+      <w:pPr>
+        <w:pStyle w:val="ListBullet"/>
+      </w:pPr>
+      <w:r>
+        <w:t>Export has coded ID, exact birth date, classroom and rare condition. Team calls it anonymous because names are removed. Show the intermediate steps and give the conclusion with its scope.</w:t>
+      </w:r>
+    </w:p>
+    <w:p>
+      <w:pPr>
         <w:pStyle w:val="Heading3"/>
       </w:pPr>
       <w:r>
-        <w:t>The step I completed without help, and the hint I needed</w:t>
+        <w:t>My reasoning and evidence</w:t>
       </w:r>
     </w:p>
     <w:p>
@@ -322,50 +559,60 @@
       </w:r>
     </w:p>
     <w:p>
+      <w:r>
+        <w:t>________________________________________________________________</w:t>
+      </w:r>
+    </w:p>
+    <w:p>
+      <w:r>
+        <w:t>________________________________________________________________</w:t>
+      </w:r>
+    </w:p>
+    <w:p>
+      <w:r>
+        <w:t>________________________________________________________________</w:t>
+      </w:r>
+    </w:p>
+    <w:p>
+      <w:r>
+        <w:t>________________________________________________________________</w:t>
+      </w:r>
+    </w:p>
+    <w:p>
       <w:pPr>
         <w:pStyle w:val="Heading1"/>
       </w:pPr>
       <w:r>
-        <w:t>03. Individual reasoning check</w:t>
-      </w:r>
-    </w:p>
-    <w:p>
-      <w:r>
-        <w:t>Check the proposed Privacy and data governance explanation against the supplied facts before discussing it.</w:t>
-      </w:r>
-    </w:p>
-    <w:p>
-      <w:pPr>
-        <w:spacing w:line="336" w:lineRule="auto" w:after="180"/>
-      </w:pPr>
-      <w:r>
-        <w:rPr>
-          <w:b w:val="0"/>
-        </w:rPr>
-        <w:t xml:space="preserve">Use the worked case for Privacy and </w:t>
-      </w:r>
-      <w:r>
-        <w:rPr>
-          <w:b/>
-        </w:rPr>
-        <w:t>data governance</w:t>
-      </w:r>
-      <w:r>
-        <w:rPr>
-          <w:b w:val="0"/>
-        </w:rPr>
-        <w:t>. Proposed explanation: “The worked result establishes every future case”. Decide whether this explanation is supported.</w:t>
-      </w:r>
-    </w:p>
-    <w:p>
-      <w:pPr>
-        <w:spacing w:line="336" w:lineRule="auto" w:after="180"/>
-      </w:pPr>
-      <w:r>
-        <w:rPr>
-          <w:b w:val="0"/>
-        </w:rPr>
-        <w:t>Point to the step or supplied fact that decides; explain your repair if needed.</w:t>
+        <w:t>07. W3 · Repair a misconception</w:t>
+      </w:r>
+    </w:p>
+    <w:p>
+      <w:r>
+        <w:t>Keep this task’s inputs,rule and response together.</w:t>
+      </w:r>
+    </w:p>
+    <w:p>
+      <w:pPr>
+        <w:pStyle w:val="Heading2"/>
+      </w:pPr>
+      <w:r>
+        <w:t>Complete task and evidence</w:t>
+      </w:r>
+    </w:p>
+    <w:p>
+      <w:pPr>
+        <w:pStyle w:val="ListBullet"/>
+      </w:pPr>
+      <w:r>
+        <w:t>Data governance states purpose, necessary fields, readers, locations and retention. This exercise uses fictional metadata, not personal records. Main export has coded ID, exact birth date, classroom and rare condition. Their combination may identify someone even without a name. For the explicit toy task-score purpose, unnecessary details are removed in a proposed plan. Separate picture analysis has participant code and score; a restricted key maps codes to identities for authorized withdrawal handling. The shared code makes records pseudonymous and linkable if the key is available. Publishing both breaks that separation. Restricted access must actually be implemented; a diagram or metadata flag does not prove it. Rare combinations and small groups can remain identifying through other information. A proposed retention action is not executed deletion. Under the supplied minimum-five rule, groups below five are blocked; a count of five meets only that rule, not a privacy guarantee. Any suppression or aggregation also needs checks for indirect disclosure and permitted purpose. No export, identity lookup, real approval or deletion is performed.</w:t>
+      </w:r>
+    </w:p>
+    <w:p>
+      <w:pPr>
+        <w:pStyle w:val="ListBullet"/>
+      </w:pPr>
+      <w:r>
+        <w:t>A report omits this qualification: A size threshold or coding scheme alone does not guarantee privacy. Explain how omitting it could change a reader's interpretation, and write an accurate replacement.</w:t>
       </w:r>
     </w:p>
     <w:p>
@@ -373,7 +620,7 @@
         <w:pStyle w:val="Heading3"/>
       </w:pPr>
       <w:r>
-        <w:t>My explanation before partner discussion</w:t>
+        <w:t>My reasoning and evidence</w:t>
       </w:r>
     </w:p>
     <w:p>
@@ -397,16 +644,50 @@
       </w:r>
     </w:p>
     <w:p>
+      <w:r>
+        <w:t>________________________________________________________________</w:t>
+      </w:r>
+    </w:p>
+    <w:p>
+      <w:r>
+        <w:t>________________________________________________________________</w:t>
+      </w:r>
+    </w:p>
+    <w:p>
       <w:pPr>
         <w:pStyle w:val="Heading1"/>
       </w:pPr>
       <w:r>
-        <w:t>04. Independent transfer case</w:t>
-      </w:r>
-    </w:p>
-    <w:p>
-      <w:r>
-        <w:t>Write one first attempt at the reserved independent case before feedback. Repeated copies of that case refer to the same recorded attempt.</w:t>
+        <w:t>09. W5 · Explain the limitation</w:t>
+      </w:r>
+    </w:p>
+    <w:p>
+      <w:r>
+        <w:t>Keep this task’s inputs,rule and response together.</w:t>
+      </w:r>
+    </w:p>
+    <w:p>
+      <w:pPr>
+        <w:pStyle w:val="Heading2"/>
+      </w:pPr>
+      <w:r>
+        <w:t>Complete task and evidence</w:t>
+      </w:r>
+    </w:p>
+    <w:p>
+      <w:pPr>
+        <w:pStyle w:val="ListBullet"/>
+      </w:pPr>
+      <w:r>
+        <w:t>Data governance states purpose, necessary fields, readers, locations and retention. This exercise uses fictional metadata, not personal records. Main export has coded ID, exact birth date, classroom and rare condition. Their combination may identify someone even without a name. For the explicit toy task-score purpose, unnecessary details are removed in a proposed plan. Separate picture analysis has participant code and score; a restricted key maps codes to identities for authorized withdrawal handling. The shared code makes records pseudonymous and linkable if the key is available. Publishing both breaks that separation. Restricted access must actually be implemented; a diagram or metadata flag does not prove it. Rare combinations and small groups can remain identifying through other information. A proposed retention action is not executed deletion. Under the supplied minimum-five rule, groups below five are blocked; a count of five meets only that rule, not a privacy guarantee. Any suppression or aggregation also needs checks for indirect disclosure and permitted purpose. No export, identity lookup, real approval or deletion is performed.</w:t>
+      </w:r>
+    </w:p>
+    <w:p>
+      <w:pPr>
+        <w:pStyle w:val="ListBullet"/>
+      </w:pPr>
+      <w:r>
+        <w:t>For the worked scenario, propose one additional case that could reveal a failure, describe its expected outcome before running it, and explain what would need to remain fixed for a fair comparison. Do not reuse W4 as a new final test after receiving feedback.</w:t>
       </w:r>
     </w:p>
     <w:p>
@@ -414,18 +695,79 @@
         <w:pStyle w:val="Heading3"/>
       </w:pPr>
       <w:r>
+        <w:t>My reasoning and evidence</w:t>
+      </w:r>
+    </w:p>
+    <w:p>
+      <w:r>
+        <w:t>________________________________________________________________</w:t>
+      </w:r>
+    </w:p>
+    <w:p>
+      <w:r>
+        <w:t>________________________________________________________________</w:t>
+      </w:r>
+    </w:p>
+    <w:p>
+      <w:r>
+        <w:t>________________________________________________________________</w:t>
+      </w:r>
+    </w:p>
+    <w:p>
+      <w:r>
+        <w:t>________________________________________________________________</w:t>
+      </w:r>
+    </w:p>
+    <w:p>
+      <w:r>
+        <w:t>________________________________________________________________</w:t>
+      </w:r>
+    </w:p>
+    <w:p>
+      <w:r>
+        <w:t>________________________________________________________________</w:t>
+      </w:r>
+    </w:p>
+    <w:p>
+      <w:r>
+        <w:t>________________________________________________________________</w:t>
+      </w:r>
+    </w:p>
+    <w:p>
+      <w:pPr>
+        <w:pStyle w:val="Heading1"/>
+      </w:pPr>
+      <w:r>
+        <w:t>04. Try alone · Selected transfer</w:t>
+      </w:r>
+    </w:p>
+    <w:p>
+      <w:r>
+        <w:t>Keep this task’s inputs,rule and response together.</w:t>
+      </w:r>
+    </w:p>
+    <w:p>
+      <w:pPr>
+        <w:pStyle w:val="Heading2"/>
+      </w:pPr>
+      <w:r>
+        <w:t>Complete task and evidence</w:t>
+      </w:r>
+    </w:p>
+    <w:p>
+      <w:pPr>
+        <w:pStyle w:val="Heading3"/>
+      </w:pPr>
+      <w:r>
         <w:t>Independent case: Apply a new case independently</w:t>
       </w:r>
     </w:p>
     <w:p>
       <w:pPr>
-        <w:spacing w:line="336" w:lineRule="auto" w:after="180"/>
-      </w:pPr>
-      <w:r>
-        <w:rPr>
-          <w:b w:val="0"/>
-        </w:rPr>
-        <w:t>Aggregate contains one member in a subgroup; policy forbids subgroup reports smaller than5. Decide.</w:t>
+        <w:pStyle w:val="ListBullet"/>
+      </w:pPr>
+      <w:r>
+        <w:t>Aggregate contains one member in a subgroup; policy forbids subgroup reports smaller than 5. Decide.</w:t>
       </w:r>
     </w:p>
     <w:p>
@@ -473,12 +815,9 @@
     </w:p>
     <w:p>
       <w:pPr>
-        <w:spacing w:line="336" w:lineRule="auto" w:after="180"/>
-      </w:pPr>
-      <w:r>
-        <w:rPr>
-          <w:b w:val="0"/>
-        </w:rPr>
+        <w:pStyle w:val="ListBullet"/>
+      </w:pPr>
+      <w:r>
         <w:t>Attempt this case before feedback. Record any help. Earlier examples below are further practice; a case already practised with feedback cannot establish fresh transfer.</w:t>
       </w:r>
     </w:p>
@@ -487,59 +826,28 @@
         <w:pStyle w:val="Heading1"/>
       </w:pPr>
       <w:r>
-        <w:t>05. W1 Explain the mechanism</w:t>
-      </w:r>
-    </w:p>
-    <w:p>
-      <w:r>
-        <w:t>Explain the mechanism. Apply the supplied Privacy and data governance facts and keep your reasoning.</w:t>
-      </w:r>
-    </w:p>
-    <w:p>
-      <w:pPr>
-        <w:spacing w:line="336" w:lineRule="auto" w:after="180"/>
-      </w:pPr>
-      <w:r>
-        <w:rPr>
-          <w:b w:val="0"/>
-        </w:rPr>
-        <w:t xml:space="preserve">Explain the weekly </w:t>
-      </w:r>
-      <w:r>
-        <w:rPr>
-          <w:b/>
-        </w:rPr>
-        <w:t>mechanism</w:t>
-      </w:r>
-      <w:r>
-        <w:rPr>
-          <w:b w:val="0"/>
-        </w:rPr>
-        <w:t xml:space="preserve"> in your own words. Use the worked scenario to name its </w:t>
-      </w:r>
-      <w:r>
-        <w:rPr>
-          <w:b/>
-        </w:rPr>
-        <w:t>input</w:t>
-      </w:r>
-      <w:r>
-        <w:rPr>
-          <w:b w:val="0"/>
-        </w:rPr>
-        <w:t xml:space="preserve">, decision rule and </w:t>
-      </w:r>
-      <w:r>
-        <w:rPr>
-          <w:b/>
-        </w:rPr>
-        <w:t>output</w:t>
-      </w:r>
-      <w:r>
-        <w:rPr>
-          <w:b w:val="0"/>
-        </w:rPr>
-        <w:t>.</w:t>
+        <w:t>10. Project · Keep the research evidence</w:t>
+      </w:r>
+    </w:p>
+    <w:p>
+      <w:r>
+        <w:t>Preserve the question, protocol, observations, analysis and limits.</w:t>
+      </w:r>
+    </w:p>
+    <w:p>
+      <w:pPr>
+        <w:pStyle w:val="Heading2"/>
+      </w:pPr>
+      <w:r>
+        <w:t>Complete task and evidence</w:t>
+      </w:r>
+    </w:p>
+    <w:p>
+      <w:pPr>
+        <w:pStyle w:val="ListBullet"/>
+      </w:pPr>
+      <w:r>
+        <w:t>Add a labelled privacy and data governance evidence sheet to Reproducible AI Research Study. Show how you can explain the mechanism and terminology of privacy and data governance. Use the supplied fictional case and keep its inputs, intermediate steps, calculation or prediction, and limitation. Connect this record to last week’s record; a matching answer without a trace is insufficient.</w:t>
       </w:r>
     </w:p>
     <w:p>
@@ -547,7 +855,7 @@
         <w:pStyle w:val="Heading3"/>
       </w:pPr>
       <w:r>
-        <w:t>My reasoning and evidence</w:t>
+        <w:t>My project change, supporting evidence and remaining limit</w:t>
       </w:r>
     </w:p>
     <w:p>
@@ -585,436 +893,20 @@
         <w:pStyle w:val="Heading1"/>
       </w:pPr>
       <w:r>
-        <w:t>06. W2 Trace the worked case</w:t>
-      </w:r>
-    </w:p>
-    <w:p>
-      <w:r>
-        <w:t>Trace the worked case. Apply the supplied Privacy and data governance facts and keep your reasoning.</w:t>
-      </w:r>
-    </w:p>
-    <w:p>
-      <w:pPr>
-        <w:spacing w:line="336" w:lineRule="auto" w:after="180"/>
-      </w:pPr>
-      <w:r>
-        <w:rPr>
-          <w:b w:val="0"/>
-        </w:rPr>
-        <w:t>Export has coded ID, exact birth date, classroom and rare condition. Team calls it anonymous because names are removed. Show the intermediate steps and give the conclusion with its scope.</w:t>
-      </w:r>
-    </w:p>
-    <w:p>
-      <w:pPr>
-        <w:pStyle w:val="Heading3"/>
-      </w:pPr>
-      <w:r>
-        <w:t>My reasoning and evidence</w:t>
-      </w:r>
-    </w:p>
-    <w:p>
-      <w:r>
-        <w:t>________________________________________________________________</w:t>
-      </w:r>
-    </w:p>
-    <w:p>
-      <w:r>
-        <w:t>________________________________________________________________</w:t>
-      </w:r>
-    </w:p>
-    <w:p>
-      <w:r>
-        <w:t>________________________________________________________________</w:t>
-      </w:r>
-    </w:p>
-    <w:p>
-      <w:r>
-        <w:t>________________________________________________________________</w:t>
-      </w:r>
-    </w:p>
-    <w:p>
-      <w:r>
-        <w:t>________________________________________________________________</w:t>
-      </w:r>
-    </w:p>
-    <w:p>
-      <w:r>
-        <w:t>________________________________________________________________</w:t>
-      </w:r>
-    </w:p>
-    <w:p>
-      <w:r>
-        <w:t>________________________________________________________________</w:t>
-      </w:r>
-    </w:p>
-    <w:p>
-      <w:pPr>
-        <w:pStyle w:val="Heading1"/>
-      </w:pPr>
-      <w:r>
-        <w:t>07. W3 Audit the limit</w:t>
-      </w:r>
-    </w:p>
-    <w:p>
-      <w:r>
-        <w:t>Audit the limit. Apply the supplied Privacy and data governance facts and keep your reasoning.</w:t>
-      </w:r>
-    </w:p>
-    <w:p>
-      <w:pPr>
-        <w:spacing w:line="336" w:lineRule="auto" w:after="180"/>
-      </w:pPr>
-      <w:r>
-        <w:rPr>
-          <w:b w:val="0"/>
-        </w:rPr>
-        <w:t>A report omits this qualification: A size threshold or coding scheme alone does not guarantee privacy. Explain how omitting it could change a reader's interpretation, and write an accurate replacement.</w:t>
-      </w:r>
-    </w:p>
-    <w:p>
-      <w:pPr>
-        <w:pStyle w:val="Heading3"/>
-      </w:pPr>
-      <w:r>
-        <w:t>My reasoning and evidence</w:t>
-      </w:r>
-    </w:p>
-    <w:p>
-      <w:r>
-        <w:t>________________________________________________________________</w:t>
-      </w:r>
-    </w:p>
-    <w:p>
-      <w:r>
-        <w:t>________________________________________________________________</w:t>
-      </w:r>
-    </w:p>
-    <w:p>
-      <w:r>
-        <w:t>________________________________________________________________</w:t>
-      </w:r>
-    </w:p>
-    <w:p>
-      <w:r>
-        <w:t>________________________________________________________________</w:t>
-      </w:r>
-    </w:p>
-    <w:p>
-      <w:r>
-        <w:t>________________________________________________________________</w:t>
-      </w:r>
-    </w:p>
-    <w:p>
-      <w:r>
-        <w:t>________________________________________________________________</w:t>
-      </w:r>
-    </w:p>
-    <w:p>
-      <w:pPr>
-        <w:pStyle w:val="Heading1"/>
-      </w:pPr>
-      <w:r>
-        <w:t>08. W4 Apply a new case independently</w:t>
-      </w:r>
-    </w:p>
-    <w:p>
-      <w:r>
-        <w:t>Attempt before feedback. If this repeats the selected independent case, reuse that first attempt; otherwise keep a separate record. Apply a new case independently. Apply the supplied Privacy and data governance facts and keep your reasoning.</w:t>
-      </w:r>
-    </w:p>
-    <w:p>
-      <w:pPr>
-        <w:spacing w:line="336" w:lineRule="auto" w:after="180"/>
-      </w:pPr>
-      <w:r>
-        <w:rPr>
-          <w:b w:val="0"/>
-        </w:rPr>
-        <w:t>Aggregate contains one member in a subgroup; policy forbids subgroup reports smaller than5. Decide.</w:t>
-      </w:r>
-    </w:p>
-    <w:p>
-      <w:pPr>
-        <w:pStyle w:val="Heading3"/>
-      </w:pPr>
-      <w:r>
-        <w:t>My reasoning and evidence</w:t>
-      </w:r>
-    </w:p>
-    <w:p>
-      <w:r>
-        <w:t>________________________________________________________________</w:t>
-      </w:r>
-    </w:p>
-    <w:p>
-      <w:r>
-        <w:t>________________________________________________________________</w:t>
-      </w:r>
-    </w:p>
-    <w:p>
-      <w:r>
-        <w:t>________________________________________________________________</w:t>
-      </w:r>
-    </w:p>
-    <w:p>
-      <w:r>
-        <w:t>________________________________________________________________</w:t>
-      </w:r>
-    </w:p>
-    <w:p>
-      <w:r>
-        <w:t>________________________________________________________________</w:t>
-      </w:r>
-    </w:p>
-    <w:p>
-      <w:r>
-        <w:t>________________________________________________________________</w:t>
-      </w:r>
-    </w:p>
-    <w:p>
-      <w:r>
-        <w:t>________________________________________________________________</w:t>
-      </w:r>
-    </w:p>
-    <w:p>
-      <w:r>
-        <w:t>________________________________________________________________</w:t>
-      </w:r>
-    </w:p>
-    <w:p>
-      <w:pPr>
-        <w:pStyle w:val="Heading1"/>
-      </w:pPr>
-      <w:r>
-        <w:t>09. W5 Design a revealing follow-up</w:t>
-      </w:r>
-    </w:p>
-    <w:p>
-      <w:r>
-        <w:t>Design a revealing follow-up. Apply the supplied Privacy and data governance facts and keep your reasoning.</w:t>
-      </w:r>
-    </w:p>
-    <w:p>
-      <w:pPr>
-        <w:spacing w:line="336" w:lineRule="auto" w:after="180"/>
-      </w:pPr>
-      <w:r>
-        <w:rPr>
-          <w:b w:val="0"/>
-        </w:rPr>
-        <w:t>For the worked scenario, propose one additional case that could reveal a failure, describe its expected outcome before running it, and explain what would need to remain fixed for a fair comparison.</w:t>
-      </w:r>
-    </w:p>
-    <w:p>
-      <w:pPr>
-        <w:spacing w:line="336" w:lineRule="auto" w:after="180"/>
-      </w:pPr>
-      <w:r>
-        <w:rPr>
-          <w:b w:val="0"/>
-        </w:rPr>
-        <w:t>Do not reuse W4 as a new final test after receiving feedback.</w:t>
-      </w:r>
-    </w:p>
-    <w:p>
-      <w:pPr>
-        <w:pStyle w:val="Heading3"/>
-      </w:pPr>
-      <w:r>
-        <w:t>My reasoning and evidence</w:t>
-      </w:r>
-    </w:p>
-    <w:p>
-      <w:r>
-        <w:t>________________________________________________________________</w:t>
-      </w:r>
-    </w:p>
-    <w:p>
-      <w:r>
-        <w:t>________________________________________________________________</w:t>
-      </w:r>
-    </w:p>
-    <w:p>
-      <w:r>
-        <w:t>________________________________________________________________</w:t>
-      </w:r>
-    </w:p>
-    <w:p>
-      <w:r>
-        <w:t>________________________________________________________________</w:t>
-      </w:r>
-    </w:p>
-    <w:p>
-      <w:r>
-        <w:t>________________________________________________________________</w:t>
-      </w:r>
-    </w:p>
-    <w:p>
-      <w:r>
-        <w:t>________________________________________________________________</w:t>
-      </w:r>
-    </w:p>
-    <w:p>
-      <w:r>
-        <w:t>________________________________________________________________</w:t>
-      </w:r>
-    </w:p>
-    <w:p>
-      <w:pPr>
-        <w:pStyle w:val="Heading1"/>
-      </w:pPr>
-      <w:r>
-        <w:t>10. Project checkpoint and reflection</w:t>
-      </w:r>
-    </w:p>
-    <w:p>
-      <w:r>
-        <w:t>Connect Privacy and data governance to Reproducible AI Research Study, identify a limit and choose the next useful test.</w:t>
-      </w:r>
-    </w:p>
-    <w:p>
-      <w:pPr>
-        <w:spacing w:line="336" w:lineRule="auto" w:after="180"/>
-      </w:pPr>
-      <w:r>
-        <w:rPr>
-          <w:b w:val="0"/>
-        </w:rPr>
-        <w:t xml:space="preserve">Add a labelled privacy and </w:t>
-      </w:r>
-      <w:r>
-        <w:rPr>
-          <w:b/>
-        </w:rPr>
-        <w:t>data governance</w:t>
-      </w:r>
-      <w:r>
-        <w:rPr>
-          <w:b w:val="0"/>
-        </w:rPr>
-        <w:t xml:space="preserve"> </w:t>
-      </w:r>
-      <w:r>
-        <w:rPr>
-          <w:b/>
-        </w:rPr>
-        <w:t>evidence</w:t>
-      </w:r>
-      <w:r>
-        <w:rPr>
-          <w:b w:val="0"/>
-        </w:rPr>
-        <w:t xml:space="preserve"> sheet to Reproducible AI Research Study. Show how you can explain the </w:t>
-      </w:r>
-      <w:r>
-        <w:rPr>
-          <w:b/>
-        </w:rPr>
-        <w:t>mechanism</w:t>
-      </w:r>
-      <w:r>
-        <w:rPr>
-          <w:b w:val="0"/>
-        </w:rPr>
-        <w:t xml:space="preserve"> and terminology of privacy and </w:t>
-      </w:r>
-      <w:r>
-        <w:rPr>
-          <w:b/>
-        </w:rPr>
-        <w:t>data governance</w:t>
-      </w:r>
-      <w:r>
-        <w:rPr>
-          <w:b w:val="0"/>
-        </w:rPr>
-        <w:t>.</w:t>
-      </w:r>
-    </w:p>
-    <w:p>
-      <w:pPr>
-        <w:spacing w:line="336" w:lineRule="auto" w:after="180"/>
-      </w:pPr>
-      <w:r>
-        <w:rPr>
-          <w:b w:val="0"/>
-        </w:rPr>
-        <w:t xml:space="preserve">Use the supplied fictional case and keep its </w:t>
-      </w:r>
-      <w:r>
-        <w:rPr>
-          <w:b/>
-        </w:rPr>
-        <w:t>input</w:t>
-      </w:r>
-      <w:r>
-        <w:rPr>
-          <w:b w:val="0"/>
-        </w:rPr>
-        <w:t xml:space="preserve">s, intermediate steps, calculation or </w:t>
-      </w:r>
-      <w:r>
-        <w:rPr>
-          <w:b/>
-        </w:rPr>
-        <w:t>prediction</w:t>
-      </w:r>
-      <w:r>
-        <w:rPr>
-          <w:b w:val="0"/>
-        </w:rPr>
-        <w:t>, and limitation. Connect this record to last week’s record; a matching answer without a trace is insufficient.</w:t>
-      </w:r>
-    </w:p>
-    <w:p>
-      <w:pPr>
-        <w:pStyle w:val="Heading3"/>
-      </w:pPr>
-      <w:r>
-        <w:t>My project change, supporting evidence and remaining limit</w:t>
-      </w:r>
-    </w:p>
-    <w:p>
-      <w:r>
-        <w:t>________________________________________________________________</w:t>
-      </w:r>
-    </w:p>
-    <w:p>
-      <w:r>
-        <w:t>________________________________________________________________</w:t>
-      </w:r>
-    </w:p>
-    <w:p>
-      <w:r>
-        <w:t>________________________________________________________________</w:t>
-      </w:r>
-    </w:p>
-    <w:p>
-      <w:r>
-        <w:t>________________________________________________________________</w:t>
-      </w:r>
-    </w:p>
-    <w:p>
-      <w:r>
-        <w:t>________________________________________________________________</w:t>
-      </w:r>
-    </w:p>
-    <w:p>
-      <w:r>
-        <w:t>________________________________________________________________</w:t>
-      </w:r>
-    </w:p>
-    <w:p>
-      <w:pPr>
-        <w:pStyle w:val="Heading1"/>
-      </w:pPr>
-      <w:r>
-        <w:t>11. Feedback, return check and learning record</w:t>
-      </w:r>
-    </w:p>
-    <w:p>
-      <w:r>
-        <w:t>Record the first repaired step and a different case to revisit after a delay.</w:t>
+        <w:t>11. Feedback · Repair and return</w:t>
+      </w:r>
+    </w:p>
+    <w:p>
+      <w:r>
+        <w:t>Keep this task’s inputs,rule and response together.</w:t>
+      </w:r>
+    </w:p>
+    <w:p>
+      <w:pPr>
+        <w:pStyle w:val="Heading2"/>
+      </w:pPr>
+      <w:r>
+        <w:t>Complete task and evidence</w:t>
       </w:r>
     </w:p>
     <w:tbl>
@@ -1155,12 +1047,9 @@
     </w:tbl>
     <w:p>
       <w:pPr>
-        <w:spacing w:line="336" w:lineRule="auto" w:after="180"/>
-      </w:pPr>
-      <w:r>
-        <w:rPr>
-          <w:b w:val="0"/>
-        </w:rPr>
+        <w:pStyle w:val="ListBullet"/>
+      </w:pPr>
+      <w:r>
         <w:t>Revisit this idea with your teacher after a delay. Familiarity is different from explaining and using it on a changed case.</w:t>
       </w:r>
     </w:p>
@@ -1169,33 +1058,357 @@
         <w:pStyle w:val="Heading1"/>
       </w:pPr>
       <w:r>
-        <w:t>12. Pictorial case practice: Privacy and data governance</w:t>
-      </w:r>
-    </w:p>
-    <w:p>
-      <w:r>
-        <w:t>Govern data by purpose and access. A fictional project needs task scores and random participant codes, but not names. Explain the labelled step before checking the changed condition.</w:t>
-      </w:r>
-    </w:p>
-    <w:p>
-      <w:pPr>
-        <w:spacing w:line="336" w:lineRule="auto" w:after="180"/>
-      </w:pPr>
-      <w:r>
-        <w:rPr>
-          <w:b w:val="0"/>
-        </w:rPr>
+        <w:t>Reference bank and extra practice</w:t>
+      </w:r>
+    </w:p>
+    <w:p>
+      <w:pPr>
+        <w:pStyle w:val="Heading1"/>
+      </w:pPr>
+      <w:r>
+        <w:t>02. Reference · Supported W2 record</w:t>
+      </w:r>
+    </w:p>
+    <w:p>
+      <w:r>
+        <w:t>Keep this task’s inputs,rule and response together.</w:t>
+      </w:r>
+    </w:p>
+    <w:p>
+      <w:pPr>
+        <w:pStyle w:val="Heading2"/>
+      </w:pPr>
+      <w:r>
+        <w:t>Complete task and evidence</w:t>
+      </w:r>
+    </w:p>
+    <w:p>
+      <w:pPr>
+        <w:pStyle w:val="ListBullet"/>
+      </w:pPr>
+      <w:r>
+        <w:t>Use W2: Trace the worked case for Privacy and data governance. Record the answer once; the lesson and workbook refer to the same attempt.</w:t>
+      </w:r>
+    </w:p>
+    <w:tbl>
+      <w:tblPr>
+        <w:tblStyle w:val="LightShading-Accent1"/>
+        <w:tblW w:type="auto" w:w="0"/>
+        <w:tblLook w:firstColumn="1" w:firstRow="1" w:lastColumn="0" w:lastRow="0" w:noHBand="0" w:noVBand="1" w:val="04A0"/>
+      </w:tblPr>
+      <w:tblGrid>
+        <w:gridCol w:w="2556"/>
+        <w:gridCol w:w="2556"/>
+        <w:gridCol w:w="2556"/>
+        <w:gridCol w:w="2556"/>
+      </w:tblGrid>
+      <w:tr>
+        <w:trPr>
+          <w:tblHeader/>
+        </w:trPr>
+        <w:tc>
+          <w:tcPr>
+            <w:tcW w:type="dxa" w:w="2556"/>
+          </w:tcPr>
+          <w:p>
+            <w:r>
+              <w:t>Given inputs</w:t>
+            </w:r>
+          </w:p>
+        </w:tc>
+        <w:tc>
+          <w:tcPr>
+            <w:tcW w:type="dxa" w:w="2556"/>
+          </w:tcPr>
+          <w:p>
+            <w:r>
+              <w:t>Procedure I chose</w:t>
+            </w:r>
+          </w:p>
+        </w:tc>
+        <w:tc>
+          <w:tcPr>
+            <w:tcW w:type="dxa" w:w="2556"/>
+          </w:tcPr>
+          <w:p>
+            <w:r>
+              <w:t>Middle steps</w:t>
+            </w:r>
+          </w:p>
+        </w:tc>
+        <w:tc>
+          <w:tcPr>
+            <w:tcW w:type="dxa" w:w="2556"/>
+          </w:tcPr>
+          <w:p>
+            <w:r>
+              <w:t>Result and check</w:t>
+            </w:r>
+          </w:p>
+        </w:tc>
+      </w:tr>
+      <w:tr>
+        <w:tc>
+          <w:tcPr>
+            <w:tcW w:type="dxa" w:w="2556"/>
+          </w:tcPr>
+          <w:p>
+            <w:r/>
+          </w:p>
+        </w:tc>
+        <w:tc>
+          <w:tcPr>
+            <w:tcW w:type="dxa" w:w="2556"/>
+          </w:tcPr>
+          <w:p>
+            <w:r/>
+          </w:p>
+        </w:tc>
+        <w:tc>
+          <w:tcPr>
+            <w:tcW w:type="dxa" w:w="2556"/>
+          </w:tcPr>
+          <w:p>
+            <w:r/>
+          </w:p>
+        </w:tc>
+        <w:tc>
+          <w:tcPr>
+            <w:tcW w:type="dxa" w:w="2556"/>
+          </w:tcPr>
+          <w:p>
+            <w:r/>
+          </w:p>
+        </w:tc>
+      </w:tr>
+    </w:tbl>
+    <w:p>
+      <w:pPr>
+        <w:pStyle w:val="Heading3"/>
+      </w:pPr>
+      <w:r>
+        <w:t>The step I completed without help, and the hint I needed</w:t>
+      </w:r>
+    </w:p>
+    <w:p>
+      <w:r>
+        <w:t>________________________________________________________________</w:t>
+      </w:r>
+    </w:p>
+    <w:p>
+      <w:r>
+        <w:t>________________________________________________________________</w:t>
+      </w:r>
+    </w:p>
+    <w:p>
+      <w:r>
+        <w:t>________________________________________________________________</w:t>
+      </w:r>
+    </w:p>
+    <w:p>
+      <w:pPr>
+        <w:pStyle w:val="Heading1"/>
+      </w:pPr>
+      <w:r>
+        <w:t>03. Extra practice · Individual reasoning check</w:t>
+      </w:r>
+    </w:p>
+    <w:p>
+      <w:r>
+        <w:t>Keep this task’s inputs,rule and response together.</w:t>
+      </w:r>
+    </w:p>
+    <w:p>
+      <w:pPr>
+        <w:pStyle w:val="Heading2"/>
+      </w:pPr>
+      <w:r>
+        <w:t>Complete task and evidence</w:t>
+      </w:r>
+    </w:p>
+    <w:p>
+      <w:pPr>
+        <w:pStyle w:val="ListBullet"/>
+      </w:pPr>
+      <w:r>
+        <w:t>Use the worked case for Privacy and data governance. Proposed explanation: “The worked result establishes every future case”. Decide whether this explanation is supported. Point to the step or supplied fact that decides; explain your repair if needed.</w:t>
+      </w:r>
+    </w:p>
+    <w:p>
+      <w:pPr>
+        <w:pStyle w:val="Heading3"/>
+      </w:pPr>
+      <w:r>
+        <w:t>My explanation before partner discussion</w:t>
+      </w:r>
+    </w:p>
+    <w:p>
+      <w:r>
+        <w:t>________________________________________________________________</w:t>
+      </w:r>
+    </w:p>
+    <w:p>
+      <w:r>
+        <w:t>________________________________________________________________</w:t>
+      </w:r>
+    </w:p>
+    <w:p>
+      <w:r>
+        <w:t>________________________________________________________________</w:t>
+      </w:r>
+    </w:p>
+    <w:p>
+      <w:r>
+        <w:t>________________________________________________________________</w:t>
+      </w:r>
+    </w:p>
+    <w:p>
+      <w:pPr>
+        <w:pStyle w:val="Heading1"/>
+      </w:pPr>
+      <w:r>
+        <w:t>08. Reference · Earlier W4 response copy</w:t>
+      </w:r>
+    </w:p>
+    <w:p>
+      <w:r>
+        <w:t>Keep this task’s inputs,rule and response together.</w:t>
+      </w:r>
+    </w:p>
+    <w:p>
+      <w:pPr>
+        <w:pStyle w:val="Heading2"/>
+      </w:pPr>
+      <w:r>
+        <w:t>Complete task and evidence</w:t>
+      </w:r>
+    </w:p>
+    <w:p>
+      <w:pPr>
+        <w:pStyle w:val="ListBullet"/>
+      </w:pPr>
+      <w:r>
+        <w:t>Aggregate contains one member in a subgroup; policy forbids subgroup reports smaller than 5. Decide.</w:t>
+      </w:r>
+    </w:p>
+    <w:p>
+      <w:pPr>
+        <w:pStyle w:val="Heading3"/>
+      </w:pPr>
+      <w:r>
+        <w:t>My reasoning and evidence</w:t>
+      </w:r>
+    </w:p>
+    <w:p>
+      <w:r>
+        <w:t>________________________________________________________________</w:t>
+      </w:r>
+    </w:p>
+    <w:p>
+      <w:r>
+        <w:t>________________________________________________________________</w:t>
+      </w:r>
+    </w:p>
+    <w:p>
+      <w:r>
+        <w:t>________________________________________________________________</w:t>
+      </w:r>
+    </w:p>
+    <w:p>
+      <w:r>
+        <w:t>________________________________________________________________</w:t>
+      </w:r>
+    </w:p>
+    <w:p>
+      <w:r>
+        <w:t>________________________________________________________________</w:t>
+      </w:r>
+    </w:p>
+    <w:p>
+      <w:r>
+        <w:t>________________________________________________________________</w:t>
+      </w:r>
+    </w:p>
+    <w:p>
+      <w:r>
+        <w:t>________________________________________________________________</w:t>
+      </w:r>
+    </w:p>
+    <w:p>
+      <w:r>
+        <w:t>________________________________________________________________</w:t>
+      </w:r>
+    </w:p>
+    <w:p>
+      <w:pPr>
+        <w:pStyle w:val="Heading1"/>
+      </w:pPr>
+      <w:r>
+        <w:t>12. Extra practice · Pictured case</w:t>
+      </w:r>
+    </w:p>
+    <w:p>
+      <w:r>
+        <w:t>Keep this task’s inputs,rule and response together.</w:t>
+      </w:r>
+    </w:p>
+    <w:p>
+      <w:pPr>
+        <w:pStyle w:val="Heading2"/>
+      </w:pPr>
+      <w:r>
+        <w:t>Complete task and evidence</w:t>
+      </w:r>
+    </w:p>
+    <w:p>
+      <w:r>
+        <w:drawing>
+          <wp:inline xmlns:a="http://schemas.openxmlformats.org/drawingml/2006/main" xmlns:pic="http://schemas.openxmlformats.org/drawingml/2006/picture">
+            <wp:extent cx="5486400" cy="3029913"/>
+            <wp:docPr id="1" name="Picture 1" descr="The fictional analysis table maps participant codes to scores and is readable by the analyst role. A separate restricted identity key maps the same codes to identities for authorized withdrawal handling. Shared codes make joining possible if the key is available. Publishing both breaks the declared separation. Coded data is not guaranteed anonymous."/>
+            <wp:cNvGraphicFramePr>
+              <a:graphicFrameLocks noChangeAspect="1"/>
+            </wp:cNvGraphicFramePr>
+            <a:graphic>
+              <a:graphicData uri="http://schemas.openxmlformats.org/drawingml/2006/picture">
+                <pic:pic>
+                  <pic:nvPicPr>
+                    <pic:cNvPr id="0" name="ai-7-20-key-separation.png"/>
+                    <pic:cNvPicPr/>
+                  </pic:nvPicPr>
+                  <pic:blipFill>
+                    <a:blip r:embed="rId9"/>
+                    <a:stretch>
+                      <a:fillRect/>
+                    </a:stretch>
+                  </pic:blipFill>
+                  <pic:spPr>
+                    <a:xfrm>
+                      <a:off x="0" y="0"/>
+                      <a:ext cx="5486400" cy="3029913"/>
+                    </a:xfrm>
+                    <a:prstGeom prst="rect"/>
+                  </pic:spPr>
+                </pic:pic>
+              </a:graphicData>
+            </a:graphic>
+          </wp:inline>
+        </w:drawing>
+      </w:r>
+    </w:p>
+    <w:p>
+      <w:pPr>
+        <w:pStyle w:val="ListBullet"/>
+      </w:pPr>
+      <w:r>
         <w:t>Govern data by purpose and access. A fictional project needs task scores and random participant codes, but not names.</w:t>
       </w:r>
     </w:p>
     <w:p>
       <w:pPr>
-        <w:spacing w:line="336" w:lineRule="auto" w:after="180"/>
-      </w:pPr>
-      <w:r>
-        <w:rPr>
-          <w:b w:val="0"/>
-        </w:rPr>
+        <w:pStyle w:val="ListBullet"/>
+      </w:pPr>
+      <w:r>
         <w:t>The analysis table holds codes and scores. A separate restricted key links codes to names only for authorised withdrawal handling.</w:t>
       </w:r>
     </w:p>
@@ -1204,7 +1417,7 @@
         <w:drawing>
           <wp:inline xmlns:a="http://schemas.openxmlformats.org/drawingml/2006/main" xmlns:pic="http://schemas.openxmlformats.org/drawingml/2006/picture">
             <wp:extent cx="5486400" cy="5185229"/>
-            <wp:docPr id="1" name="Picture 1" descr="Privacy and data governance. Separate tables: Keep analysis records apart from the identity key.. Limit access: Analysts receive scores and codes, not the name linkage.. Define retention: Apply the approved deletion schedule to both stores and listed copies."/>
+            <wp:docPr id="2" name="Picture 2" descr="Privacy and data governance. Separate tables: Keep analysis records apart from the identity key.. Limit access: Analysts receive scores and codes, not the name linkage.. Define retention: Apply the approved deletion schedule to both stores and listed copies."/>
             <wp:cNvGraphicFramePr>
               <a:graphicFrameLocks noChangeAspect="1"/>
             </wp:cNvGraphicFramePr>
@@ -1216,7 +1429,7 @@
                     <pic:cNvPicPr/>
                   </pic:nvPicPr>
                   <pic:blipFill>
-                    <a:blip r:embed="rId9"/>
+                    <a:blip r:embed="rId10"/>
                     <a:stretch>
                       <a:fillRect/>
                     </a:stretch>
@@ -1237,26 +1450,10 @@
     </w:p>
     <w:p>
       <w:pPr>
-        <w:spacing w:line="336" w:lineRule="auto" w:after="180"/>
-        <w:shd w:fill="F5F1FB"/>
-      </w:pPr>
-      <w:r>
-        <w:rPr>
-          <w:b w:val="0"/>
-        </w:rPr>
-        <w:t xml:space="preserve">Point to the analysis table and the restricted identity key. Why are the codes </w:t>
-      </w:r>
-      <w:r>
-        <w:rPr>
-          <w:b/>
-        </w:rPr>
-        <w:t>pseudonym</w:t>
-      </w:r>
-      <w:r>
-        <w:rPr>
-          <w:b w:val="0"/>
-        </w:rPr>
-        <w:t>ous rather than guaranteed anonymous, and what changes if the key is published?</w:t>
+        <w:pStyle w:val="ListBullet"/>
+      </w:pPr>
+      <w:r>
+        <w:t>Point to the analysis table and the restricted identity key. Why are the codes pseudonymous rather than guaranteed anonymous, and what changes if the key is published?</w:t>
       </w:r>
     </w:p>
     <w:p>
@@ -1299,56 +1496,18 @@
     </w:p>
     <w:p>
       <w:pPr>
-        <w:pStyle w:val="Heading3"/>
-      </w:pPr>
-      <w:r>
-        <w:t>Record the help used</w:t>
-      </w:r>
-    </w:p>
-    <w:p>
-      <w:pPr>
-        <w:spacing w:line="336" w:lineRule="auto" w:after="180"/>
-        <w:shd w:fill="F1F6F8"/>
-      </w:pPr>
-      <w:r>
-        <w:rPr>
-          <w:b w:val="0"/>
-        </w:rPr>
-        <w:t xml:space="preserve">Support used: alone / hint / worked example. This record is practice </w:t>
-      </w:r>
-      <w:r>
-        <w:rPr>
-          <w:b/>
-        </w:rPr>
-        <w:t>evidence</w:t>
-      </w:r>
-      <w:r>
-        <w:rPr>
-          <w:b w:val="0"/>
-        </w:rPr>
-        <w:t>.</w:t>
-      </w:r>
-    </w:p>
-    <w:p>
-      <w:pPr>
-        <w:spacing w:line="336" w:lineRule="auto" w:after="180"/>
-      </w:pPr>
-      <w:r>
-        <w:rPr>
-          <w:b w:val="0"/>
-        </w:rPr>
-        <w:t>Project connection: For the Reproducible AI Research Study, retain an annotated worked trace and the changed-case reasoning.</w:t>
-      </w:r>
-    </w:p>
-    <w:p>
-      <w:pPr>
-        <w:spacing w:line="336" w:lineRule="auto" w:after="180"/>
-      </w:pPr>
-      <w:r>
-        <w:rPr>
-          <w:b w:val="0"/>
-        </w:rPr>
-        <w:t>Connect the claim to its records, units and assumptions so another investigator can challenge or reproduce it.</w:t>
+        <w:pStyle w:val="ListBullet"/>
+      </w:pPr>
+      <w:r>
+        <w:t>Support used: alone / hint / worked example. This record is practice evidence.</w:t>
+      </w:r>
+    </w:p>
+    <w:p>
+      <w:pPr>
+        <w:pStyle w:val="ListBullet"/>
+      </w:pPr>
+      <w:r>
+        <w:t>Project connection: For the Reproducible AI Research Study, retain an annotated worked trace and the changed-case reasoning. Connect the claim to its records, units and assumptions so another investigator can challenge or reproduce it.</w:t>
       </w:r>
     </w:p>
     <w:p>
@@ -1356,44 +1515,43 @@
         <w:pStyle w:val="Heading1"/>
       </w:pPr>
       <w:r>
-        <w:t>13. Project portfolio milestone</w:t>
-      </w:r>
-    </w:p>
-    <w:p>
-      <w:r>
-        <w:t>Keep this week’s input, deciding step, result and limit together in the Reproducible AI Research Study record.</w:t>
-      </w:r>
-    </w:p>
-    <w:p>
-      <w:pPr>
-        <w:spacing w:line="336" w:lineRule="auto" w:after="180"/>
-      </w:pPr>
-      <w:r>
-        <w:rPr>
-          <w:b w:val="0"/>
-        </w:rPr>
+        <w:t>13. Reference · Project milestone</w:t>
+      </w:r>
+    </w:p>
+    <w:p>
+      <w:r>
+        <w:t>Keep this task’s inputs,rule and response together.</w:t>
+      </w:r>
+    </w:p>
+    <w:p>
+      <w:pPr>
+        <w:pStyle w:val="Heading2"/>
+      </w:pPr>
+      <w:r>
+        <w:t>Complete task and evidence</w:t>
+      </w:r>
+    </w:p>
+    <w:p>
+      <w:pPr>
+        <w:pStyle w:val="ListBullet"/>
+      </w:pPr>
+      <w:r>
         <w:t>Project: Reproducible AI Research Study</w:t>
       </w:r>
     </w:p>
     <w:p>
       <w:pPr>
-        <w:spacing w:line="336" w:lineRule="auto" w:after="180"/>
-      </w:pPr>
-      <w:r>
-        <w:rPr>
-          <w:b w:val="0"/>
-        </w:rPr>
+        <w:pStyle w:val="ListBullet"/>
+      </w:pPr>
+      <w:r>
         <w:t>Current milestone: Evaluate and revise. Compare with your starting method, explain errors and record a justified revision.</w:t>
       </w:r>
     </w:p>
     <w:p>
       <w:pPr>
-        <w:spacing w:line="336" w:lineRule="auto" w:after="180"/>
-      </w:pPr>
-      <w:r>
-        <w:rPr>
-          <w:b w:val="0"/>
-        </w:rPr>
+        <w:pStyle w:val="ListBullet"/>
+      </w:pPr>
+      <w:r>
         <w:t>For the Reproducible AI Research Study, retain an annotated worked trace and the changed-case reasoning. Connect the claim to its records, units and assumptions so another investigator can challenge or reproduce it.</w:t>
       </w:r>
     </w:p>
@@ -1551,12 +1709,438 @@
         <w:pStyle w:val="Heading1"/>
       </w:pPr>
       <w:r>
-        <w:t>14. Supported practice and learning evidence</w:t>
-      </w:r>
-    </w:p>
-    <w:p>
-      <w:r>
-        <w:t>Try the supported questions before comparing with hints and feedback. Record what you repaired and the evidence you retained.</w:t>
+        <w:t>14. Extra practice · Predict,check and repair</w:t>
+      </w:r>
+    </w:p>
+    <w:p>
+      <w:r>
+        <w:t>Keep supported feedback separate from the independent case.</w:t>
+      </w:r>
+    </w:p>
+    <w:p>
+      <w:pPr>
+        <w:pStyle w:val="Heading2"/>
+      </w:pPr>
+      <w:r>
+        <w:t>First supported question and optional hint</w:t>
+      </w:r>
+    </w:p>
+    <w:p>
+      <w:pPr>
+        <w:pStyle w:val="ListBullet"/>
+      </w:pPr>
+      <w:r>
+        <w:t>Govern data by purpose and access. A fictional project needs task scores and random participant codes, but not names.</w:t>
+      </w:r>
+    </w:p>
+    <w:p>
+      <w:pPr>
+        <w:pStyle w:val="Heading3"/>
+      </w:pPr>
+      <w:r>
+        <w:t>Practice 1: explain the deciding evidence</w:t>
+      </w:r>
+    </w:p>
+    <w:p>
+      <w:pPr>
+        <w:pStyle w:val="ListBullet"/>
+      </w:pPr>
+      <w:r>
+        <w:t>Which labelled step matches this detail? Apply the approved deletion schedule to both stores and listed copies.</w:t>
+      </w:r>
+    </w:p>
+    <w:p>
+      <w:pPr>
+        <w:pStyle w:val="ListBullet"/>
+      </w:pPr>
+      <w:r>
+        <w:t>1. Define retention</w:t>
+      </w:r>
+    </w:p>
+    <w:p>
+      <w:pPr>
+        <w:pStyle w:val="ListBullet"/>
+      </w:pPr>
+      <w:r>
+        <w:t>2. Separate tables</w:t>
+      </w:r>
+    </w:p>
+    <w:p>
+      <w:pPr>
+        <w:pStyle w:val="ListBullet"/>
+      </w:pPr>
+      <w:r>
+        <w:t>3. Limit access</w:t>
+      </w:r>
+    </w:p>
+    <w:p>
+      <w:pPr>
+        <w:pStyle w:val="Heading3"/>
+      </w:pPr>
+      <w:r>
+        <w:t>My selected conclusion, deciding fact and explanation</w:t>
+      </w:r>
+    </w:p>
+    <w:p>
+      <w:r>
+        <w:t>________________________________________________________________</w:t>
+      </w:r>
+    </w:p>
+    <w:p>
+      <w:r>
+        <w:t>________________________________________________________________</w:t>
+      </w:r>
+    </w:p>
+    <w:p>
+      <w:r>
+        <w:t>________________________________________________________________</w:t>
+      </w:r>
+    </w:p>
+    <w:p>
+      <w:r>
+        <w:t>________________________________________________________________</w:t>
+      </w:r>
+    </w:p>
+    <w:p>
+      <w:r>
+        <w:t>________________________________________________________________</w:t>
+      </w:r>
+    </w:p>
+    <w:p>
+      <w:pPr>
+        <w:pStyle w:val="ListBullet"/>
+      </w:pPr>
+      <w:r>
+        <w:t>Hint if needed: Read the steps in the pictorial case. Match the supplied detail to the stage that performs or records it.</w:t>
+      </w:r>
+    </w:p>
+    <w:p>
+      <w:pPr>
+        <w:pStyle w:val="Heading2"/>
+      </w:pPr>
+      <w:r>
+        <w:t>Check after the first attempt · reference / check after trying</w:t>
+      </w:r>
+    </w:p>
+    <w:p>
+      <w:pPr>
+        <w:spacing w:line="336" w:lineRule="auto" w:after="180"/>
+      </w:pPr>
+      <w:r>
+        <w:rPr>
+          <w:b w:val="0"/>
+        </w:rPr>
+        <w:t>After your attempt, compare with the supported explanation: Define retention Apply the approved deletion schedule to both stores and listed copies.</w:t>
+      </w:r>
+    </w:p>
+    <w:p>
+      <w:pPr>
+        <w:spacing w:line="336" w:lineRule="auto" w:after="180"/>
+      </w:pPr>
+      <w:r>
+        <w:rPr>
+          <w:b/>
+        </w:rPr>
+        <w:t>Pseudonym</w:t>
+      </w:r>
+      <w:r>
+        <w:rPr>
+          <w:b w:val="0"/>
+        </w:rPr>
+        <w:t>ous codes reduce routine exposure but are not the same as irreversible anonymity. Governance specifies purpose, readers, locations and retention.</w:t>
+      </w:r>
+    </w:p>
+    <w:p>
+      <w:pPr>
+        <w:pStyle w:val="Heading2"/>
+      </w:pPr>
+      <w:r>
+        <w:t>Changed-case question and optional hint</w:t>
+      </w:r>
+    </w:p>
+    <w:p>
+      <w:pPr>
+        <w:pStyle w:val="Heading3"/>
+      </w:pPr>
+      <w:r>
+        <w:t>Practice 2: explain the deciding evidence</w:t>
+      </w:r>
+    </w:p>
+    <w:p>
+      <w:pPr>
+        <w:pStyle w:val="ListBullet"/>
+      </w:pPr>
+      <w:r>
+        <w:t>Changed-case practice: Publish the identity key with the analysis table. Which conclusion is supported by the supplied facts?</w:t>
+      </w:r>
+    </w:p>
+    <w:p>
+      <w:pPr>
+        <w:pStyle w:val="ListBullet"/>
+      </w:pPr>
+      <w:r>
+        <w:t>1. The records become directly linkable to names and breach this access design.</w:t>
+      </w:r>
+    </w:p>
+    <w:p>
+      <w:pPr>
+        <w:pStyle w:val="ListBullet"/>
+      </w:pPr>
+      <w:r>
+        <w:t>2. We can decide the result without examining the changed input or the procedure.</w:t>
+      </w:r>
+    </w:p>
+    <w:p>
+      <w:pPr>
+        <w:pStyle w:val="ListBullet"/>
+      </w:pPr>
+      <w:r>
+        <w:t>3. This one example guarantees correct results for every future input.</w:t>
+      </w:r>
+    </w:p>
+    <w:p>
+      <w:pPr>
+        <w:pStyle w:val="Heading3"/>
+      </w:pPr>
+      <w:r>
+        <w:t>My selected conclusion, deciding fact and explanation</w:t>
+      </w:r>
+    </w:p>
+    <w:p>
+      <w:r>
+        <w:t>________________________________________________________________</w:t>
+      </w:r>
+    </w:p>
+    <w:p>
+      <w:r>
+        <w:t>________________________________________________________________</w:t>
+      </w:r>
+    </w:p>
+    <w:p>
+      <w:r>
+        <w:t>________________________________________________________________</w:t>
+      </w:r>
+    </w:p>
+    <w:p>
+      <w:r>
+        <w:t>________________________________________________________________</w:t>
+      </w:r>
+    </w:p>
+    <w:p>
+      <w:r>
+        <w:t>________________________________________________________________</w:t>
+      </w:r>
+    </w:p>
+    <w:p>
+      <w:pPr>
+        <w:pStyle w:val="ListBullet"/>
+      </w:pPr>
+      <w:r>
+        <w:t>Hint if needed: Use the changed condition and the deciding step in the pictorial trace. The answer must say what follows from those facts.</w:t>
+      </w:r>
+    </w:p>
+    <w:p>
+      <w:pPr>
+        <w:pStyle w:val="Heading2"/>
+      </w:pPr>
+      <w:r>
+        <w:t>Check after the changed attempt · reference / check after trying</w:t>
+      </w:r>
+    </w:p>
+    <w:p>
+      <w:pPr>
+        <w:spacing w:line="336" w:lineRule="auto" w:after="180"/>
+      </w:pPr>
+      <w:r>
+        <w:rPr>
+          <w:b w:val="0"/>
+        </w:rPr>
+        <w:t>After your attempt, compare with the supported explanation: The records become directly linkable to names and breach this access design. Separation only helps while the linkage key remains restricted.</w:t>
+      </w:r>
+    </w:p>
+    <w:p>
+      <w:pPr>
+        <w:pStyle w:val="Heading2"/>
+      </w:pPr>
+      <w:r>
+        <w:t>Repair and retain the record</w:t>
+      </w:r>
+    </w:p>
+    <w:p>
+      <w:pPr>
+        <w:spacing w:line="336" w:lineRule="auto" w:after="180"/>
+      </w:pPr>
+      <w:r>
+        <w:rPr>
+          <w:b w:val="0"/>
+        </w:rPr>
+        <w:t xml:space="preserve">Review Research ethics and consent (ai-7/19). Goal: Explain the </w:t>
+      </w:r>
+      <w:r>
+        <w:rPr>
+          <w:b/>
+        </w:rPr>
+        <w:t>mechanism</w:t>
+      </w:r>
+      <w:r>
+        <w:rPr>
+          <w:b w:val="0"/>
+        </w:rPr>
+        <w:t xml:space="preserve"> and terminology of research ethics and consent. Short practice: Identify which uses the drawing consent permits and excludes.</w:t>
+      </w:r>
+    </w:p>
+    <w:p>
+      <w:pPr>
+        <w:spacing w:line="336" w:lineRule="auto" w:after="180"/>
+      </w:pPr>
+      <w:r>
+        <w:rPr>
+          <w:b w:val="0"/>
+        </w:rPr>
+        <w:t>Can the unrelated project reuse the drawings under this agreement, and what new authorisation would be needed?. Return to this week and explain what you changed.</w:t>
+      </w:r>
+    </w:p>
+    <w:p>
+      <w:pPr>
+        <w:spacing w:line="336" w:lineRule="auto" w:after="180"/>
+      </w:pPr>
+      <w:r>
+        <w:rPr>
+          <w:b w:val="0"/>
+        </w:rPr>
+        <w:t xml:space="preserve">Review Sensitivity analysis (ai-7/17). Goal: Explain the </w:t>
+      </w:r>
+      <w:r>
+        <w:rPr>
+          <w:b/>
+        </w:rPr>
+        <w:t>mechanism</w:t>
+      </w:r>
+      <w:r>
+        <w:rPr>
+          <w:b w:val="0"/>
+        </w:rPr>
+        <w:t xml:space="preserve"> and terminology of sensitivity analysis. Short practice: Classify 0.4, 0.6 and 0.8 at cutoffs 0.5, 0.7 and exactly 0.6.</w:t>
+      </w:r>
+    </w:p>
+    <w:p>
+      <w:pPr>
+        <w:spacing w:line="336" w:lineRule="auto" w:after="180"/>
+      </w:pPr>
+      <w:r>
+        <w:rPr>
+          <w:b w:val="0"/>
+        </w:rPr>
+        <w:t>Which equality rule decides the boundary, and can these unlabelled scores identify the best cutoff?. Return to this week and explain what you changed.</w:t>
+      </w:r>
+    </w:p>
+    <w:p>
+      <w:pPr>
+        <w:spacing w:line="336" w:lineRule="auto" w:after="180"/>
+      </w:pPr>
+      <w:r>
+        <w:rPr>
+          <w:b w:val="0"/>
+        </w:rPr>
+        <w:t xml:space="preserve">Review Statistical tests and assumptions (ai-7/14). Goal: Explain the </w:t>
+      </w:r>
+      <w:r>
+        <w:rPr>
+          <w:b/>
+        </w:rPr>
+        <w:t>mechanism</w:t>
+      </w:r>
+      <w:r>
+        <w:rPr>
+          <w:b w:val="0"/>
+        </w:rPr>
+        <w:t xml:space="preserve"> and terminology of statistical tests and assumptions. Short practice: Calculate each paired difference and the observed sum.</w:t>
+      </w:r>
+    </w:p>
+    <w:p>
+      <w:pPr>
+        <w:spacing w:line="336" w:lineRule="auto" w:after="180"/>
+      </w:pPr>
+      <w:r>
+        <w:rPr>
+          <w:b w:val="0"/>
+        </w:rPr>
+        <w:t>Count null arrangements with absolute sum at least four, compute p, and explain the decision at threshold 0.05.. Return to this week and explain what you changed.</w:t>
+      </w:r>
+    </w:p>
+    <w:p>
+      <w:pPr>
+        <w:spacing w:line="336" w:lineRule="auto" w:after="180"/>
+      </w:pPr>
+      <w:r>
+        <w:rPr>
+          <w:b w:val="0"/>
+        </w:rPr>
+        <w:t xml:space="preserve">Use Download completed work in the hosted lesson to export your answers, reflections, practice feedback and code-run </w:t>
+      </w:r>
+      <w:r>
+        <w:rPr>
+          <w:b/>
+        </w:rPr>
+        <w:t>evidence</w:t>
+      </w:r>
+      <w:r>
+        <w:rPr>
+          <w:b w:val="0"/>
+        </w:rPr>
+        <w:t>. Open the HTML copy to read or print it.</w:t>
+      </w:r>
+    </w:p>
+    <w:p>
+      <w:pPr>
+        <w:spacing w:line="336" w:lineRule="auto" w:after="180"/>
+      </w:pPr>
+      <w:r>
+        <w:rPr>
+          <w:b w:val="0"/>
+        </w:rPr>
+        <w:t>Drafts stay in this browser when storage is available; clear drafts on a shared device.</w:t>
+      </w:r>
+    </w:p>
+    <w:p>
+      <w:pPr>
+        <w:pStyle w:val="Heading3"/>
+      </w:pPr>
+      <w:r>
+        <w:t>What I repaired, the evidence I kept and the next test</w:t>
+      </w:r>
+    </w:p>
+    <w:p>
+      <w:r>
+        <w:t>________________________________________________________________</w:t>
+      </w:r>
+    </w:p>
+    <w:p>
+      <w:r>
+        <w:t>________________________________________________________________</w:t>
+      </w:r>
+    </w:p>
+    <w:p>
+      <w:r>
+        <w:t>________________________________________________________________</w:t>
+      </w:r>
+    </w:p>
+    <w:p>
+      <w:r>
+        <w:t>________________________________________________________________</w:t>
+      </w:r>
+    </w:p>
+    <w:p>
+      <w:r>
+        <w:t>________________________________________________________________</w:t>
+      </w:r>
+    </w:p>
+    <w:p>
+      <w:pPr>
+        <w:pStyle w:val="Heading2"/>
+      </w:pPr>
+      <w:r>
+        <w:t>Earlier wording, alternatives and picture transcripts · reference / check after trying</w:t>
       </w:r>
     </w:p>
     <w:p>
@@ -1572,68 +2156,10 @@
     </w:p>
     <w:p>
       <w:pPr>
-        <w:spacing w:line="336" w:lineRule="auto" w:after="180"/>
-      </w:pPr>
-      <w:r>
-        <w:rPr>
-          <w:b w:val="0"/>
-        </w:rPr>
-        <w:t>Govern data by purpose and access. A fictional project needs task scores and random participant codes, but not names.</w:t>
-      </w:r>
-    </w:p>
-    <w:p>
-      <w:pPr>
         <w:pStyle w:val="Heading3"/>
       </w:pPr>
       <w:r>
-        <w:t>Practice 1: explain the deciding evidence</w:t>
-      </w:r>
-    </w:p>
-    <w:p>
-      <w:pPr>
-        <w:spacing w:line="336" w:lineRule="auto" w:after="180"/>
-      </w:pPr>
-      <w:r>
-        <w:rPr>
-          <w:b w:val="0"/>
-        </w:rPr>
-        <w:t>Which labelled step matches this detail? Apply the approved deletion schedule to both stores and listed copies.</w:t>
-      </w:r>
-    </w:p>
-    <w:p>
-      <w:pPr>
-        <w:spacing w:line="336" w:lineRule="auto" w:after="180"/>
-        <w:shd w:fill="F4F9FC"/>
-      </w:pPr>
-      <w:r>
-        <w:rPr>
-          <w:b w:val="0"/>
-        </w:rPr>
-        <w:t>1. Define retention</w:t>
-      </w:r>
-    </w:p>
-    <w:p>
-      <w:pPr>
-        <w:spacing w:line="336" w:lineRule="auto" w:after="180"/>
-        <w:shd w:fill="F4F9FC"/>
-      </w:pPr>
-      <w:r>
-        <w:rPr>
-          <w:b w:val="0"/>
-        </w:rPr>
-        <w:t>2. Separate tables</w:t>
-      </w:r>
-    </w:p>
-    <w:p>
-      <w:pPr>
-        <w:spacing w:line="336" w:lineRule="auto" w:after="180"/>
-        <w:shd w:fill="F4F9FC"/>
-      </w:pPr>
-      <w:r>
-        <w:rPr>
-          <w:b w:val="0"/>
-        </w:rPr>
-        <w:t>3. Limit access</w:t>
+        <w:t>Repair a missing building block</w:t>
       </w:r>
     </w:p>
     <w:p>
@@ -1641,454 +2167,25 @@
         <w:pStyle w:val="Heading3"/>
       </w:pPr>
       <w:r>
-        <w:t>My selected conclusion, deciding fact and explanation</w:t>
-      </w:r>
-    </w:p>
-    <w:p>
-      <w:r>
-        <w:t>________________________________________________________________</w:t>
-      </w:r>
-    </w:p>
-    <w:p>
-      <w:r>
-        <w:t>________________________________________________________________</w:t>
-      </w:r>
-    </w:p>
-    <w:p>
-      <w:r>
-        <w:t>________________________________________________________________</w:t>
-      </w:r>
-    </w:p>
-    <w:p>
-      <w:r>
-        <w:t>________________________________________________________________</w:t>
-      </w:r>
-    </w:p>
-    <w:p>
-      <w:r>
-        <w:t>________________________________________________________________</w:t>
-      </w:r>
-    </w:p>
-    <w:p>
-      <w:pPr>
-        <w:pStyle w:val="Heading3"/>
-      </w:pPr>
-      <w:r>
-        <w:t>Hint · try first</w:t>
-      </w:r>
-    </w:p>
-    <w:p>
-      <w:pPr>
-        <w:spacing w:line="336" w:lineRule="auto" w:after="180"/>
-        <w:shd w:fill="F1F6F8"/>
-      </w:pPr>
-      <w:r>
-        <w:rPr>
-          <w:b w:val="0"/>
-        </w:rPr>
-        <w:t>Hint if needed: Read the steps in the pictorial case. Match the supplied detail to the stage that performs or records it.</w:t>
-      </w:r>
-    </w:p>
-    <w:p>
-      <w:pPr>
-        <w:pStyle w:val="Heading3"/>
-      </w:pPr>
-      <w:r>
-        <w:t>Feedback · compare after trying</w:t>
-      </w:r>
-    </w:p>
-    <w:p>
-      <w:pPr>
-        <w:spacing w:line="336" w:lineRule="auto" w:after="180"/>
-        <w:shd w:fill="F1F6FC"/>
-      </w:pPr>
-      <w:r>
-        <w:rPr>
-          <w:b w:val="0"/>
-        </w:rPr>
-        <w:t>After your attempt, compare with the supported explanation: Define retention Apply the approved deletion schedule to both stores and listed copies.</w:t>
-      </w:r>
-    </w:p>
-    <w:p>
-      <w:pPr>
-        <w:spacing w:line="336" w:lineRule="auto" w:after="180"/>
-        <w:shd w:fill="F1F6FC"/>
-      </w:pPr>
-      <w:r>
-        <w:rPr>
-          <w:b/>
-        </w:rPr>
-        <w:t>Pseudonym</w:t>
-      </w:r>
-      <w:r>
-        <w:rPr>
-          <w:b w:val="0"/>
-        </w:rPr>
-        <w:t>ous codes reduce routine exposure but are not the same as irreversible anonymity. Governance specifies purpose, readers, locations and retention.</w:t>
-      </w:r>
-    </w:p>
-    <w:p>
-      <w:pPr>
-        <w:pStyle w:val="Heading3"/>
-      </w:pPr>
-      <w:r>
-        <w:t>Practice 2: explain the deciding evidence</w:t>
-      </w:r>
-    </w:p>
-    <w:p>
-      <w:pPr>
-        <w:pStyle w:val="Heading3"/>
-      </w:pPr>
-      <w:r>
-        <w:t>Changed case · predict first</w:t>
-      </w:r>
-    </w:p>
-    <w:p>
-      <w:pPr>
-        <w:spacing w:line="336" w:lineRule="auto" w:after="180"/>
-        <w:shd w:fill="F5F1FB"/>
-      </w:pPr>
-      <w:r>
-        <w:rPr>
-          <w:b w:val="0"/>
-        </w:rPr>
-        <w:t>Changed-case practice: Publish the identity key with the analysis table. Which conclusion is supported by the supplied facts?</w:t>
-      </w:r>
-    </w:p>
-    <w:p>
-      <w:pPr>
-        <w:spacing w:line="336" w:lineRule="auto" w:after="180"/>
-        <w:shd w:fill="F4F9FC"/>
-      </w:pPr>
-      <w:r>
-        <w:rPr>
-          <w:b w:val="0"/>
-        </w:rPr>
-        <w:t>1. The records become directly linkable to names and breach this access design.</w:t>
-      </w:r>
-    </w:p>
-    <w:p>
-      <w:pPr>
-        <w:spacing w:line="336" w:lineRule="auto" w:after="180"/>
-        <w:shd w:fill="F4F9FC"/>
-      </w:pPr>
-      <w:r>
-        <w:rPr>
-          <w:b w:val="0"/>
-        </w:rPr>
-        <w:t xml:space="preserve">2. We can decide the result without examining the changed </w:t>
-      </w:r>
-      <w:r>
-        <w:rPr>
-          <w:b/>
-        </w:rPr>
-        <w:t>input</w:t>
-      </w:r>
-      <w:r>
-        <w:rPr>
-          <w:b w:val="0"/>
-        </w:rPr>
-        <w:t xml:space="preserve"> or the procedure.</w:t>
-      </w:r>
-    </w:p>
-    <w:p>
-      <w:pPr>
-        <w:spacing w:line="336" w:lineRule="auto" w:after="180"/>
-        <w:shd w:fill="F4F9FC"/>
-      </w:pPr>
-      <w:r>
-        <w:rPr>
-          <w:b w:val="0"/>
-        </w:rPr>
-        <w:t xml:space="preserve">3. This one example guarantees correct results for every future </w:t>
-      </w:r>
-      <w:r>
-        <w:rPr>
-          <w:b/>
-        </w:rPr>
-        <w:t>input</w:t>
-      </w:r>
-      <w:r>
-        <w:rPr>
-          <w:b w:val="0"/>
-        </w:rPr>
-        <w:t>.</w:t>
-      </w:r>
-    </w:p>
-    <w:p>
-      <w:pPr>
-        <w:pStyle w:val="Heading3"/>
-      </w:pPr>
-      <w:r>
-        <w:t>My selected conclusion, deciding fact and explanation</w:t>
-      </w:r>
-    </w:p>
-    <w:p>
-      <w:r>
-        <w:t>________________________________________________________________</w:t>
-      </w:r>
-    </w:p>
-    <w:p>
-      <w:r>
-        <w:t>________________________________________________________________</w:t>
-      </w:r>
-    </w:p>
-    <w:p>
-      <w:r>
-        <w:t>________________________________________________________________</w:t>
-      </w:r>
-    </w:p>
-    <w:p>
-      <w:r>
-        <w:t>________________________________________________________________</w:t>
-      </w:r>
-    </w:p>
-    <w:p>
-      <w:r>
-        <w:t>________________________________________________________________</w:t>
-      </w:r>
-    </w:p>
-    <w:p>
-      <w:pPr>
-        <w:pStyle w:val="Heading3"/>
-      </w:pPr>
-      <w:r>
-        <w:t>Hint · try first</w:t>
-      </w:r>
-    </w:p>
-    <w:p>
-      <w:pPr>
-        <w:spacing w:line="336" w:lineRule="auto" w:after="180"/>
-        <w:shd w:fill="F1F6F8"/>
-      </w:pPr>
-      <w:r>
-        <w:rPr>
-          <w:b w:val="0"/>
-        </w:rPr>
-        <w:t>Hint if needed: Use the changed condition and the deciding step in the pictorial trace. The answer must say what follows from those facts.</w:t>
-      </w:r>
-    </w:p>
-    <w:p>
-      <w:pPr>
-        <w:pStyle w:val="Heading3"/>
-      </w:pPr>
-      <w:r>
-        <w:t>Feedback · compare after trying</w:t>
-      </w:r>
-    </w:p>
-    <w:p>
-      <w:pPr>
-        <w:spacing w:line="336" w:lineRule="auto" w:after="180"/>
-        <w:shd w:fill="F1F6FC"/>
-      </w:pPr>
-      <w:r>
-        <w:rPr>
-          <w:b w:val="0"/>
-        </w:rPr>
-        <w:t>After your attempt, compare with the supported explanation: The records become directly linkable to names and breach this access design. Separation only helps while the linkage key remains restricted.</w:t>
-      </w:r>
-    </w:p>
-    <w:p>
-      <w:pPr>
-        <w:pStyle w:val="Heading3"/>
-      </w:pPr>
-      <w:r>
-        <w:t>Repair a missing building block</w:t>
-      </w:r>
-    </w:p>
-    <w:p>
-      <w:pPr>
-        <w:spacing w:line="336" w:lineRule="auto" w:after="180"/>
-      </w:pPr>
-      <w:r>
-        <w:rPr>
-          <w:b w:val="0"/>
-        </w:rPr>
-        <w:t xml:space="preserve">Review Research ethics and consent (ai-7/19). Goal: Explain the </w:t>
-      </w:r>
-      <w:r>
-        <w:rPr>
-          <w:b/>
-        </w:rPr>
-        <w:t>mechanism</w:t>
-      </w:r>
-      <w:r>
-        <w:rPr>
-          <w:b w:val="0"/>
-        </w:rPr>
-        <w:t xml:space="preserve"> and terminology of research ethics and consent. Short practice: Identify which uses the drawing consent permits and excludes.</w:t>
-      </w:r>
-    </w:p>
-    <w:p>
-      <w:pPr>
-        <w:spacing w:line="336" w:lineRule="auto" w:after="180"/>
-      </w:pPr>
-      <w:r>
-        <w:rPr>
-          <w:b w:val="0"/>
-        </w:rPr>
-        <w:t>Can the unrelated project reuse the drawings under this agreement, and what new authorisation would be needed?. Return to this week and explain what you changed.</w:t>
-      </w:r>
-    </w:p>
-    <w:p>
-      <w:pPr>
-        <w:spacing w:line="336" w:lineRule="auto" w:after="180"/>
-      </w:pPr>
-      <w:r>
-        <w:rPr>
-          <w:b w:val="0"/>
-        </w:rPr>
-        <w:t xml:space="preserve">Review Sensitivity analysis (ai-7/17). Goal: Explain the </w:t>
-      </w:r>
-      <w:r>
-        <w:rPr>
-          <w:b/>
-        </w:rPr>
-        <w:t>mechanism</w:t>
-      </w:r>
-      <w:r>
-        <w:rPr>
-          <w:b w:val="0"/>
-        </w:rPr>
-        <w:t xml:space="preserve"> and terminology of sensitivity analysis. Short practice: Classify 0.4, 0.6 and 0.8 at cutoffs 0.5, 0.7 and exactly 0.6.</w:t>
-      </w:r>
-    </w:p>
-    <w:p>
-      <w:pPr>
-        <w:spacing w:line="336" w:lineRule="auto" w:after="180"/>
-      </w:pPr>
-      <w:r>
-        <w:rPr>
-          <w:b w:val="0"/>
-        </w:rPr>
-        <w:t>Which equality rule decides the boundary, and can these unlabelled scores identify the best cutoff?. Return to this week and explain what you changed.</w:t>
-      </w:r>
-    </w:p>
-    <w:p>
-      <w:pPr>
-        <w:spacing w:line="336" w:lineRule="auto" w:after="180"/>
-      </w:pPr>
-      <w:r>
-        <w:rPr>
-          <w:b w:val="0"/>
-        </w:rPr>
-        <w:t xml:space="preserve">Review Statistical tests and assumptions (ai-7/14). Goal: Explain the </w:t>
-      </w:r>
-      <w:r>
-        <w:rPr>
-          <w:b/>
-        </w:rPr>
-        <w:t>mechanism</w:t>
-      </w:r>
-      <w:r>
-        <w:rPr>
-          <w:b w:val="0"/>
-        </w:rPr>
-        <w:t xml:space="preserve"> and terminology of statistical tests and assumptions. Short practice: Calculate each paired difference and the observed sum.</w:t>
-      </w:r>
-    </w:p>
-    <w:p>
-      <w:pPr>
-        <w:spacing w:line="336" w:lineRule="auto" w:after="180"/>
-      </w:pPr>
-      <w:r>
-        <w:rPr>
-          <w:b w:val="0"/>
-        </w:rPr>
-        <w:t>Count null arrangements with absolute sum at least four, compute p, and explain the decision at threshold 0.05.. Return to this week and explain what you changed.</w:t>
-      </w:r>
-    </w:p>
-    <w:p>
-      <w:pPr>
-        <w:pStyle w:val="Heading3"/>
-      </w:pPr>
-      <w:r>
         <w:t>Keep your completed work</w:t>
       </w:r>
     </w:p>
     <w:p>
       <w:pPr>
-        <w:spacing w:line="336" w:lineRule="auto" w:after="180"/>
-      </w:pPr>
-      <w:r>
-        <w:rPr>
-          <w:b w:val="0"/>
-        </w:rPr>
-        <w:t xml:space="preserve">Use Download completed work in the hosted lesson to export your answers, reflections, practice feedback and code-run </w:t>
-      </w:r>
-      <w:r>
-        <w:rPr>
-          <w:b/>
-        </w:rPr>
-        <w:t>evidence</w:t>
-      </w:r>
-      <w:r>
-        <w:rPr>
-          <w:b w:val="0"/>
-        </w:rPr>
-        <w:t>. Open the HTML copy to read or print it.</w:t>
-      </w:r>
-    </w:p>
-    <w:p>
-      <w:pPr>
-        <w:spacing w:line="336" w:lineRule="auto" w:after="180"/>
-      </w:pPr>
-      <w:r>
-        <w:rPr>
-          <w:b w:val="0"/>
-        </w:rPr>
-        <w:t>Drafts stay in this browser when storage is available; clear drafts on a shared device.</w:t>
-      </w:r>
-    </w:p>
-    <w:p>
-      <w:pPr>
-        <w:pStyle w:val="Heading3"/>
-      </w:pPr>
-      <w:r>
-        <w:t>What I repaired, the evidence I kept and the next test</w:t>
-      </w:r>
-    </w:p>
-    <w:p>
-      <w:r>
-        <w:t>________________________________________________________________</w:t>
-      </w:r>
-    </w:p>
-    <w:p>
-      <w:r>
-        <w:t>________________________________________________________________</w:t>
-      </w:r>
-    </w:p>
-    <w:p>
-      <w:r>
-        <w:t>________________________________________________________________</w:t>
-      </w:r>
-    </w:p>
-    <w:p>
-      <w:r>
-        <w:t>________________________________________________________________</w:t>
-      </w:r>
-    </w:p>
-    <w:p>
-      <w:r>
-        <w:t>________________________________________________________________</w:t>
-      </w:r>
-    </w:p>
-    <w:p>
-      <w:pPr>
         <w:pStyle w:val="Heading1"/>
       </w:pPr>
       <w:r>
-        <w:t>15. Visual concept journey</w:t>
-      </w:r>
-    </w:p>
-    <w:p>
-      <w:r>
-        <w:t>Explain each Privacy and data governance picture from its labels, then record a relevant limit.</w:t>
-      </w:r>
-    </w:p>
-    <w:p>
-      <w:pPr>
-        <w:pStyle w:val="Heading3"/>
+        <w:t>15. Reference · Six-picture response sheets</w:t>
+      </w:r>
+    </w:p>
+    <w:p>
+      <w:r>
+        <w:t>Choose the picture that helps explain the current step.</w:t>
+      </w:r>
+    </w:p>
+    <w:p>
+      <w:pPr>
+        <w:pStyle w:val="Heading2"/>
       </w:pPr>
       <w:r>
         <w:t>01. Privacy and data governance: the case</w:t>
@@ -2099,7 +2196,7 @@
         <w:drawing>
           <wp:inline xmlns:a="http://schemas.openxmlformats.org/drawingml/2006/main" xmlns:pic="http://schemas.openxmlformats.org/drawingml/2006/picture">
             <wp:extent cx="5486400" cy="2834640"/>
-            <wp:docPr id="2" name="Picture 2" descr="Govern data by purpose and access. A fictional project needs task scores and random participant codes, but not names. Supplied facts: The analysis table holds codes and scores. A separate restricted key links codes to names only for authorised withdrawal handling."/>
+            <wp:docPr id="3" name="Picture 3" descr="Govern data by purpose and access. A fictional project needs task scores and random participant codes, but not names. Supplied facts: The analysis table holds codes and scores. A separate restricted key links codes to names only for authorised withdrawal handling."/>
             <wp:cNvGraphicFramePr>
               <a:graphicFrameLocks noChangeAspect="1"/>
             </wp:cNvGraphicFramePr>
@@ -2111,7 +2208,7 @@
                     <pic:cNvPicPr/>
                   </pic:nvPicPr>
                   <pic:blipFill>
-                    <a:blip r:embed="rId10"/>
+                    <a:blip r:embed="rId11"/>
                     <a:stretch>
                       <a:fillRect/>
                     </a:stretch>
@@ -2155,7 +2252,6 @@
     <w:p>
       <w:pPr>
         <w:spacing w:line="336" w:lineRule="auto" w:after="180"/>
-        <w:shd w:fill="F5F1FB"/>
       </w:pPr>
       <w:r>
         <w:rPr>
@@ -2194,7 +2290,7 @@
     </w:p>
     <w:p>
       <w:pPr>
-        <w:pStyle w:val="Heading3"/>
+        <w:pStyle w:val="Heading2"/>
       </w:pPr>
       <w:r>
         <w:t>02. Follow the deciding steps</w:t>
@@ -2205,7 +2301,7 @@
         <w:drawing>
           <wp:inline xmlns:a="http://schemas.openxmlformats.org/drawingml/2006/main" xmlns:pic="http://schemas.openxmlformats.org/drawingml/2006/picture">
             <wp:extent cx="5486400" cy="3182112"/>
-            <wp:docPr id="3" name="Picture 3" descr="Separate tables: Keep analysis records apart from the identity key. → Limit access: Analysts receive scores and codes, not the name linkage. → Define retention: Apply the approved deletion schedule to both stores and listed copies."/>
+            <wp:docPr id="4" name="Picture 4" descr="Separate tables: Keep analysis records apart from the identity key. → Limit access: Analysts receive scores and codes, not the name linkage. → Define retention: Apply the approved deletion schedule to both stores and listed copies."/>
             <wp:cNvGraphicFramePr>
               <a:graphicFrameLocks noChangeAspect="1"/>
             </wp:cNvGraphicFramePr>
@@ -2217,7 +2313,7 @@
                     <pic:cNvPicPr/>
                   </pic:nvPicPr>
                   <pic:blipFill>
-                    <a:blip r:embed="rId11"/>
+                    <a:blip r:embed="rId12"/>
                     <a:stretch>
                       <a:fillRect/>
                     </a:stretch>
@@ -2250,7 +2346,6 @@
     <w:p>
       <w:pPr>
         <w:spacing w:line="336" w:lineRule="auto" w:after="180"/>
-        <w:shd w:fill="F5F1FB"/>
       </w:pPr>
       <w:r>
         <w:rPr>
@@ -2301,7 +2396,7 @@
     </w:p>
     <w:p>
       <w:pPr>
-        <w:pStyle w:val="Heading3"/>
+        <w:pStyle w:val="Heading2"/>
       </w:pPr>
       <w:r>
         <w:t>03. Keep analysis records separate from the identity key</w:t>
@@ -2312,7 +2407,7 @@
         <w:drawing>
           <wp:inline xmlns:a="http://schemas.openxmlformats.org/drawingml/2006/main" xmlns:pic="http://schemas.openxmlformats.org/drawingml/2006/picture">
             <wp:extent cx="5486400" cy="3520440"/>
-            <wp:docPr id="4" name="Picture 4" descr="Analysts receive random participant codes and scores. A separate restricted key links codes to names only for authorised withdrawal handling. Keeping the key restricted reduces exposure; it does not guarantee anonymity."/>
+            <wp:docPr id="5" name="Picture 5" descr="Analysts receive random participant codes and scores. A separate restricted key links codes to names only for authorised withdrawal handling. Keeping the key restricted reduces exposure; it does not guarantee anonymity."/>
             <wp:cNvGraphicFramePr>
               <a:graphicFrameLocks noChangeAspect="1"/>
             </wp:cNvGraphicFramePr>
@@ -2324,7 +2419,7 @@
                     <pic:cNvPicPr/>
                   </pic:nvPicPr>
                   <pic:blipFill>
-                    <a:blip r:embed="rId12"/>
+                    <a:blip r:embed="rId13"/>
                     <a:stretch>
                       <a:fillRect/>
                     </a:stretch>
@@ -2357,7 +2452,6 @@
     <w:p>
       <w:pPr>
         <w:spacing w:line="336" w:lineRule="auto" w:after="180"/>
-        <w:shd w:fill="F5F1FB"/>
       </w:pPr>
       <w:r>
         <w:rPr>
@@ -2396,7 +2490,7 @@
     </w:p>
     <w:p>
       <w:pPr>
-        <w:pStyle w:val="Heading3"/>
+        <w:pStyle w:val="Heading2"/>
       </w:pPr>
       <w:r>
         <w:t>04. Change one thing. Trace what follows.</w:t>
@@ -2407,7 +2501,7 @@
         <w:drawing>
           <wp:inline xmlns:a="http://schemas.openxmlformats.org/drawingml/2006/main" xmlns:pic="http://schemas.openxmlformats.org/drawingml/2006/picture">
             <wp:extent cx="5486400" cy="3026664"/>
-            <wp:docPr id="5" name="Picture 5" descr="Original case: Apply the approved deletion schedule to both stores and listed copies. Changed condition: Publish the identity key with the analysis table. Expected result: The records become directly linkable to names and breach this access design. Reason: Separation only helps while the linkage key remains restricted."/>
+            <wp:docPr id="6" name="Picture 6" descr="Original case: Apply the approved deletion schedule to both stores and listed copies. Changed condition: Publish the identity key with the analysis table. Expected result: The records become directly linkable to names and breach this access design. Reason: Separation only helps while the linkage key remains restricted."/>
             <wp:cNvGraphicFramePr>
               <a:graphicFrameLocks noChangeAspect="1"/>
             </wp:cNvGraphicFramePr>
@@ -2419,7 +2513,7 @@
                     <pic:cNvPicPr/>
                   </pic:nvPicPr>
                   <pic:blipFill>
-                    <a:blip r:embed="rId13"/>
+                    <a:blip r:embed="rId14"/>
                     <a:stretch>
                       <a:fillRect/>
                     </a:stretch>
@@ -2463,7 +2557,6 @@
     <w:p>
       <w:pPr>
         <w:spacing w:line="336" w:lineRule="auto" w:after="180"/>
-        <w:shd w:fill="F5F1FB"/>
       </w:pPr>
       <w:r>
         <w:rPr>
@@ -2502,7 +2595,7 @@
     </w:p>
     <w:p>
       <w:pPr>
-        <w:pStyle w:val="Heading3"/>
+        <w:pStyle w:val="Heading2"/>
       </w:pPr>
       <w:r>
         <w:t>05. Connect the explanation to its limit</w:t>
@@ -2513,7 +2606,7 @@
         <w:drawing>
           <wp:inline xmlns:a="http://schemas.openxmlformats.org/drawingml/2006/main" xmlns:pic="http://schemas.openxmlformats.org/drawingml/2006/picture">
             <wp:extent cx="5486400" cy="2834640"/>
-            <wp:docPr id="6" name="Picture 6" descr="Pseudonymous codes reduce routine exposure but are not the same as irreversible anonymity. Governance specifies purpose, readers, locations and retention. Limit: Small groups or unusual records may still be identifiable without names; evaluate re-identification risk."/>
+            <wp:docPr id="7" name="Picture 7" descr="Pseudonymous codes reduce routine exposure but are not the same as irreversible anonymity. Governance specifies purpose, readers, locations and retention. Limit: Small groups or unusual records may still be identifiable without names; evaluate re-identification risk."/>
             <wp:cNvGraphicFramePr>
               <a:graphicFrameLocks noChangeAspect="1"/>
             </wp:cNvGraphicFramePr>
@@ -2525,7 +2618,7 @@
                     <pic:cNvPicPr/>
                   </pic:nvPicPr>
                   <pic:blipFill>
-                    <a:blip r:embed="rId14"/>
+                    <a:blip r:embed="rId15"/>
                     <a:stretch>
                       <a:fillRect/>
                     </a:stretch>
@@ -2575,7 +2668,6 @@
     <w:p>
       <w:pPr>
         <w:spacing w:line="336" w:lineRule="auto" w:after="180"/>
-        <w:shd w:fill="F5F1FB"/>
       </w:pPr>
       <w:r>
         <w:rPr>
@@ -2614,7 +2706,7 @@
     </w:p>
     <w:p>
       <w:pPr>
-        <w:pStyle w:val="Heading3"/>
+        <w:pStyle w:val="Heading2"/>
       </w:pPr>
       <w:r>
         <w:t>06. Make the idea visible in your project</w:t>
@@ -2625,7 +2717,7 @@
         <w:drawing>
           <wp:inline xmlns:a="http://schemas.openxmlformats.org/drawingml/2006/main" xmlns:pic="http://schemas.openxmlformats.org/drawingml/2006/picture">
             <wp:extent cx="5486400" cy="3681984"/>
-            <wp:docPr id="7" name="Picture 7" descr="For the Reproducible AI Research Study, retain an annotated worked trace and the changed-case reasoning. Connect the claim to its records, units and assumptions so another investigator can challenge or reproduce it. Draw your input, deciding step, result and limit. Supported question: Point to the analysis table and the restricted identity key. Why are the codes pseudonymous rather than guaranteed anonymous, and what changes if the key is published?"/>
+            <wp:docPr id="8" name="Picture 8" descr="For the Reproducible AI Research Study, retain an annotated worked trace and the changed-case reasoning. Connect the claim to its records, units and assumptions so another investigator can challenge or reproduce it. Draw your input, deciding step, result and limit. Supported question: Point to the analysis table and the restricted identity key. Why are the codes pseudonymous rather than guaranteed anonymous, and what changes if the key is published?"/>
             <wp:cNvGraphicFramePr>
               <a:graphicFrameLocks noChangeAspect="1"/>
             </wp:cNvGraphicFramePr>
@@ -2637,7 +2729,7 @@
                     <pic:cNvPicPr/>
                   </pic:nvPicPr>
                   <pic:blipFill>
-                    <a:blip r:embed="rId15"/>
+                    <a:blip r:embed="rId16"/>
                     <a:stretch>
                       <a:fillRect/>
                     </a:stretch>
@@ -2716,7 +2808,6 @@
     <w:p>
       <w:pPr>
         <w:spacing w:line="336" w:lineRule="auto" w:after="180"/>
-        <w:shd w:fill="F5F1FB"/>
       </w:pPr>
       <w:r>
         <w:rPr>
@@ -2763,6 +2854,62 @@
     <w:p>
       <w:r>
         <w:t>________________________________________________________________</w:t>
+      </w:r>
+    </w:p>
+    <w:p>
+      <w:pPr>
+        <w:pStyle w:val="Heading2"/>
+      </w:pPr>
+      <w:r>
+        <w:t>Earlier wording, alternatives and picture transcripts · reference / check after trying</w:t>
+      </w:r>
+    </w:p>
+    <w:p>
+      <w:pPr>
+        <w:pStyle w:val="Heading3"/>
+      </w:pPr>
+      <w:r>
+        <w:t>01. Privacy and data governance: the case</w:t>
+      </w:r>
+    </w:p>
+    <w:p>
+      <w:pPr>
+        <w:pStyle w:val="Heading3"/>
+      </w:pPr>
+      <w:r>
+        <w:t>02. Follow the deciding steps</w:t>
+      </w:r>
+    </w:p>
+    <w:p>
+      <w:pPr>
+        <w:pStyle w:val="Heading3"/>
+      </w:pPr>
+      <w:r>
+        <w:t>03. Keep analysis records separate from the identity key</w:t>
+      </w:r>
+    </w:p>
+    <w:p>
+      <w:pPr>
+        <w:pStyle w:val="Heading3"/>
+      </w:pPr>
+      <w:r>
+        <w:t>04. Change one thing. Trace what follows.</w:t>
+      </w:r>
+    </w:p>
+    <w:p>
+      <w:pPr>
+        <w:pStyle w:val="Heading3"/>
+      </w:pPr>
+      <w:r>
+        <w:t>05. Connect the explanation to its limit</w:t>
+      </w:r>
+    </w:p>
+    <w:p>
+      <w:pPr>
+        <w:pStyle w:val="Heading3"/>
+      </w:pPr>
+      <w:r>
+        <w:t>06. Make the idea visible in your project</w:t>
       </w:r>
     </w:p>
     <w:sectPr>
